--- a/public/files/Certification.docx
+++ b/public/files/Certification.docx
@@ -1,15 +1,16 @@
 
 <file path=word/document.xml><?xml version="1.0" encoding="utf-8"?>
-<w:document xmlns:wpc="http://schemas.microsoft.com/office/word/2010/wordprocessingCanvas" xmlns:cx="http://schemas.microsoft.com/office/drawing/2014/chartex" xmlns:cx1="http://schemas.microsoft.com/office/drawing/2015/9/8/chartex" xmlns:cx2="http://schemas.microsoft.com/office/drawing/2015/10/21/chartex" xmlns:cx3="http://schemas.microsoft.com/office/drawing/2016/5/9/chartex" xmlns:cx4="http://schemas.microsoft.com/office/drawing/2016/5/10/chartex" xmlns:cx5="http://schemas.microsoft.com/office/drawing/2016/5/11/chartex" xmlns:cx6="http://schemas.microsoft.com/office/drawing/2016/5/12/chartex" xmlns:cx7="http://schemas.microsoft.com/office/drawing/2016/5/13/chartex" xmlns:cx8="http://schemas.microsoft.com/office/drawing/2016/5/14/chartex" xmlns:mc="http://schemas.openxmlformats.org/markup-compatibility/2006" xmlns:aink="http://schemas.microsoft.com/office/drawing/2016/ink" xmlns:am3d="http://schemas.microsoft.com/office/drawing/2017/model3d" xmlns:o="urn:schemas-microsoft-com:office:office" xmlns:oel="http://schemas.microsoft.com/office/2019/extlst" xmlns:r="http://schemas.openxmlformats.org/officeDocument/2006/relationships" xmlns:m="http://schemas.openxmlformats.org/officeDocument/2006/math" xmlns:v="urn:schemas-microsoft-com:vml" xmlns:wp14="http://schemas.microsoft.com/office/word/2010/wordprocessingDrawing" xmlns:wp="http://schemas.openxmlformats.org/drawingml/2006/wordprocessingDrawing" xmlns:w10="urn:schemas-microsoft-com:office:word" xmlns:w="http://schemas.openxmlformats.org/wordprocessingml/2006/main" xmlns:w14="http://schemas.microsoft.com/office/word/2010/wordml" xmlns:w15="http://schemas.microsoft.com/office/word/2012/wordml" xmlns:w16cex="http://schemas.microsoft.com/office/word/2018/wordml/cex" xmlns:w16cid="http://schemas.microsoft.com/office/word/2016/wordml/cid" xmlns:w16="http://schemas.microsoft.com/office/word/2018/wordml" xmlns:w16du="http://schemas.microsoft.com/office/word/2023/wordml/word16du" xmlns:w16sdtdh="http://schemas.microsoft.com/office/word/2020/wordml/sdtdatahash" xmlns:w16sdtfl="http://schemas.microsoft.com/office/word/2024/wordml/sdtformatlock" xmlns:w16se="http://schemas.microsoft.com/office/word/2015/wordml/symex" xmlns:wpg="http://schemas.microsoft.com/office/word/2010/wordprocessingGroup" xmlns:wpi="http://schemas.microsoft.com/office/word/2010/wordprocessingInk" xmlns:wne="http://schemas.microsoft.com/office/word/2006/wordml" xmlns:wps="http://schemas.microsoft.com/office/word/2010/wordprocessingShape" mc:Ignorable="w14 w15 w16se w16cid w16 w16cex w16sdtdh w16sdtfl w16du wp14">
+<w:document xmlns:wpc="http://schemas.microsoft.com/office/word/2010/wordprocessingCanvas" xmlns:mc="http://schemas.openxmlformats.org/markup-compatibility/2006" xmlns:o="urn:schemas-microsoft-com:office:office" xmlns:r="http://schemas.openxmlformats.org/officeDocument/2006/relationships" xmlns:m="http://schemas.openxmlformats.org/officeDocument/2006/math" xmlns:v="urn:schemas-microsoft-com:vml" xmlns:wp14="http://schemas.microsoft.com/office/word/2010/wordprocessingDrawing" xmlns:wp="http://schemas.openxmlformats.org/drawingml/2006/wordprocessingDrawing" xmlns:w="http://schemas.openxmlformats.org/wordprocessingml/2006/main" xmlns:w14="http://schemas.microsoft.com/office/word/2010/wordml" xmlns:w10="urn:schemas-microsoft-com:office:word" xmlns:w15="http://schemas.microsoft.com/office/word/2012/wordml" xmlns:wpg="http://schemas.microsoft.com/office/word/2010/wordprocessingGroup" xmlns:wpi="http://schemas.microsoft.com/office/word/2010/wordprocessingInk" xmlns:wne="http://schemas.microsoft.com/office/word/2006/wordml" xmlns:wps="http://schemas.microsoft.com/office/word/2010/wordprocessingShape" xmlns:wpsCustomData="http://www.wps.cn/officeDocument/2013/wpsCustomData" mc:Ignorable="w14 w15 wp14">
   <w:body>
     <w:p>
       <w:pPr>
-        <w:spacing w:line="240" w:lineRule="auto"/>
-        <w:ind w:firstLine="720"/>
-        <w:rPr>
-          <w:lang w:val="en-US"/>
-        </w:rPr>
-      </w:pPr>
+        <w:spacing w:after="0" w:line="240" w:lineRule="auto"/>
+        <w:rPr>
+          <w:lang w:val="en-US"/>
+        </w:rPr>
+      </w:pPr>
+      <w:bookmarkStart w:id="0" w:name="_GoBack"/>
+      <w:bookmarkEnd w:id="0"/>
     </w:p>
     <w:p>
       <w:pPr>
@@ -28,13 +29,6 @@
         <w:rPr>
           <w:lang w:val="en-US"/>
         </w:rPr>
-        <w:br w:type="page"/>
-      </w:r>
-      <w:r>
-        <w:rPr>
-          <w:lang w:val="en-US"/>
-        </w:rPr>
-        <w:lastRenderedPageBreak/>
         <w:t xml:space="preserve">                                                                                                                                             </w:t>
       </w:r>
       <w:r>
@@ -144,47 +138,7 @@
           <w:szCs w:val="24"/>
           <w:lang w:val="en-US"/>
         </w:rPr>
-        <w:t xml:space="preserve">   This is to certify that Mr/Ms.</w:t>
-      </w:r>
-      <w:r>
-        <w:rPr>
-          <w:b/>
-          <w:bCs/>
-          <w:sz w:val="24"/>
-          <w:szCs w:val="24"/>
-          <w:lang w:val="en-US"/>
-        </w:rPr>
-        <w:t>JIRAH JALAYAJAY ARIMALA</w:t>
-      </w:r>
-      <w:r>
-        <w:rPr>
-          <w:b/>
-          <w:bCs/>
-          <w:sz w:val="24"/>
-          <w:szCs w:val="24"/>
-          <w:lang w:val="en-US"/>
-        </w:rPr>
-        <w:t xml:space="preserve"> a resident of Purok </w:t>
-      </w:r>
-      <w:r>
-        <w:rPr>
-          <w:b/>
-          <w:bCs/>
-          <w:sz w:val="24"/>
-          <w:szCs w:val="24"/>
-          <w:lang w:val="en-US"/>
-        </w:rPr>
-        <w:t>2</w:t>
-      </w:r>
-      <w:r>
-        <w:rPr>
-          <w:b/>
-          <w:bCs/>
-          <w:sz w:val="24"/>
-          <w:szCs w:val="24"/>
-          <w:lang w:val="en-US"/>
-        </w:rPr>
-        <w:t>, Barangay Guin-on, Calbayog City, Samar, for 5 years/month, is a qualified availee of RA 11261 or the FIRST TIME JOBSEEKER Act of 2019.</w:t>
+        <w:t xml:space="preserve">   This is to certify that Mr/Ms.MAIKA DELA CRUZ MERILLES a resident of Purok 4, Barangay Guin-on, Calbayog City, Samar, for 5 years/month, is a qualified availee of RA 11261 or the FIRST TIME JOBSEEKER Act of 2019.</w:t>
       </w:r>
     </w:p>
     <w:p>
@@ -420,6 +374,15 @@
           <w:lang w:val="en-US"/>
         </w:rPr>
         <w:tab/>
+      </w:r>
+      <w:r>
+        <w:rPr>
+          <w:b/>
+          <w:bCs/>
+          <w:sz w:val="24"/>
+          <w:szCs w:val="24"/>
+          <w:lang w:val="en-US"/>
+        </w:rPr>
         <w:t>Punong Barangay</w:t>
       </w:r>
     </w:p>
@@ -466,6 +429,15 @@
           <w:lang w:val="en-US"/>
         </w:rPr>
         <w:tab/>
+      </w:r>
+      <w:r>
+        <w:rPr>
+          <w:b/>
+          <w:bCs/>
+          <w:sz w:val="24"/>
+          <w:szCs w:val="24"/>
+          <w:lang w:val="en-US"/>
+        </w:rPr>
         <w:t xml:space="preserve">                       OCTOBER 06, 2025</w:t>
       </w:r>
     </w:p>
@@ -797,886 +769,21 @@
         </w:rPr>
       </w:pPr>
     </w:p>
-    <w:p>
-      <w:pPr>
-        <w:spacing w:after="0" w:line="240" w:lineRule="auto"/>
-        <w:rPr>
-          <w:lang w:val="en-US"/>
-        </w:rPr>
-      </w:pPr>
-    </w:p>
-    <w:p>
-      <w:pPr>
-        <w:spacing w:line="240" w:lineRule="auto"/>
-        <w:ind w:firstLine="720"/>
-        <w:rPr>
-          <w:b/>
-          <w:bCs/>
-          <w:sz w:val="40"/>
-          <w:szCs w:val="40"/>
-          <w:u w:val="single"/>
-          <w:lang w:val="en-US"/>
-        </w:rPr>
-      </w:pPr>
-      <w:r>
-        <w:rPr>
-          <w:lang w:val="en-US"/>
-        </w:rPr>
-        <w:t xml:space="preserve">                                                                                                                                             </w:t>
-      </w:r>
-      <w:r>
-        <w:rPr>
-          <w:b/>
-          <w:bCs/>
-          <w:lang w:val="en-US"/>
-        </w:rPr>
-        <w:t xml:space="preserve"> BCN NO.: </w:t>
-      </w:r>
-      <w:r>
-        <w:rPr>
-          <w:b/>
-          <w:bCs/>
-          <w:lang w:val="en-US"/>
-        </w:rPr>
-        <w:t>09</w:t>
-      </w:r>
-    </w:p>
-    <w:p>
-      <w:pPr>
-        <w:tabs>
-          <w:tab w:val="left" w:pos="4199"/>
-        </w:tabs>
-        <w:spacing w:after="0"/>
-        <w:jc w:val="center"/>
-        <w:rPr>
-          <w:b/>
-          <w:bCs/>
-          <w:sz w:val="40"/>
-          <w:szCs w:val="40"/>
-          <w:u w:val="single"/>
-          <w:lang w:val="en-US"/>
-        </w:rPr>
-      </w:pPr>
-      <w:r>
-        <w:rPr>
-          <w:b/>
-          <w:bCs/>
-          <w:sz w:val="40"/>
-          <w:szCs w:val="40"/>
-          <w:u w:val="single"/>
-          <w:lang w:val="en-US"/>
-        </w:rPr>
-        <w:t>BARANGAY CERTIFICATION</w:t>
-      </w:r>
-    </w:p>
-    <w:p>
-      <w:pPr>
-        <w:tabs>
-          <w:tab w:val="left" w:pos="4199"/>
-        </w:tabs>
-        <w:spacing w:after="0"/>
-        <w:jc w:val="center"/>
-        <w:rPr>
-          <w:b/>
-          <w:bCs/>
-          <w:sz w:val="24"/>
-          <w:szCs w:val="24"/>
-          <w:lang w:val="en-US"/>
-        </w:rPr>
-      </w:pPr>
-      <w:r>
-        <w:rPr>
-          <w:b/>
-          <w:bCs/>
-          <w:sz w:val="24"/>
-          <w:szCs w:val="24"/>
-          <w:lang w:val="en-US"/>
-        </w:rPr>
-        <w:t>(First Time Job Seekers Assistant Act – RA 11261)</w:t>
-      </w:r>
-    </w:p>
-    <w:p>
-      <w:pPr>
-        <w:tabs>
-          <w:tab w:val="left" w:pos="4199"/>
-        </w:tabs>
-        <w:jc w:val="center"/>
-        <w:rPr>
-          <w:b/>
-          <w:bCs/>
-          <w:sz w:val="24"/>
-          <w:szCs w:val="24"/>
-          <w:lang w:val="en-US"/>
-        </w:rPr>
-      </w:pPr>
-    </w:p>
-    <w:p>
-      <w:pPr>
-        <w:tabs>
-          <w:tab w:val="left" w:pos="4199"/>
-        </w:tabs>
-        <w:rPr>
-          <w:b/>
-          <w:bCs/>
-          <w:sz w:val="24"/>
-          <w:szCs w:val="24"/>
-          <w:lang w:val="en-US"/>
-        </w:rPr>
-      </w:pPr>
-      <w:r>
-        <w:rPr>
-          <w:sz w:val="24"/>
-          <w:szCs w:val="24"/>
-          <w:lang w:val="en-US"/>
-        </w:rPr>
-        <w:t xml:space="preserve">        </w:t>
-      </w:r>
-      <w:r>
-        <w:rPr>
-          <w:b/>
-          <w:bCs/>
-          <w:sz w:val="24"/>
-          <w:szCs w:val="24"/>
-          <w:lang w:val="en-US"/>
-        </w:rPr>
-        <w:t xml:space="preserve">   This is to certify that Mr/Ms.</w:t>
-      </w:r>
-      <w:r>
-        <w:rPr>
-          <w:b/>
-          <w:bCs/>
-          <w:sz w:val="24"/>
-          <w:szCs w:val="24"/>
-          <w:lang w:val="en-US"/>
-        </w:rPr>
-        <w:t>MAIKA DELA CRUZ MERILLES</w:t>
-      </w:r>
-      <w:r>
-        <w:rPr>
-          <w:b/>
-          <w:bCs/>
-          <w:sz w:val="24"/>
-          <w:szCs w:val="24"/>
-          <w:lang w:val="en-US"/>
-        </w:rPr>
-        <w:t xml:space="preserve"> a resident of Purok </w:t>
-      </w:r>
-      <w:r>
-        <w:rPr>
-          <w:b/>
-          <w:bCs/>
-          <w:sz w:val="24"/>
-          <w:szCs w:val="24"/>
-          <w:lang w:val="en-US"/>
-        </w:rPr>
-        <w:t>4</w:t>
-      </w:r>
-      <w:r>
-        <w:rPr>
-          <w:b/>
-          <w:bCs/>
-          <w:sz w:val="24"/>
-          <w:szCs w:val="24"/>
-          <w:lang w:val="en-US"/>
-        </w:rPr>
-        <w:t>, Barangay Guin-on, Calbayog City, Samar, for 5 years/month, is a qualified availee of RA 11261 or the FIRST TIME JOBSEEKER Act of 2019.</w:t>
-      </w:r>
-    </w:p>
-    <w:p>
-      <w:pPr>
-        <w:tabs>
-          <w:tab w:val="left" w:pos="4199"/>
-        </w:tabs>
-        <w:rPr>
-          <w:b/>
-          <w:bCs/>
-          <w:sz w:val="24"/>
-          <w:szCs w:val="24"/>
-          <w:lang w:val="en-US"/>
-        </w:rPr>
-      </w:pPr>
-      <w:r>
-        <w:rPr>
-          <w:b/>
-          <w:bCs/>
-          <w:sz w:val="24"/>
-          <w:szCs w:val="24"/>
-          <w:lang w:val="en-US"/>
-        </w:rPr>
-        <w:t xml:space="preserve">           I further certify that the holder/bearer was informed of his/her rights, including the duties and responsibilities accorded by RA 11261 through the Oath of Undertaking heshe has signed and executed in the presence of our Barangay Officials.</w:t>
-      </w:r>
-    </w:p>
-    <w:p>
-      <w:pPr>
-        <w:tabs>
-          <w:tab w:val="left" w:pos="4199"/>
-        </w:tabs>
-        <w:rPr>
-          <w:b/>
-          <w:bCs/>
-          <w:sz w:val="24"/>
-          <w:szCs w:val="24"/>
-          <w:lang w:val="en-US"/>
-        </w:rPr>
-      </w:pPr>
-      <w:r>
-        <w:rPr>
-          <w:b/>
-          <w:bCs/>
-          <w:sz w:val="24"/>
-          <w:szCs w:val="24"/>
-          <w:lang w:val="en-US"/>
-        </w:rPr>
-        <w:t xml:space="preserve">           Signed this </w:t>
-      </w:r>
-      <w:r>
-        <w:rPr>
-          <w:b/>
-          <w:bCs/>
-          <w:sz w:val="24"/>
-          <w:szCs w:val="24"/>
-          <w:lang w:val="en-US"/>
-        </w:rPr>
-        <w:t>06</w:t>
-      </w:r>
-      <w:r>
-        <w:rPr>
-          <w:b/>
-          <w:bCs/>
-          <w:sz w:val="24"/>
-          <w:szCs w:val="24"/>
-          <w:vertAlign w:val="superscript"/>
-          <w:lang w:val="en-US"/>
-        </w:rPr>
-        <w:t>TH</w:t>
-      </w:r>
-      <w:r>
-        <w:rPr>
-          <w:b/>
-          <w:bCs/>
-          <w:sz w:val="24"/>
-          <w:szCs w:val="24"/>
-          <w:lang w:val="en-US"/>
-        </w:rPr>
-        <w:t xml:space="preserve">   day of </w:t>
-      </w:r>
-      <w:r>
-        <w:rPr>
-          <w:b/>
-          <w:bCs/>
-          <w:sz w:val="24"/>
-          <w:szCs w:val="24"/>
-          <w:lang w:val="en-US"/>
-        </w:rPr>
-        <w:t xml:space="preserve">OCTOBER </w:t>
-      </w:r>
-      <w:r>
-        <w:rPr>
-          <w:b/>
-          <w:bCs/>
-          <w:sz w:val="24"/>
-          <w:szCs w:val="24"/>
-          <w:lang w:val="en-US"/>
-        </w:rPr>
-        <w:t>2025, in Calbayog City, Samar. This certification is valid only until, 1 (one) year from the date of issuance.</w:t>
-      </w:r>
-    </w:p>
-    <w:p>
-      <w:pPr>
-        <w:tabs>
-          <w:tab w:val="left" w:pos="4199"/>
-        </w:tabs>
-        <w:rPr>
-          <w:b/>
-          <w:bCs/>
-          <w:sz w:val="24"/>
-          <w:szCs w:val="24"/>
-          <w:lang w:val="en-US"/>
-        </w:rPr>
-      </w:pPr>
-    </w:p>
-    <w:p>
-      <w:pPr>
-        <w:tabs>
-          <w:tab w:val="left" w:pos="4199"/>
-        </w:tabs>
-        <w:rPr>
-          <w:b/>
-          <w:bCs/>
-          <w:sz w:val="24"/>
-          <w:szCs w:val="24"/>
-          <w:lang w:val="en-US"/>
-        </w:rPr>
-      </w:pPr>
-      <w:r>
-        <w:rPr>
-          <w:b/>
-          <w:bCs/>
-          <w:sz w:val="24"/>
-          <w:szCs w:val="24"/>
-          <w:lang w:val="en-US"/>
-        </w:rPr>
-        <w:t xml:space="preserve">           This Certification is valid only until __ one (1) year from the issuance.</w:t>
-      </w:r>
-    </w:p>
-    <w:p>
-      <w:pPr>
-        <w:tabs>
-          <w:tab w:val="left" w:pos="4199"/>
-        </w:tabs>
-        <w:rPr>
-          <w:sz w:val="24"/>
-          <w:szCs w:val="24"/>
-          <w:lang w:val="en-US"/>
-        </w:rPr>
-      </w:pPr>
-    </w:p>
-    <w:p>
-      <w:pPr>
-        <w:tabs>
-          <w:tab w:val="left" w:pos="4199"/>
-        </w:tabs>
-        <w:spacing w:after="0"/>
-        <w:rPr>
-          <w:b/>
-          <w:bCs/>
-          <w:sz w:val="24"/>
-          <w:szCs w:val="24"/>
-          <w:u w:val="single"/>
-          <w:lang w:val="en-US"/>
-        </w:rPr>
-      </w:pPr>
-      <w:r>
-        <w:rPr>
-          <w:sz w:val="24"/>
-          <w:szCs w:val="24"/>
-          <w:lang w:val="en-US"/>
-        </w:rPr>
-        <w:tab/>
-      </w:r>
-      <w:r>
-        <w:rPr>
-          <w:sz w:val="24"/>
-          <w:szCs w:val="24"/>
-          <w:lang w:val="en-US"/>
-        </w:rPr>
-        <w:tab/>
-      </w:r>
-      <w:r>
-        <w:rPr>
-          <w:sz w:val="24"/>
-          <w:szCs w:val="24"/>
-          <w:lang w:val="en-US"/>
-        </w:rPr>
-        <w:tab/>
-      </w:r>
-      <w:r>
-        <w:rPr>
-          <w:sz w:val="24"/>
-          <w:szCs w:val="24"/>
-          <w:lang w:val="en-US"/>
-        </w:rPr>
-        <w:tab/>
-      </w:r>
-      <w:r>
-        <w:rPr>
-          <w:b/>
-          <w:bCs/>
-          <w:sz w:val="24"/>
-          <w:szCs w:val="24"/>
-          <w:u w:val="single"/>
-          <w:lang w:val="en-US"/>
-        </w:rPr>
-        <w:t>HON. BENJAMIN O. JAROPOJOP</w:t>
-      </w:r>
-    </w:p>
-    <w:p>
-      <w:pPr>
-        <w:tabs>
-          <w:tab w:val="left" w:pos="4199"/>
-        </w:tabs>
-        <w:spacing w:after="0"/>
-        <w:rPr>
-          <w:b/>
-          <w:bCs/>
-          <w:sz w:val="24"/>
-          <w:szCs w:val="24"/>
-          <w:lang w:val="en-US"/>
-        </w:rPr>
-      </w:pPr>
-      <w:r>
-        <w:rPr>
-          <w:sz w:val="24"/>
-          <w:szCs w:val="24"/>
-          <w:lang w:val="en-US"/>
-        </w:rPr>
-        <w:tab/>
-      </w:r>
-      <w:r>
-        <w:rPr>
-          <w:sz w:val="24"/>
-          <w:szCs w:val="24"/>
-          <w:lang w:val="en-US"/>
-        </w:rPr>
-        <w:tab/>
-      </w:r>
-      <w:r>
-        <w:rPr>
-          <w:sz w:val="24"/>
-          <w:szCs w:val="24"/>
-          <w:lang w:val="en-US"/>
-        </w:rPr>
-        <w:tab/>
-      </w:r>
-      <w:r>
-        <w:rPr>
-          <w:sz w:val="24"/>
-          <w:szCs w:val="24"/>
-          <w:lang w:val="en-US"/>
-        </w:rPr>
-        <w:tab/>
-      </w:r>
-      <w:r>
-        <w:rPr>
-          <w:b/>
-          <w:bCs/>
-          <w:sz w:val="24"/>
-          <w:szCs w:val="24"/>
-          <w:lang w:val="en-US"/>
-        </w:rPr>
-        <w:tab/>
-        <w:t>Punong Barangay</w:t>
-      </w:r>
-    </w:p>
-    <w:p>
-      <w:pPr>
-        <w:tabs>
-          <w:tab w:val="left" w:pos="4199"/>
-        </w:tabs>
-        <w:spacing w:after="0"/>
-        <w:rPr>
-          <w:b/>
-          <w:bCs/>
-          <w:sz w:val="24"/>
-          <w:szCs w:val="24"/>
-          <w:lang w:val="en-US"/>
-        </w:rPr>
-      </w:pPr>
-      <w:r>
-        <w:rPr>
-          <w:b/>
-          <w:bCs/>
-          <w:sz w:val="24"/>
-          <w:szCs w:val="24"/>
-          <w:lang w:val="en-US"/>
-        </w:rPr>
-        <w:tab/>
-      </w:r>
-      <w:r>
-        <w:rPr>
-          <w:b/>
-          <w:bCs/>
-          <w:sz w:val="24"/>
-          <w:szCs w:val="24"/>
-          <w:lang w:val="en-US"/>
-        </w:rPr>
-        <w:tab/>
-      </w:r>
-      <w:r>
-        <w:rPr>
-          <w:b/>
-          <w:bCs/>
-          <w:sz w:val="24"/>
-          <w:szCs w:val="24"/>
-          <w:lang w:val="en-US"/>
-        </w:rPr>
-        <w:tab/>
-        <w:t xml:space="preserve">                       </w:t>
-      </w:r>
-      <w:r>
-        <w:rPr>
-          <w:b/>
-          <w:bCs/>
-          <w:sz w:val="24"/>
-          <w:szCs w:val="24"/>
-          <w:lang w:val="en-US"/>
-        </w:rPr>
-        <w:t>OCTOBER 06</w:t>
-      </w:r>
-      <w:r>
-        <w:rPr>
-          <w:b/>
-          <w:bCs/>
-          <w:sz w:val="24"/>
-          <w:szCs w:val="24"/>
-          <w:lang w:val="en-US"/>
-        </w:rPr>
-        <w:t>, 2025</w:t>
-      </w:r>
-    </w:p>
-    <w:p>
-      <w:pPr>
-        <w:tabs>
-          <w:tab w:val="left" w:pos="4199"/>
-        </w:tabs>
-        <w:spacing w:after="0"/>
-        <w:rPr>
-          <w:sz w:val="24"/>
-          <w:szCs w:val="24"/>
-          <w:lang w:val="en-US"/>
-        </w:rPr>
-      </w:pPr>
-    </w:p>
-    <w:p>
-      <w:pPr>
-        <w:tabs>
-          <w:tab w:val="left" w:pos="4199"/>
-        </w:tabs>
-        <w:spacing w:after="0"/>
-        <w:rPr>
-          <w:sz w:val="24"/>
-          <w:szCs w:val="24"/>
-          <w:lang w:val="en-US"/>
-        </w:rPr>
-      </w:pPr>
-    </w:p>
-    <w:p>
-      <w:pPr>
-        <w:tabs>
-          <w:tab w:val="left" w:pos="4199"/>
-        </w:tabs>
-        <w:spacing w:after="0"/>
-        <w:rPr>
-          <w:sz w:val="24"/>
-          <w:szCs w:val="24"/>
-          <w:lang w:val="en-US"/>
-        </w:rPr>
-      </w:pPr>
-    </w:p>
-    <w:p>
-      <w:pPr>
-        <w:tabs>
-          <w:tab w:val="left" w:pos="4199"/>
-        </w:tabs>
-        <w:spacing w:after="0"/>
-        <w:rPr>
-          <w:sz w:val="24"/>
-          <w:szCs w:val="24"/>
-          <w:lang w:val="en-US"/>
-        </w:rPr>
-      </w:pPr>
-    </w:p>
-    <w:p>
-      <w:pPr>
-        <w:tabs>
-          <w:tab w:val="left" w:pos="4199"/>
-        </w:tabs>
-        <w:spacing w:after="0"/>
-        <w:rPr>
-          <w:b/>
-          <w:bCs/>
-          <w:sz w:val="24"/>
-          <w:szCs w:val="24"/>
-          <w:lang w:val="en-US"/>
-        </w:rPr>
-      </w:pPr>
-      <w:r>
-        <w:rPr>
-          <w:sz w:val="24"/>
-          <w:szCs w:val="24"/>
-          <w:lang w:val="en-US"/>
-        </w:rPr>
-        <w:t xml:space="preserve">                                                                                                       </w:t>
-      </w:r>
-      <w:r>
-        <w:rPr>
-          <w:b/>
-          <w:bCs/>
-          <w:sz w:val="24"/>
-          <w:szCs w:val="24"/>
-          <w:lang w:val="en-US"/>
-        </w:rPr>
-        <w:t xml:space="preserve"> WITNESSED BY:</w:t>
-      </w:r>
-    </w:p>
-    <w:p>
-      <w:pPr>
-        <w:tabs>
-          <w:tab w:val="left" w:pos="4199"/>
-        </w:tabs>
-        <w:spacing w:after="0"/>
-        <w:rPr>
-          <w:b/>
-          <w:bCs/>
-          <w:sz w:val="24"/>
-          <w:szCs w:val="24"/>
-          <w:lang w:val="en-US"/>
-        </w:rPr>
-      </w:pPr>
-      <w:r>
-        <w:rPr>
-          <w:b/>
-          <w:bCs/>
-          <w:sz w:val="24"/>
-          <w:szCs w:val="24"/>
-          <w:lang w:val="en-US"/>
-        </w:rPr>
-        <w:t xml:space="preserve">                                                                                                     </w:t>
-      </w:r>
-    </w:p>
-    <w:p>
-      <w:pPr>
-        <w:tabs>
-          <w:tab w:val="left" w:pos="4199"/>
-        </w:tabs>
-        <w:spacing w:after="0"/>
-        <w:rPr>
-          <w:b/>
-          <w:bCs/>
-          <w:sz w:val="24"/>
-          <w:szCs w:val="24"/>
-          <w:lang w:val="en-US"/>
-        </w:rPr>
-      </w:pPr>
-      <w:r>
-        <w:rPr>
-          <w:b/>
-          <w:bCs/>
-          <w:sz w:val="24"/>
-          <w:szCs w:val="24"/>
-          <w:lang w:val="en-US"/>
-        </w:rPr>
-        <w:t xml:space="preserve">                                                                                                         </w:t>
-      </w:r>
-      <w:r>
-        <w:rPr>
-          <w:b/>
-          <w:bCs/>
-          <w:sz w:val="24"/>
-          <w:szCs w:val="24"/>
-          <w:u w:val="single"/>
-          <w:lang w:val="en-US"/>
-        </w:rPr>
-        <w:t xml:space="preserve"> CRISANTA L. MERILLES</w:t>
-      </w:r>
-    </w:p>
-    <w:p>
-      <w:pPr>
-        <w:tabs>
-          <w:tab w:val="left" w:pos="4199"/>
-        </w:tabs>
-        <w:spacing w:after="0"/>
-        <w:rPr>
-          <w:b/>
-          <w:bCs/>
-          <w:sz w:val="24"/>
-          <w:szCs w:val="24"/>
-          <w:lang w:val="en-US"/>
-        </w:rPr>
-      </w:pPr>
-      <w:r>
-        <w:rPr>
-          <w:b/>
-          <w:bCs/>
-          <w:sz w:val="24"/>
-          <w:szCs w:val="24"/>
-          <w:lang w:val="en-US"/>
-        </w:rPr>
-        <w:t xml:space="preserve">                                                                                                               BRGY. SECRETARY</w:t>
-      </w:r>
-    </w:p>
-    <w:p>
-      <w:pPr>
-        <w:tabs>
-          <w:tab w:val="left" w:pos="4199"/>
-        </w:tabs>
-        <w:spacing w:after="0"/>
-        <w:rPr>
-          <w:b/>
-          <w:bCs/>
-          <w:sz w:val="24"/>
-          <w:szCs w:val="24"/>
-          <w:lang w:val="en-US"/>
-        </w:rPr>
-      </w:pPr>
-      <w:r>
-        <w:rPr>
-          <w:b/>
-          <w:bCs/>
-          <w:sz w:val="24"/>
-          <w:szCs w:val="24"/>
-          <w:lang w:val="en-US"/>
-        </w:rPr>
-        <w:t xml:space="preserve">                                                                                                              </w:t>
-      </w:r>
-      <w:r>
-        <w:rPr>
-          <w:b/>
-          <w:bCs/>
-          <w:sz w:val="24"/>
-          <w:szCs w:val="24"/>
-          <w:lang w:val="en-US"/>
-        </w:rPr>
-        <w:t>OCTOBER 06</w:t>
-      </w:r>
-      <w:r>
-        <w:rPr>
-          <w:b/>
-          <w:bCs/>
-          <w:sz w:val="24"/>
-          <w:szCs w:val="24"/>
-          <w:lang w:val="en-US"/>
-        </w:rPr>
-        <w:t>, 2025</w:t>
-      </w:r>
-    </w:p>
-    <w:p>
-      <w:pPr>
-        <w:tabs>
-          <w:tab w:val="left" w:pos="4199"/>
-        </w:tabs>
-        <w:spacing w:after="0"/>
-        <w:rPr>
-          <w:sz w:val="24"/>
-          <w:szCs w:val="24"/>
-          <w:lang w:val="en-US"/>
-        </w:rPr>
-      </w:pPr>
-      <w:r>
-        <w:rPr>
-          <w:sz w:val="24"/>
-          <w:szCs w:val="24"/>
-          <w:lang w:val="en-US"/>
-        </w:rPr>
-        <w:tab/>
-      </w:r>
-      <w:r>
-        <w:rPr>
-          <w:sz w:val="24"/>
-          <w:szCs w:val="24"/>
-          <w:lang w:val="en-US"/>
-        </w:rPr>
-        <w:tab/>
-      </w:r>
-      <w:r>
-        <w:rPr>
-          <w:sz w:val="24"/>
-          <w:szCs w:val="24"/>
-          <w:lang w:val="en-US"/>
-        </w:rPr>
-        <w:tab/>
-      </w:r>
-      <w:r>
-        <w:rPr>
-          <w:sz w:val="24"/>
-          <w:szCs w:val="24"/>
-          <w:lang w:val="en-US"/>
-        </w:rPr>
-        <w:tab/>
-      </w:r>
-      <w:r>
-        <w:rPr>
-          <w:sz w:val="24"/>
-          <w:szCs w:val="24"/>
-          <w:lang w:val="en-US"/>
-        </w:rPr>
-        <w:tab/>
-      </w:r>
-      <w:r>
-        <w:rPr>
-          <w:sz w:val="24"/>
-          <w:szCs w:val="24"/>
-          <w:lang w:val="en-US"/>
-        </w:rPr>
-        <w:tab/>
-      </w:r>
-    </w:p>
-    <w:p>
-      <w:pPr>
-        <w:tabs>
-          <w:tab w:val="left" w:pos="4199"/>
-        </w:tabs>
-        <w:rPr>
-          <w:b/>
-          <w:bCs/>
-          <w:sz w:val="24"/>
-          <w:szCs w:val="24"/>
-          <w:u w:val="single"/>
-          <w:lang w:val="en-US"/>
-        </w:rPr>
-      </w:pPr>
-    </w:p>
-    <w:p>
-      <w:pPr>
-        <w:tabs>
-          <w:tab w:val="left" w:pos="4199"/>
-        </w:tabs>
-        <w:rPr>
-          <w:sz w:val="24"/>
-          <w:szCs w:val="24"/>
-          <w:lang w:val="en-US"/>
-        </w:rPr>
-      </w:pPr>
-      <w:r>
-        <w:rPr>
-          <w:sz w:val="24"/>
-          <w:szCs w:val="24"/>
-          <w:lang w:val="en-US"/>
-        </w:rPr>
-        <w:tab/>
-      </w:r>
-    </w:p>
-    <w:p>
-      <w:pPr>
-        <w:tabs>
-          <w:tab w:val="left" w:pos="4199"/>
-        </w:tabs>
-        <w:rPr>
-          <w:sz w:val="24"/>
-          <w:szCs w:val="24"/>
-          <w:lang w:val="en-US"/>
-        </w:rPr>
-      </w:pPr>
-    </w:p>
-    <w:p>
-      <w:pPr>
-        <w:tabs>
-          <w:tab w:val="left" w:pos="4199"/>
-        </w:tabs>
-        <w:rPr>
-          <w:sz w:val="24"/>
-          <w:szCs w:val="24"/>
-          <w:lang w:val="en-US"/>
-        </w:rPr>
-      </w:pPr>
-    </w:p>
-    <w:p>
-      <w:pPr>
-        <w:tabs>
-          <w:tab w:val="left" w:pos="4199"/>
-        </w:tabs>
-        <w:rPr>
-          <w:sz w:val="24"/>
-          <w:szCs w:val="24"/>
-          <w:lang w:val="en-US"/>
-        </w:rPr>
-      </w:pPr>
-    </w:p>
     <w:sectPr>
-      <w:headerReference w:type="default" r:id="rId7"/>
+      <w:headerReference r:id="rId5" w:type="default"/>
       <w:type w:val="continuous"/>
       <w:pgSz w:w="11906" w:h="16838"/>
       <w:pgMar w:top="1440" w:right="1440" w:bottom="1440" w:left="1440" w:header="454" w:footer="708" w:gutter="0"/>
-      <w:cols w:space="708"/>
-      <w:docGrid w:linePitch="360"/>
+      <w:cols w:space="708" w:num="1"/>
+      <w:docGrid w:linePitch="360" w:charSpace="0"/>
     </w:sectPr>
   </w:body>
 </w:document>
 </file>
 
 <file path=word/endnotes.xml><?xml version="1.0" encoding="utf-8"?>
-<w:endnotes xmlns:wpc="http://schemas.microsoft.com/office/word/2010/wordprocessingCanvas" xmlns:cx="http://schemas.microsoft.com/office/drawing/2014/chartex" xmlns:cx1="http://schemas.microsoft.com/office/drawing/2015/9/8/chartex" xmlns:cx2="http://schemas.microsoft.com/office/drawing/2015/10/21/chartex" xmlns:cx3="http://schemas.microsoft.com/office/drawing/2016/5/9/chartex" xmlns:cx4="http://schemas.microsoft.com/office/drawing/2016/5/10/chartex" xmlns:cx5="http://schemas.microsoft.com/office/drawing/2016/5/11/chartex" xmlns:cx6="http://schemas.microsoft.com/office/drawing/2016/5/12/chartex" xmlns:cx7="http://schemas.microsoft.com/office/drawing/2016/5/13/chartex" xmlns:cx8="http://schemas.microsoft.com/office/drawing/2016/5/14/chartex" xmlns:mc="http://schemas.openxmlformats.org/markup-compatibility/2006" xmlns:aink="http://schemas.microsoft.com/office/drawing/2016/ink" xmlns:am3d="http://schemas.microsoft.com/office/drawing/2017/model3d" xmlns:o="urn:schemas-microsoft-com:office:office" xmlns:oel="http://schemas.microsoft.com/office/2019/extlst" xmlns:r="http://schemas.openxmlformats.org/officeDocument/2006/relationships" xmlns:m="http://schemas.openxmlformats.org/officeDocument/2006/math" xmlns:v="urn:schemas-microsoft-com:vml" xmlns:wp14="http://schemas.microsoft.com/office/word/2010/wordprocessingDrawing" xmlns:wp="http://schemas.openxmlformats.org/drawingml/2006/wordprocessingDrawing" xmlns:w10="urn:schemas-microsoft-com:office:word" xmlns:w="http://schemas.openxmlformats.org/wordprocessingml/2006/main" xmlns:w14="http://schemas.microsoft.com/office/word/2010/wordml" xmlns:w15="http://schemas.microsoft.com/office/word/2012/wordml" xmlns:w16cex="http://schemas.microsoft.com/office/word/2018/wordml/cex" xmlns:w16cid="http://schemas.microsoft.com/office/word/2016/wordml/cid" xmlns:w16="http://schemas.microsoft.com/office/word/2018/wordml" xmlns:w16du="http://schemas.microsoft.com/office/word/2023/wordml/word16du" xmlns:w16sdtdh="http://schemas.microsoft.com/office/word/2020/wordml/sdtdatahash" xmlns:w16sdtfl="http://schemas.microsoft.com/office/word/2024/wordml/sdtformatlock" xmlns:w16se="http://schemas.microsoft.com/office/word/2015/wordml/symex" xmlns:wpg="http://schemas.microsoft.com/office/word/2010/wordprocessingGroup" xmlns:wpi="http://schemas.microsoft.com/office/word/2010/wordprocessingInk" xmlns:wne="http://schemas.microsoft.com/office/word/2006/wordml" xmlns:wps="http://schemas.microsoft.com/office/word/2010/wordprocessingShape" mc:Ignorable="w14 w15 w16se w16cid w16 w16cex w16sdtdh w16sdtfl w16du wp14">
-  <w:endnote w:type="separator" w:id="-1">
+<w:endnotes xmlns:wpc="http://schemas.microsoft.com/office/word/2010/wordprocessingCanvas" xmlns:mc="http://schemas.openxmlformats.org/markup-compatibility/2006" xmlns:o="urn:schemas-microsoft-com:office:office" xmlns:r="http://schemas.openxmlformats.org/officeDocument/2006/relationships" xmlns:m="http://schemas.openxmlformats.org/officeDocument/2006/math" xmlns:v="urn:schemas-microsoft-com:vml" xmlns:wp14="http://schemas.microsoft.com/office/word/2010/wordprocessingDrawing" xmlns:wp="http://schemas.openxmlformats.org/drawingml/2006/wordprocessingDrawing" xmlns:w="http://schemas.openxmlformats.org/wordprocessingml/2006/main" xmlns:w14="http://schemas.microsoft.com/office/word/2010/wordml" xmlns:w15="http://schemas.microsoft.com/office/word/2012/wordml" xmlns:w10="urn:schemas-microsoft-com:office:word" xmlns:wpg="http://schemas.microsoft.com/office/word/2010/wordprocessingGroup" xmlns:wpi="http://schemas.microsoft.com/office/word/2010/wordprocessingInk" xmlns:wne="http://schemas.microsoft.com/office/word/2006/wordml" xmlns:wps="http://schemas.microsoft.com/office/word/2010/wordprocessingShape" xmlns:wpsCustomData="http://www.wps.cn/officeDocument/2013/wpsCustomData" mc:Ignorable="w14 w15 wp14">
+  <w:endnote w:type="separator" w:id="0">
     <w:p>
       <w:pPr>
         <w:spacing w:line="240" w:lineRule="auto"/>
@@ -1686,7 +793,7 @@
       </w:r>
     </w:p>
   </w:endnote>
-  <w:endnote w:type="continuationSeparator" w:id="0">
+  <w:endnote w:type="continuationSeparator" w:id="1">
     <w:p>
       <w:pPr>
         <w:spacing w:line="240" w:lineRule="auto"/>
@@ -1700,21 +807,21 @@
 </file>
 
 <file path=word/footnotes.xml><?xml version="1.0" encoding="utf-8"?>
-<w:footnotes xmlns:wpc="http://schemas.microsoft.com/office/word/2010/wordprocessingCanvas" xmlns:cx="http://schemas.microsoft.com/office/drawing/2014/chartex" xmlns:cx1="http://schemas.microsoft.com/office/drawing/2015/9/8/chartex" xmlns:cx2="http://schemas.microsoft.com/office/drawing/2015/10/21/chartex" xmlns:cx3="http://schemas.microsoft.com/office/drawing/2016/5/9/chartex" xmlns:cx4="http://schemas.microsoft.com/office/drawing/2016/5/10/chartex" xmlns:cx5="http://schemas.microsoft.com/office/drawing/2016/5/11/chartex" xmlns:cx6="http://schemas.microsoft.com/office/drawing/2016/5/12/chartex" xmlns:cx7="http://schemas.microsoft.com/office/drawing/2016/5/13/chartex" xmlns:cx8="http://schemas.microsoft.com/office/drawing/2016/5/14/chartex" xmlns:mc="http://schemas.openxmlformats.org/markup-compatibility/2006" xmlns:aink="http://schemas.microsoft.com/office/drawing/2016/ink" xmlns:am3d="http://schemas.microsoft.com/office/drawing/2017/model3d" xmlns:o="urn:schemas-microsoft-com:office:office" xmlns:oel="http://schemas.microsoft.com/office/2019/extlst" xmlns:r="http://schemas.openxmlformats.org/officeDocument/2006/relationships" xmlns:m="http://schemas.openxmlformats.org/officeDocument/2006/math" xmlns:v="urn:schemas-microsoft-com:vml" xmlns:wp14="http://schemas.microsoft.com/office/word/2010/wordprocessingDrawing" xmlns:wp="http://schemas.openxmlformats.org/drawingml/2006/wordprocessingDrawing" xmlns:w10="urn:schemas-microsoft-com:office:word" xmlns:w="http://schemas.openxmlformats.org/wordprocessingml/2006/main" xmlns:w14="http://schemas.microsoft.com/office/word/2010/wordml" xmlns:w15="http://schemas.microsoft.com/office/word/2012/wordml" xmlns:w16cex="http://schemas.microsoft.com/office/word/2018/wordml/cex" xmlns:w16cid="http://schemas.microsoft.com/office/word/2016/wordml/cid" xmlns:w16="http://schemas.microsoft.com/office/word/2018/wordml" xmlns:w16du="http://schemas.microsoft.com/office/word/2023/wordml/word16du" xmlns:w16sdtdh="http://schemas.microsoft.com/office/word/2020/wordml/sdtdatahash" xmlns:w16sdtfl="http://schemas.microsoft.com/office/word/2024/wordml/sdtformatlock" xmlns:w16se="http://schemas.microsoft.com/office/word/2015/wordml/symex" xmlns:wpg="http://schemas.microsoft.com/office/word/2010/wordprocessingGroup" xmlns:wpi="http://schemas.microsoft.com/office/word/2010/wordprocessingInk" xmlns:wne="http://schemas.microsoft.com/office/word/2006/wordml" xmlns:wps="http://schemas.microsoft.com/office/word/2010/wordprocessingShape" mc:Ignorable="w14 w15 w16se w16cid w16 w16cex w16sdtdh w16sdtfl w16du wp14">
-  <w:footnote w:type="separator" w:id="-1">
-    <w:p>
-      <w:pPr>
-        <w:spacing w:after="0"/>
+<w:footnotes xmlns:wpc="http://schemas.microsoft.com/office/word/2010/wordprocessingCanvas" xmlns:mc="http://schemas.openxmlformats.org/markup-compatibility/2006" xmlns:o="urn:schemas-microsoft-com:office:office" xmlns:r="http://schemas.openxmlformats.org/officeDocument/2006/relationships" xmlns:m="http://schemas.openxmlformats.org/officeDocument/2006/math" xmlns:v="urn:schemas-microsoft-com:vml" xmlns:wp14="http://schemas.microsoft.com/office/word/2010/wordprocessingDrawing" xmlns:wp="http://schemas.openxmlformats.org/drawingml/2006/wordprocessingDrawing" xmlns:w="http://schemas.openxmlformats.org/wordprocessingml/2006/main" xmlns:w14="http://schemas.microsoft.com/office/word/2010/wordml" xmlns:w15="http://schemas.microsoft.com/office/word/2012/wordml" xmlns:w10="urn:schemas-microsoft-com:office:word" xmlns:wpg="http://schemas.microsoft.com/office/word/2010/wordprocessingGroup" xmlns:wpi="http://schemas.microsoft.com/office/word/2010/wordprocessingInk" xmlns:wne="http://schemas.microsoft.com/office/word/2006/wordml" xmlns:wps="http://schemas.microsoft.com/office/word/2010/wordprocessingShape" xmlns:wpsCustomData="http://www.wps.cn/officeDocument/2013/wpsCustomData" mc:Ignorable="w14 w15 wp14">
+  <w:footnote w:type="separator" w:id="0">
+    <w:p>
+      <w:pPr>
+        <w:spacing w:before="0" w:after="0" w:line="259" w:lineRule="auto"/>
       </w:pPr>
       <w:r>
         <w:separator/>
       </w:r>
     </w:p>
   </w:footnote>
-  <w:footnote w:type="continuationSeparator" w:id="0">
-    <w:p>
-      <w:pPr>
-        <w:spacing w:after="0"/>
+  <w:footnote w:type="continuationSeparator" w:id="1">
+    <w:p>
+      <w:pPr>
+        <w:spacing w:before="0" w:after="0" w:line="259" w:lineRule="auto"/>
       </w:pPr>
       <w:r>
         <w:continuationSeparator/>
@@ -1725,13 +832,13 @@
 </file>
 
 <file path=word/header1.xml><?xml version="1.0" encoding="utf-8"?>
-<w:hdr xmlns:wpc="http://schemas.microsoft.com/office/word/2010/wordprocessingCanvas" xmlns:cx="http://schemas.microsoft.com/office/drawing/2014/chartex" xmlns:cx1="http://schemas.microsoft.com/office/drawing/2015/9/8/chartex" xmlns:cx2="http://schemas.microsoft.com/office/drawing/2015/10/21/chartex" xmlns:cx3="http://schemas.microsoft.com/office/drawing/2016/5/9/chartex" xmlns:cx4="http://schemas.microsoft.com/office/drawing/2016/5/10/chartex" xmlns:cx5="http://schemas.microsoft.com/office/drawing/2016/5/11/chartex" xmlns:cx6="http://schemas.microsoft.com/office/drawing/2016/5/12/chartex" xmlns:cx7="http://schemas.microsoft.com/office/drawing/2016/5/13/chartex" xmlns:cx8="http://schemas.microsoft.com/office/drawing/2016/5/14/chartex" xmlns:mc="http://schemas.openxmlformats.org/markup-compatibility/2006" xmlns:aink="http://schemas.microsoft.com/office/drawing/2016/ink" xmlns:am3d="http://schemas.microsoft.com/office/drawing/2017/model3d" xmlns:o="urn:schemas-microsoft-com:office:office" xmlns:oel="http://schemas.microsoft.com/office/2019/extlst" xmlns:r="http://schemas.openxmlformats.org/officeDocument/2006/relationships" xmlns:m="http://schemas.openxmlformats.org/officeDocument/2006/math" xmlns:v="urn:schemas-microsoft-com:vml" xmlns:wp14="http://schemas.microsoft.com/office/word/2010/wordprocessingDrawing" xmlns:wp="http://schemas.openxmlformats.org/drawingml/2006/wordprocessingDrawing" xmlns:w10="urn:schemas-microsoft-com:office:word" xmlns:w="http://schemas.openxmlformats.org/wordprocessingml/2006/main" xmlns:w14="http://schemas.microsoft.com/office/word/2010/wordml" xmlns:w15="http://schemas.microsoft.com/office/word/2012/wordml" xmlns:w16cex="http://schemas.microsoft.com/office/word/2018/wordml/cex" xmlns:w16cid="http://schemas.microsoft.com/office/word/2016/wordml/cid" xmlns:w16="http://schemas.microsoft.com/office/word/2018/wordml" xmlns:w16du="http://schemas.microsoft.com/office/word/2023/wordml/word16du" xmlns:w16sdtdh="http://schemas.microsoft.com/office/word/2020/wordml/sdtdatahash" xmlns:w16sdtfl="http://schemas.microsoft.com/office/word/2024/wordml/sdtformatlock" xmlns:w16se="http://schemas.microsoft.com/office/word/2015/wordml/symex" xmlns:wpg="http://schemas.microsoft.com/office/word/2010/wordprocessingGroup" xmlns:wpi="http://schemas.microsoft.com/office/word/2010/wordprocessingInk" xmlns:wne="http://schemas.microsoft.com/office/word/2006/wordml" xmlns:wps="http://schemas.microsoft.com/office/word/2010/wordprocessingShape" mc:Ignorable="w14 w15 w16se w16cid w16 w16cex w16sdtdh w16sdtfl w16du wp14">
+<w:hdr xmlns:wpc="http://schemas.microsoft.com/office/word/2010/wordprocessingCanvas" xmlns:mc="http://schemas.openxmlformats.org/markup-compatibility/2006" xmlns:o="urn:schemas-microsoft-com:office:office" xmlns:r="http://schemas.openxmlformats.org/officeDocument/2006/relationships" xmlns:m="http://schemas.openxmlformats.org/officeDocument/2006/math" xmlns:v="urn:schemas-microsoft-com:vml" xmlns:wp14="http://schemas.microsoft.com/office/word/2010/wordprocessingDrawing" xmlns:wp="http://schemas.openxmlformats.org/drawingml/2006/wordprocessingDrawing" xmlns:w10="urn:schemas-microsoft-com:office:word" xmlns:w="http://schemas.openxmlformats.org/wordprocessingml/2006/main" xmlns:w14="http://schemas.microsoft.com/office/word/2010/wordml" xmlns:w15="http://schemas.microsoft.com/office/word/2012/wordml" xmlns:wpg="http://schemas.microsoft.com/office/word/2010/wordprocessingGroup" xmlns:wpi="http://schemas.microsoft.com/office/word/2010/wordprocessingInk" xmlns:wne="http://schemas.microsoft.com/office/word/2006/wordml" xmlns:wps="http://schemas.microsoft.com/office/word/2010/wordprocessingShape" xmlns:wpsCustomData="http://www.wps.cn/officeDocument/2013/wpsCustomData" mc:Ignorable="w14 w15 wp14">
   <w:p>
     <w:pPr>
-      <w:pStyle w:val="Header"/>
+      <w:pStyle w:val="5"/>
       <w:jc w:val="center"/>
       <w:rPr>
-        <w:rFonts w:ascii="Calibri" w:eastAsia="Times New Roman" w:hAnsi="Calibri" w:cs="Calibri"/>
+        <w:rFonts w:ascii="Calibri" w:hAnsi="Calibri" w:eastAsia="Times New Roman" w:cs="Calibri"/>
         <w:b/>
         <w:bCs/>
         <w:color w:val="000000"/>
@@ -1744,7 +851,7 @@
     </w:pPr>
     <w:r>
       <w:rPr>
-        <w:rFonts w:ascii="Calibri" w:eastAsia="Times New Roman" w:hAnsi="Calibri" w:cs="Calibri"/>
+        <w:rFonts w:ascii="Calibri" w:hAnsi="Calibri" w:eastAsia="Times New Roman" w:cs="Calibri"/>
         <w:b/>
         <w:bCs/>
         <w:color w:val="000000"/>
@@ -1759,15 +866,31 @@
   </w:p>
   <w:tbl>
     <w:tblPr>
+      <w:tblStyle w:val="3"/>
       <w:tblW w:w="9416" w:type="dxa"/>
-      <w:tblLook w:val="04A0" w:firstRow="1" w:lastRow="0" w:firstColumn="1" w:lastColumn="0" w:noHBand="0" w:noVBand="1"/>
+      <w:tblInd w:w="0" w:type="dxa"/>
+      <w:tblLayout w:type="autofit"/>
+      <w:tblCellMar>
+        <w:top w:w="0" w:type="dxa"/>
+        <w:left w:w="108" w:type="dxa"/>
+        <w:bottom w:w="0" w:type="dxa"/>
+        <w:right w:w="108" w:type="dxa"/>
+      </w:tblCellMar>
     </w:tblPr>
     <w:tblGrid>
       <w:gridCol w:w="9416"/>
     </w:tblGrid>
     <w:tr>
+      <w:tblPrEx>
+        <w:tblCellMar>
+          <w:top w:w="0" w:type="dxa"/>
+          <w:left w:w="108" w:type="dxa"/>
+          <w:bottom w:w="0" w:type="dxa"/>
+          <w:right w:w="108" w:type="dxa"/>
+        </w:tblCellMar>
+      </w:tblPrEx>
       <w:trPr>
-        <w:trHeight w:val="170"/>
+        <w:trHeight w:val="170" w:hRule="atLeast"/>
       </w:trPr>
       <w:tc>
         <w:tcPr>
@@ -1786,7 +909,7 @@
             <w:spacing w:after="0" w:line="240" w:lineRule="auto"/>
             <w:jc w:val="center"/>
             <w:rPr>
-              <w:rFonts w:ascii="Calibri" w:eastAsia="Times New Roman" w:hAnsi="Calibri" w:cs="Calibri"/>
+              <w:rFonts w:ascii="Calibri" w:hAnsi="Calibri" w:eastAsia="Times New Roman" w:cs="Calibri"/>
               <w:b/>
               <w:bCs/>
               <w:color w:val="000000"/>
@@ -1799,7 +922,7 @@
           </w:pPr>
           <w:r>
             <w:rPr>
-              <w:rFonts w:ascii="Calibri" w:eastAsia="Times New Roman" w:hAnsi="Calibri" w:cs="Calibri"/>
+              <w:rFonts w:ascii="Calibri" w:hAnsi="Calibri" w:eastAsia="Times New Roman" w:cs="Calibri"/>
               <w:b/>
               <w:bCs/>
               <w:color w:val="000000"/>
@@ -1815,8 +938,16 @@
       </w:tc>
     </w:tr>
     <w:tr>
+      <w:tblPrEx>
+        <w:tblCellMar>
+          <w:top w:w="0" w:type="dxa"/>
+          <w:left w:w="108" w:type="dxa"/>
+          <w:bottom w:w="0" w:type="dxa"/>
+          <w:right w:w="108" w:type="dxa"/>
+        </w:tblCellMar>
+      </w:tblPrEx>
       <w:trPr>
-        <w:trHeight w:val="170"/>
+        <w:trHeight w:val="170" w:hRule="atLeast"/>
       </w:trPr>
       <w:tc>
         <w:tcPr>
@@ -1835,7 +966,7 @@
             <w:spacing w:after="0" w:line="240" w:lineRule="auto"/>
             <w:jc w:val="center"/>
             <w:rPr>
-              <w:rFonts w:ascii="Calibri" w:eastAsia="Times New Roman" w:hAnsi="Calibri" w:cs="Calibri"/>
+              <w:rFonts w:ascii="Calibri" w:hAnsi="Calibri" w:eastAsia="Times New Roman" w:cs="Calibri"/>
               <w:b/>
               <w:bCs/>
               <w:color w:val="000000"/>
@@ -1848,7 +979,7 @@
           </w:pPr>
           <w:r>
             <w:rPr>
-              <w:rFonts w:ascii="Calibri" w:eastAsia="Times New Roman" w:hAnsi="Calibri" w:cs="Calibri"/>
+              <w:rFonts w:ascii="Calibri" w:hAnsi="Calibri" w:eastAsia="Times New Roman" w:cs="Calibri"/>
               <w:b/>
               <w:bCs/>
               <w:color w:val="000000"/>
@@ -1864,8 +995,16 @@
       </w:tc>
     </w:tr>
     <w:tr>
+      <w:tblPrEx>
+        <w:tblCellMar>
+          <w:top w:w="0" w:type="dxa"/>
+          <w:left w:w="108" w:type="dxa"/>
+          <w:bottom w:w="0" w:type="dxa"/>
+          <w:right w:w="108" w:type="dxa"/>
+        </w:tblCellMar>
+      </w:tblPrEx>
       <w:trPr>
-        <w:trHeight w:val="300"/>
+        <w:trHeight w:val="300" w:hRule="atLeast"/>
       </w:trPr>
       <w:tc>
         <w:tcPr>
@@ -1884,7 +1023,7 @@
             <w:spacing w:after="0" w:line="240" w:lineRule="auto"/>
             <w:jc w:val="center"/>
             <w:rPr>
-              <w:rFonts w:ascii="Calibri" w:eastAsia="Times New Roman" w:hAnsi="Calibri" w:cs="Calibri"/>
+              <w:rFonts w:ascii="Calibri" w:hAnsi="Calibri" w:eastAsia="Times New Roman" w:cs="Calibri"/>
               <w:b/>
               <w:bCs/>
               <w:color w:val="000000"/>
@@ -1897,8 +1036,7 @@
           </w:pPr>
           <w:r>
             <w:rPr>
-              <w:rFonts w:ascii="Calibri" w:eastAsia="Times New Roman" w:hAnsi="Calibri" w:cs="Calibri"/>
-              <w:noProof/>
+              <w:rFonts w:ascii="Calibri" w:hAnsi="Calibri" w:eastAsia="Times New Roman" w:cs="Calibri"/>
               <w:color w:val="000000"/>
               <w:kern w:val="0"/>
               <w:sz w:val="30"/>
@@ -1907,7 +1045,7 @@
               <w14:ligatures w14:val="none"/>
             </w:rPr>
             <w:drawing>
-              <wp:anchor distT="0" distB="0" distL="114300" distR="114300" simplePos="0" relativeHeight="251659264" behindDoc="0" locked="0" layoutInCell="1" allowOverlap="1" wp14:anchorId="2F3C5CB4" wp14:editId="39BD3364">
+              <wp:anchor distT="0" distB="0" distL="114300" distR="114300" simplePos="0" relativeHeight="251659264" behindDoc="0" locked="0" layoutInCell="1" allowOverlap="1">
                 <wp:simplePos x="0" y="0"/>
                 <wp:positionH relativeFrom="margin">
                   <wp:posOffset>-69215</wp:posOffset>
@@ -1956,8 +1094,7 @@
           </w:r>
           <w:r>
             <w:rPr>
-              <w:rFonts w:ascii="Calibri" w:eastAsia="Times New Roman" w:hAnsi="Calibri" w:cs="Calibri"/>
-              <w:noProof/>
+              <w:rFonts w:ascii="Calibri" w:hAnsi="Calibri" w:eastAsia="Times New Roman" w:cs="Calibri"/>
               <w:color w:val="000000"/>
               <w:kern w:val="0"/>
               <w:sz w:val="24"/>
@@ -1966,7 +1103,7 @@
               <w14:ligatures w14:val="none"/>
             </w:rPr>
             <w:drawing>
-              <wp:anchor distT="0" distB="0" distL="114300" distR="114300" simplePos="0" relativeHeight="251660288" behindDoc="0" locked="0" layoutInCell="1" allowOverlap="1" wp14:anchorId="2A69608A" wp14:editId="27A9667A">
+              <wp:anchor distT="0" distB="0" distL="114300" distR="114300" simplePos="0" relativeHeight="251660288" behindDoc="0" locked="0" layoutInCell="1" allowOverlap="1">
                 <wp:simplePos x="0" y="0"/>
                 <wp:positionH relativeFrom="column">
                   <wp:posOffset>4893310</wp:posOffset>
@@ -2015,7 +1152,7 @@
           </w:r>
           <w:r>
             <w:rPr>
-              <w:rFonts w:ascii="Calibri" w:eastAsia="Times New Roman" w:hAnsi="Calibri" w:cs="Calibri"/>
+              <w:rFonts w:ascii="Calibri" w:hAnsi="Calibri" w:eastAsia="Times New Roman" w:cs="Calibri"/>
               <w:b/>
               <w:bCs/>
               <w:color w:val="000000"/>
@@ -2031,8 +1168,16 @@
       </w:tc>
     </w:tr>
     <w:tr>
+      <w:tblPrEx>
+        <w:tblCellMar>
+          <w:top w:w="0" w:type="dxa"/>
+          <w:left w:w="108" w:type="dxa"/>
+          <w:bottom w:w="0" w:type="dxa"/>
+          <w:right w:w="108" w:type="dxa"/>
+        </w:tblCellMar>
+      </w:tblPrEx>
       <w:trPr>
-        <w:trHeight w:val="300"/>
+        <w:trHeight w:val="300" w:hRule="atLeast"/>
       </w:trPr>
       <w:tc>
         <w:tcPr>
@@ -2050,7 +1195,7 @@
           <w:pPr>
             <w:spacing w:after="0" w:line="240" w:lineRule="auto"/>
             <w:rPr>
-              <w:rFonts w:ascii="Calibri" w:eastAsia="Times New Roman" w:hAnsi="Calibri" w:cs="Calibri"/>
+              <w:rFonts w:ascii="Calibri" w:hAnsi="Calibri" w:eastAsia="Times New Roman" w:cs="Calibri"/>
               <w:b/>
               <w:bCs/>
               <w:color w:val="000000"/>
@@ -2071,13 +1216,12 @@
     </w:pPr>
     <w:r>
       <w:rPr>
-        <w:noProof/>
         <w14:ligatures w14:val="none"/>
       </w:rPr>
       <mc:AlternateContent>
         <mc:Choice Requires="wps">
           <w:drawing>
-            <wp:anchor distT="0" distB="0" distL="114300" distR="114300" simplePos="0" relativeHeight="251661312" behindDoc="0" locked="0" layoutInCell="1" allowOverlap="1" wp14:anchorId="28CD0FB8" wp14:editId="5DE0BE90">
+            <wp:anchor distT="0" distB="0" distL="114300" distR="114300" simplePos="0" relativeHeight="251661312" behindDoc="0" locked="0" layoutInCell="1" allowOverlap="1">
               <wp:simplePos x="0" y="0"/>
               <wp:positionH relativeFrom="column">
                 <wp:posOffset>-633730</wp:posOffset>
@@ -2125,7 +1269,7 @@
             </wp:anchor>
           </w:drawing>
         </mc:Choice>
-        <mc:Fallback xmlns:wpsCustomData="http://www.wps.cn/officeDocument/2013/wpsCustomData">
+        <mc:Fallback>
           <w:pict>
             <v:line id="Straight Connector 2" o:spid="_x0000_s1026" o:spt="20" style="position:absolute;left:0pt;margin-left:-49.9pt;margin-top:21.6pt;height:0pt;width:564.5pt;z-index:251661312;mso-width-relative:page;mso-height-relative:page;" filled="f" stroked="t" coordsize="21600,21600" o:gfxdata="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">
               <v:fill on="f" focussize="0,0"/>
@@ -2138,430 +1282,297 @@
       </mc:AlternateContent>
     </w:r>
   </w:p>
-  <w:p>
-    <w:pPr>
-      <w:pStyle w:val="Header"/>
-    </w:pPr>
-  </w:p>
 </w:hdr>
 </file>
 
 <file path=word/styles.xml><?xml version="1.0" encoding="utf-8"?>
-<w:styles xmlns:mc="http://schemas.openxmlformats.org/markup-compatibility/2006" xmlns:r="http://schemas.openxmlformats.org/officeDocument/2006/relationships" xmlns:w="http://schemas.openxmlformats.org/wordprocessingml/2006/main" xmlns:w14="http://schemas.microsoft.com/office/word/2010/wordml" xmlns:w15="http://schemas.microsoft.com/office/word/2012/wordml" xmlns:w16cex="http://schemas.microsoft.com/office/word/2018/wordml/cex" xmlns:w16cid="http://schemas.microsoft.com/office/word/2016/wordml/cid" xmlns:w16="http://schemas.microsoft.com/office/word/2018/wordml" xmlns:w16du="http://schemas.microsoft.com/office/word/2023/wordml/word16du" xmlns:w16sdtdh="http://schemas.microsoft.com/office/word/2020/wordml/sdtdatahash" xmlns:w16sdtfl="http://schemas.microsoft.com/office/word/2024/wordml/sdtformatlock" xmlns:w16se="http://schemas.microsoft.com/office/word/2015/wordml/symex" mc:Ignorable="w14 w15 w16se w16cid w16 w16cex w16sdtdh w16sdtfl w16du">
+<w:styles xmlns:mc="http://schemas.openxmlformats.org/markup-compatibility/2006" xmlns:o="urn:schemas-microsoft-com:office:office" xmlns:r="http://schemas.openxmlformats.org/officeDocument/2006/relationships" xmlns:m="http://schemas.openxmlformats.org/officeDocument/2006/math" xmlns:v="urn:schemas-microsoft-com:vml" xmlns:w="http://schemas.openxmlformats.org/wordprocessingml/2006/main" xmlns:w14="http://schemas.microsoft.com/office/word/2010/wordml" xmlns:w10="urn:schemas-microsoft-com:office:word" xmlns:sl="http://schemas.openxmlformats.org/schemaLibrary/2006/main" xmlns:wpsCustomData="http://www.wps.cn/officeDocument/2013/wpsCustomData" mc:Ignorable="w14">
   <w:docDefaults>
     <w:rPrDefault>
       <w:rPr>
-        <w:rFonts w:asciiTheme="minorHAnsi" w:eastAsiaTheme="minorHAnsi" w:hAnsiTheme="minorHAnsi" w:cstheme="minorBidi"/>
-        <w:lang w:val="en-US" w:eastAsia="en-US" w:bidi="ar-SA"/>
+        <w:rFonts w:asciiTheme="minorHAnsi" w:hAnsiTheme="minorHAnsi" w:eastAsiaTheme="minorHAnsi" w:cstheme="minorBidi"/>
       </w:rPr>
     </w:rPrDefault>
     <w:pPrDefault/>
   </w:docDefaults>
-  <w:latentStyles w:defLockedState="0" w:defUIPriority="99" w:defSemiHidden="0" w:defUnhideWhenUsed="0" w:defQFormat="0" w:count="376">
-    <w:lsdException w:name="Normal" w:uiPriority="0" w:qFormat="1"/>
-    <w:lsdException w:name="heading 1" w:uiPriority="9" w:qFormat="1"/>
-    <w:lsdException w:name="heading 2" w:semiHidden="1" w:uiPriority="9" w:unhideWhenUsed="1" w:qFormat="1"/>
-    <w:lsdException w:name="heading 3" w:semiHidden="1" w:uiPriority="9" w:unhideWhenUsed="1" w:qFormat="1"/>
-    <w:lsdException w:name="heading 4" w:semiHidden="1" w:uiPriority="9" w:unhideWhenUsed="1" w:qFormat="1"/>
-    <w:lsdException w:name="heading 5" w:semiHidden="1" w:uiPriority="9" w:unhideWhenUsed="1" w:qFormat="1"/>
-    <w:lsdException w:name="heading 6" w:semiHidden="1" w:uiPriority="9" w:unhideWhenUsed="1" w:qFormat="1"/>
-    <w:lsdException w:name="heading 7" w:semiHidden="1" w:uiPriority="9" w:unhideWhenUsed="1" w:qFormat="1"/>
-    <w:lsdException w:name="heading 8" w:semiHidden="1" w:uiPriority="9" w:unhideWhenUsed="1" w:qFormat="1"/>
-    <w:lsdException w:name="heading 9" w:semiHidden="1" w:uiPriority="9" w:unhideWhenUsed="1" w:qFormat="1"/>
-    <w:lsdException w:name="index 1" w:semiHidden="1" w:unhideWhenUsed="1"/>
-    <w:lsdException w:name="index 2" w:semiHidden="1" w:unhideWhenUsed="1"/>
-    <w:lsdException w:name="index 3" w:semiHidden="1" w:unhideWhenUsed="1"/>
-    <w:lsdException w:name="index 4" w:semiHidden="1" w:unhideWhenUsed="1"/>
-    <w:lsdException w:name="index 5" w:semiHidden="1" w:unhideWhenUsed="1"/>
-    <w:lsdException w:name="index 6" w:semiHidden="1" w:unhideWhenUsed="1"/>
-    <w:lsdException w:name="index 7" w:semiHidden="1" w:unhideWhenUsed="1"/>
-    <w:lsdException w:name="index 8" w:semiHidden="1" w:unhideWhenUsed="1"/>
-    <w:lsdException w:name="index 9" w:semiHidden="1" w:unhideWhenUsed="1"/>
-    <w:lsdException w:name="toc 1" w:semiHidden="1" w:uiPriority="39" w:unhideWhenUsed="1"/>
-    <w:lsdException w:name="toc 2" w:semiHidden="1" w:uiPriority="39" w:unhideWhenUsed="1"/>
-    <w:lsdException w:name="toc 3" w:semiHidden="1" w:uiPriority="39" w:unhideWhenUsed="1"/>
-    <w:lsdException w:name="toc 4" w:semiHidden="1" w:uiPriority="39" w:unhideWhenUsed="1"/>
-    <w:lsdException w:name="toc 5" w:semiHidden="1" w:uiPriority="39" w:unhideWhenUsed="1"/>
-    <w:lsdException w:name="toc 6" w:semiHidden="1" w:uiPriority="39" w:unhideWhenUsed="1"/>
-    <w:lsdException w:name="toc 7" w:semiHidden="1" w:uiPriority="39" w:unhideWhenUsed="1"/>
-    <w:lsdException w:name="toc 8" w:semiHidden="1" w:uiPriority="39" w:unhideWhenUsed="1"/>
-    <w:lsdException w:name="toc 9" w:semiHidden="1" w:uiPriority="39" w:unhideWhenUsed="1"/>
-    <w:lsdException w:name="Normal Indent" w:semiHidden="1" w:unhideWhenUsed="1"/>
-    <w:lsdException w:name="footnote text" w:semiHidden="1" w:unhideWhenUsed="1"/>
-    <w:lsdException w:name="annotation text" w:semiHidden="1" w:unhideWhenUsed="1"/>
-    <w:lsdException w:name="header" w:unhideWhenUsed="1" w:qFormat="1"/>
-    <w:lsdException w:name="footer" w:unhideWhenUsed="1" w:qFormat="1"/>
-    <w:lsdException w:name="index heading" w:semiHidden="1" w:unhideWhenUsed="1"/>
-    <w:lsdException w:name="caption" w:semiHidden="1" w:uiPriority="35" w:unhideWhenUsed="1" w:qFormat="1"/>
-    <w:lsdException w:name="table of figures" w:semiHidden="1" w:unhideWhenUsed="1"/>
-    <w:lsdException w:name="envelope address" w:semiHidden="1" w:unhideWhenUsed="1"/>
-    <w:lsdException w:name="envelope return" w:semiHidden="1" w:unhideWhenUsed="1"/>
-    <w:lsdException w:name="footnote reference" w:semiHidden="1" w:unhideWhenUsed="1"/>
-    <w:lsdException w:name="annotation reference" w:semiHidden="1" w:unhideWhenUsed="1"/>
-    <w:lsdException w:name="line number" w:semiHidden="1" w:unhideWhenUsed="1"/>
-    <w:lsdException w:name="page number" w:semiHidden="1" w:unhideWhenUsed="1"/>
-    <w:lsdException w:name="endnote reference" w:semiHidden="1" w:unhideWhenUsed="1"/>
-    <w:lsdException w:name="endnote text" w:semiHidden="1" w:unhideWhenUsed="1"/>
-    <w:lsdException w:name="table of authorities" w:semiHidden="1" w:unhideWhenUsed="1"/>
-    <w:lsdException w:name="macro" w:semiHidden="1" w:unhideWhenUsed="1"/>
-    <w:lsdException w:name="toa heading" w:semiHidden="1" w:unhideWhenUsed="1"/>
-    <w:lsdException w:name="List" w:semiHidden="1" w:unhideWhenUsed="1"/>
-    <w:lsdException w:name="List Bullet" w:semiHidden="1" w:unhideWhenUsed="1"/>
-    <w:lsdException w:name="List Number" w:semiHidden="1" w:unhideWhenUsed="1"/>
-    <w:lsdException w:name="List 2" w:semiHidden="1" w:unhideWhenUsed="1"/>
-    <w:lsdException w:name="List 3" w:semiHidden="1" w:unhideWhenUsed="1"/>
-    <w:lsdException w:name="List 4" w:semiHidden="1" w:unhideWhenUsed="1"/>
-    <w:lsdException w:name="List 5" w:semiHidden="1" w:unhideWhenUsed="1"/>
-    <w:lsdException w:name="List Bullet 2" w:semiHidden="1" w:unhideWhenUsed="1"/>
-    <w:lsdException w:name="List Bullet 3" w:semiHidden="1" w:unhideWhenUsed="1"/>
-    <w:lsdException w:name="List Bullet 4" w:semiHidden="1" w:unhideWhenUsed="1"/>
-    <w:lsdException w:name="List Bullet 5" w:semiHidden="1" w:unhideWhenUsed="1"/>
-    <w:lsdException w:name="List Number 2" w:semiHidden="1" w:unhideWhenUsed="1"/>
-    <w:lsdException w:name="List Number 3" w:semiHidden="1" w:unhideWhenUsed="1"/>
-    <w:lsdException w:name="List Number 4" w:semiHidden="1" w:unhideWhenUsed="1"/>
-    <w:lsdException w:name="List Number 5" w:semiHidden="1" w:unhideWhenUsed="1"/>
-    <w:lsdException w:name="Title" w:uiPriority="10" w:qFormat="1"/>
-    <w:lsdException w:name="Closing" w:semiHidden="1" w:unhideWhenUsed="1"/>
-    <w:lsdException w:name="Signature" w:semiHidden="1" w:unhideWhenUsed="1"/>
-    <w:lsdException w:name="Default Paragraph Font" w:semiHidden="1" w:uiPriority="1" w:unhideWhenUsed="1" w:qFormat="1"/>
-    <w:lsdException w:name="Body Text" w:semiHidden="1" w:unhideWhenUsed="1"/>
-    <w:lsdException w:name="Body Text Indent" w:semiHidden="1" w:unhideWhenUsed="1"/>
-    <w:lsdException w:name="List Continue" w:semiHidden="1" w:unhideWhenUsed="1"/>
-    <w:lsdException w:name="List Continue 2" w:semiHidden="1" w:unhideWhenUsed="1"/>
-    <w:lsdException w:name="List Continue 3" w:semiHidden="1" w:unhideWhenUsed="1"/>
-    <w:lsdException w:name="List Continue 4" w:semiHidden="1" w:unhideWhenUsed="1"/>
-    <w:lsdException w:name="List Continue 5" w:semiHidden="1" w:unhideWhenUsed="1"/>
-    <w:lsdException w:name="Message Header" w:semiHidden="1" w:unhideWhenUsed="1"/>
-    <w:lsdException w:name="Subtitle" w:uiPriority="11" w:qFormat="1"/>
-    <w:lsdException w:name="Salutation" w:semiHidden="1" w:unhideWhenUsed="1"/>
-    <w:lsdException w:name="Date" w:semiHidden="1" w:unhideWhenUsed="1"/>
-    <w:lsdException w:name="Body Text First Indent" w:semiHidden="1" w:unhideWhenUsed="1"/>
-    <w:lsdException w:name="Body Text First Indent 2" w:semiHidden="1" w:unhideWhenUsed="1"/>
-    <w:lsdException w:name="Note Heading" w:semiHidden="1" w:unhideWhenUsed="1"/>
-    <w:lsdException w:name="Body Text 2" w:semiHidden="1" w:unhideWhenUsed="1"/>
-    <w:lsdException w:name="Body Text 3" w:semiHidden="1" w:unhideWhenUsed="1"/>
-    <w:lsdException w:name="Body Text Indent 2" w:semiHidden="1" w:unhideWhenUsed="1"/>
-    <w:lsdException w:name="Body Text Indent 3" w:semiHidden="1" w:unhideWhenUsed="1"/>
-    <w:lsdException w:name="Block Text" w:semiHidden="1" w:unhideWhenUsed="1"/>
-    <w:lsdException w:name="Hyperlink" w:semiHidden="1" w:unhideWhenUsed="1"/>
-    <w:lsdException w:name="FollowedHyperlink" w:semiHidden="1" w:unhideWhenUsed="1"/>
-    <w:lsdException w:name="Strong" w:uiPriority="22" w:qFormat="1"/>
-    <w:lsdException w:name="Emphasis" w:uiPriority="20" w:qFormat="1"/>
-    <w:lsdException w:name="Document Map" w:semiHidden="1" w:unhideWhenUsed="1"/>
-    <w:lsdException w:name="Plain Text" w:semiHidden="1" w:unhideWhenUsed="1"/>
-    <w:lsdException w:name="E-mail Signature" w:semiHidden="1" w:unhideWhenUsed="1"/>
-    <w:lsdException w:name="HTML Top of Form" w:semiHidden="1" w:unhideWhenUsed="1"/>
-    <w:lsdException w:name="HTML Bottom of Form" w:semiHidden="1" w:unhideWhenUsed="1"/>
-    <w:lsdException w:name="Normal (Web)" w:semiHidden="1" w:unhideWhenUsed="1"/>
-    <w:lsdException w:name="HTML Acronym" w:semiHidden="1" w:unhideWhenUsed="1"/>
-    <w:lsdException w:name="HTML Address" w:semiHidden="1" w:unhideWhenUsed="1"/>
-    <w:lsdException w:name="HTML Cite" w:semiHidden="1" w:unhideWhenUsed="1"/>
-    <w:lsdException w:name="HTML Code" w:semiHidden="1" w:unhideWhenUsed="1"/>
-    <w:lsdException w:name="HTML Definition" w:semiHidden="1" w:unhideWhenUsed="1"/>
-    <w:lsdException w:name="HTML Keyboard" w:semiHidden="1" w:unhideWhenUsed="1"/>
-    <w:lsdException w:name="HTML Preformatted" w:semiHidden="1" w:unhideWhenUsed="1"/>
-    <w:lsdException w:name="HTML Sample" w:semiHidden="1" w:unhideWhenUsed="1"/>
-    <w:lsdException w:name="HTML Typewriter" w:semiHidden="1" w:unhideWhenUsed="1"/>
-    <w:lsdException w:name="HTML Variable" w:semiHidden="1" w:unhideWhenUsed="1"/>
-    <w:lsdException w:name="Normal Table" w:semiHidden="1" w:unhideWhenUsed="1" w:qFormat="1"/>
-    <w:lsdException w:name="annotation subject" w:semiHidden="1" w:unhideWhenUsed="1"/>
-    <w:lsdException w:name="No List" w:semiHidden="1" w:unhideWhenUsed="1"/>
-    <w:lsdException w:name="Outline List 1" w:semiHidden="1" w:unhideWhenUsed="1"/>
-    <w:lsdException w:name="Outline List 2" w:semiHidden="1" w:unhideWhenUsed="1"/>
-    <w:lsdException w:name="Outline List 3" w:semiHidden="1" w:unhideWhenUsed="1"/>
-    <w:lsdException w:name="Table Simple 1" w:semiHidden="1" w:unhideWhenUsed="1"/>
-    <w:lsdException w:name="Table Simple 2" w:semiHidden="1" w:unhideWhenUsed="1"/>
-    <w:lsdException w:name="Table Simple 3" w:semiHidden="1" w:unhideWhenUsed="1"/>
-    <w:lsdException w:name="Table Classic 1" w:semiHidden="1" w:unhideWhenUsed="1"/>
-    <w:lsdException w:name="Table Classic 2" w:semiHidden="1" w:unhideWhenUsed="1"/>
-    <w:lsdException w:name="Table Classic 3" w:semiHidden="1" w:unhideWhenUsed="1"/>
-    <w:lsdException w:name="Table Classic 4" w:semiHidden="1" w:unhideWhenUsed="1"/>
-    <w:lsdException w:name="Table Colorful 1" w:semiHidden="1" w:unhideWhenUsed="1"/>
-    <w:lsdException w:name="Table Colorful 2" w:semiHidden="1" w:unhideWhenUsed="1"/>
-    <w:lsdException w:name="Table Colorful 3" w:semiHidden="1" w:unhideWhenUsed="1"/>
-    <w:lsdException w:name="Table Columns 1" w:semiHidden="1" w:unhideWhenUsed="1"/>
-    <w:lsdException w:name="Table Columns 2" w:semiHidden="1" w:unhideWhenUsed="1"/>
-    <w:lsdException w:name="Table Columns 3" w:semiHidden="1" w:unhideWhenUsed="1"/>
-    <w:lsdException w:name="Table Columns 4" w:semiHidden="1" w:unhideWhenUsed="1"/>
-    <w:lsdException w:name="Table Columns 5" w:semiHidden="1" w:unhideWhenUsed="1"/>
-    <w:lsdException w:name="Table Grid 1" w:semiHidden="1" w:unhideWhenUsed="1"/>
-    <w:lsdException w:name="Table Grid 2" w:semiHidden="1" w:unhideWhenUsed="1"/>
-    <w:lsdException w:name="Table Grid 3" w:semiHidden="1" w:unhideWhenUsed="1"/>
-    <w:lsdException w:name="Table Grid 4" w:semiHidden="1" w:unhideWhenUsed="1"/>
-    <w:lsdException w:name="Table Grid 5" w:semiHidden="1" w:unhideWhenUsed="1"/>
-    <w:lsdException w:name="Table Grid 6" w:semiHidden="1" w:unhideWhenUsed="1"/>
-    <w:lsdException w:name="Table Grid 7" w:semiHidden="1" w:unhideWhenUsed="1"/>
-    <w:lsdException w:name="Table Grid 8" w:semiHidden="1" w:unhideWhenUsed="1"/>
-    <w:lsdException w:name="Table List 1" w:semiHidden="1" w:unhideWhenUsed="1"/>
-    <w:lsdException w:name="Table List 2" w:semiHidden="1" w:unhideWhenUsed="1"/>
-    <w:lsdException w:name="Table List 3" w:semiHidden="1" w:unhideWhenUsed="1"/>
-    <w:lsdException w:name="Table List 4" w:semiHidden="1" w:unhideWhenUsed="1"/>
-    <w:lsdException w:name="Table List 5" w:semiHidden="1" w:unhideWhenUsed="1"/>
-    <w:lsdException w:name="Table List 6" w:semiHidden="1" w:unhideWhenUsed="1"/>
-    <w:lsdException w:name="Table List 7" w:semiHidden="1" w:unhideWhenUsed="1"/>
-    <w:lsdException w:name="Table List 8" w:semiHidden="1" w:unhideWhenUsed="1"/>
-    <w:lsdException w:name="Table 3D effects 1" w:semiHidden="1" w:unhideWhenUsed="1"/>
-    <w:lsdException w:name="Table 3D effects 2" w:semiHidden="1" w:unhideWhenUsed="1"/>
-    <w:lsdException w:name="Table 3D effects 3" w:semiHidden="1" w:unhideWhenUsed="1"/>
-    <w:lsdException w:name="Table Contemporary" w:semiHidden="1" w:unhideWhenUsed="1"/>
-    <w:lsdException w:name="Table Elegant" w:semiHidden="1" w:unhideWhenUsed="1"/>
-    <w:lsdException w:name="Table Professional" w:semiHidden="1" w:unhideWhenUsed="1"/>
-    <w:lsdException w:name="Table Subtle 1" w:semiHidden="1" w:unhideWhenUsed="1"/>
-    <w:lsdException w:name="Table Subtle 2" w:semiHidden="1" w:unhideWhenUsed="1"/>
-    <w:lsdException w:name="Table Web 1" w:semiHidden="1" w:unhideWhenUsed="1"/>
-    <w:lsdException w:name="Table Web 2" w:semiHidden="1" w:unhideWhenUsed="1"/>
-    <w:lsdException w:name="Table Web 3" w:semiHidden="1" w:unhideWhenUsed="1"/>
-    <w:lsdException w:name="Balloon Text" w:semiHidden="1" w:unhideWhenUsed="1"/>
-    <w:lsdException w:name="Table Grid" w:uiPriority="39" w:qFormat="1"/>
-    <w:lsdException w:name="Table Theme" w:semiHidden="1" w:unhideWhenUsed="1"/>
-    <w:lsdException w:name="Placeholder Text" w:semiHidden="1" w:unhideWhenUsed="1"/>
-    <w:lsdException w:name="No Spacing" w:semiHidden="1" w:unhideWhenUsed="1"/>
-    <w:lsdException w:name="Light Shading" w:uiPriority="60"/>
-    <w:lsdException w:name="Light List" w:uiPriority="61"/>
-    <w:lsdException w:name="Light Grid" w:uiPriority="62"/>
-    <w:lsdException w:name="Medium Shading 1" w:uiPriority="63"/>
-    <w:lsdException w:name="Medium Shading 2" w:uiPriority="64"/>
-    <w:lsdException w:name="Medium List 1" w:uiPriority="65"/>
-    <w:lsdException w:name="Medium List 2" w:uiPriority="66"/>
-    <w:lsdException w:name="Medium Grid 1" w:uiPriority="67"/>
-    <w:lsdException w:name="Medium Grid 2" w:uiPriority="68"/>
-    <w:lsdException w:name="Medium Grid 3" w:uiPriority="69"/>
-    <w:lsdException w:name="Dark List" w:uiPriority="70"/>
-    <w:lsdException w:name="Colorful Shading" w:uiPriority="71"/>
-    <w:lsdException w:name="Colorful List" w:uiPriority="72"/>
-    <w:lsdException w:name="Colorful Grid" w:uiPriority="73"/>
-    <w:lsdException w:name="Light Shading Accent 1" w:uiPriority="60"/>
-    <w:lsdException w:name="Light List Accent 1" w:uiPriority="61"/>
-    <w:lsdException w:name="Light Grid Accent 1" w:uiPriority="62"/>
-    <w:lsdException w:name="Medium Shading 1 Accent 1" w:uiPriority="63"/>
-    <w:lsdException w:name="Medium Shading 2 Accent 1" w:uiPriority="64"/>
-    <w:lsdException w:name="Medium List 1 Accent 1" w:uiPriority="65"/>
-    <w:lsdException w:name="Revision" w:semiHidden="1" w:unhideWhenUsed="1"/>
-    <w:lsdException w:name="List Paragraph" w:semiHidden="1" w:unhideWhenUsed="1"/>
-    <w:lsdException w:name="Quote" w:semiHidden="1" w:unhideWhenUsed="1"/>
-    <w:lsdException w:name="Intense Quote" w:semiHidden="1" w:unhideWhenUsed="1"/>
-    <w:lsdException w:name="Medium List 2 Accent 1" w:uiPriority="66"/>
-    <w:lsdException w:name="Medium Grid 1 Accent 1" w:uiPriority="67"/>
-    <w:lsdException w:name="Medium Grid 2 Accent 1" w:uiPriority="68"/>
-    <w:lsdException w:name="Medium Grid 3 Accent 1" w:uiPriority="69"/>
-    <w:lsdException w:name="Dark List Accent 1" w:uiPriority="70"/>
-    <w:lsdException w:name="Colorful Shading Accent 1" w:uiPriority="71"/>
-    <w:lsdException w:name="Colorful List Accent 1" w:uiPriority="72"/>
-    <w:lsdException w:name="Colorful Grid Accent 1" w:uiPriority="73"/>
-    <w:lsdException w:name="Light Shading Accent 2" w:uiPriority="60"/>
-    <w:lsdException w:name="Light List Accent 2" w:uiPriority="61"/>
-    <w:lsdException w:name="Light Grid Accent 2" w:uiPriority="62"/>
-    <w:lsdException w:name="Medium Shading 1 Accent 2" w:uiPriority="63"/>
-    <w:lsdException w:name="Medium Shading 2 Accent 2" w:uiPriority="64"/>
-    <w:lsdException w:name="Medium List 1 Accent 2" w:uiPriority="65"/>
-    <w:lsdException w:name="Medium List 2 Accent 2" w:uiPriority="66"/>
-    <w:lsdException w:name="Medium Grid 1 Accent 2" w:uiPriority="67"/>
-    <w:lsdException w:name="Medium Grid 2 Accent 2" w:uiPriority="68"/>
-    <w:lsdException w:name="Medium Grid 3 Accent 2" w:uiPriority="69"/>
-    <w:lsdException w:name="Dark List Accent 2" w:uiPriority="70"/>
-    <w:lsdException w:name="Colorful Shading Accent 2" w:uiPriority="71"/>
-    <w:lsdException w:name="Colorful List Accent 2" w:uiPriority="72"/>
-    <w:lsdException w:name="Colorful Grid Accent 2" w:uiPriority="73"/>
-    <w:lsdException w:name="Light Shading Accent 3" w:uiPriority="60"/>
-    <w:lsdException w:name="Light List Accent 3" w:uiPriority="61"/>
-    <w:lsdException w:name="Light Grid Accent 3" w:uiPriority="62"/>
-    <w:lsdException w:name="Medium Shading 1 Accent 3" w:uiPriority="63"/>
-    <w:lsdException w:name="Medium Shading 2 Accent 3" w:uiPriority="64"/>
-    <w:lsdException w:name="Medium List 1 Accent 3" w:uiPriority="65"/>
-    <w:lsdException w:name="Medium List 2 Accent 3" w:uiPriority="66"/>
-    <w:lsdException w:name="Medium Grid 1 Accent 3" w:uiPriority="67"/>
-    <w:lsdException w:name="Medium Grid 2 Accent 3" w:uiPriority="68"/>
-    <w:lsdException w:name="Medium Grid 3 Accent 3" w:uiPriority="69"/>
-    <w:lsdException w:name="Dark List Accent 3" w:uiPriority="70"/>
-    <w:lsdException w:name="Colorful Shading Accent 3" w:uiPriority="71"/>
-    <w:lsdException w:name="Colorful List Accent 3" w:uiPriority="72"/>
-    <w:lsdException w:name="Colorful Grid Accent 3" w:uiPriority="73"/>
-    <w:lsdException w:name="Light Shading Accent 4" w:uiPriority="60"/>
-    <w:lsdException w:name="Light List Accent 4" w:uiPriority="61"/>
-    <w:lsdException w:name="Light Grid Accent 4" w:uiPriority="62"/>
-    <w:lsdException w:name="Medium Shading 1 Accent 4" w:uiPriority="63"/>
-    <w:lsdException w:name="Medium Shading 2 Accent 4" w:uiPriority="64"/>
-    <w:lsdException w:name="Medium List 1 Accent 4" w:uiPriority="65"/>
-    <w:lsdException w:name="Medium List 2 Accent 4" w:uiPriority="66"/>
-    <w:lsdException w:name="Medium Grid 1 Accent 4" w:uiPriority="67"/>
-    <w:lsdException w:name="Medium Grid 2 Accent 4" w:uiPriority="68"/>
-    <w:lsdException w:name="Medium Grid 3 Accent 4" w:uiPriority="69"/>
-    <w:lsdException w:name="Dark List Accent 4" w:uiPriority="70"/>
-    <w:lsdException w:name="Colorful Shading Accent 4" w:uiPriority="71"/>
-    <w:lsdException w:name="Colorful List Accent 4" w:uiPriority="72"/>
-    <w:lsdException w:name="Colorful Grid Accent 4" w:uiPriority="73"/>
-    <w:lsdException w:name="Light Shading Accent 5" w:uiPriority="60"/>
-    <w:lsdException w:name="Light List Accent 5" w:uiPriority="61"/>
-    <w:lsdException w:name="Light Grid Accent 5" w:uiPriority="62"/>
-    <w:lsdException w:name="Medium Shading 1 Accent 5" w:uiPriority="63"/>
-    <w:lsdException w:name="Medium Shading 2 Accent 5" w:uiPriority="64"/>
-    <w:lsdException w:name="Medium List 1 Accent 5" w:uiPriority="65"/>
-    <w:lsdException w:name="Medium List 2 Accent 5" w:uiPriority="66"/>
-    <w:lsdException w:name="Medium Grid 1 Accent 5" w:uiPriority="67"/>
-    <w:lsdException w:name="Medium Grid 2 Accent 5" w:uiPriority="68"/>
-    <w:lsdException w:name="Medium Grid 3 Accent 5" w:uiPriority="69"/>
-    <w:lsdException w:name="Dark List Accent 5" w:uiPriority="70"/>
-    <w:lsdException w:name="Colorful Shading Accent 5" w:uiPriority="71"/>
-    <w:lsdException w:name="Colorful List Accent 5" w:uiPriority="72"/>
-    <w:lsdException w:name="Colorful Grid Accent 5" w:uiPriority="73"/>
-    <w:lsdException w:name="Light Shading Accent 6" w:uiPriority="60"/>
-    <w:lsdException w:name="Light List Accent 6" w:uiPriority="61"/>
-    <w:lsdException w:name="Light Grid Accent 6" w:uiPriority="62"/>
-    <w:lsdException w:name="Medium Shading 1 Accent 6" w:uiPriority="63"/>
-    <w:lsdException w:name="Medium Shading 2 Accent 6" w:uiPriority="64"/>
-    <w:lsdException w:name="Medium List 1 Accent 6" w:uiPriority="65"/>
-    <w:lsdException w:name="Medium List 2 Accent 6" w:uiPriority="66"/>
-    <w:lsdException w:name="Medium Grid 1 Accent 6" w:uiPriority="67"/>
-    <w:lsdException w:name="Medium Grid 2 Accent 6" w:uiPriority="68"/>
-    <w:lsdException w:name="Medium Grid 3 Accent 6" w:uiPriority="69"/>
-    <w:lsdException w:name="Dark List Accent 6" w:uiPriority="70"/>
-    <w:lsdException w:name="Colorful Shading Accent 6" w:uiPriority="71"/>
-    <w:lsdException w:name="Colorful List Accent 6" w:uiPriority="72"/>
-    <w:lsdException w:name="Colorful Grid Accent 6" w:uiPriority="73"/>
-    <w:lsdException w:name="Subtle Emphasis" w:uiPriority="19" w:qFormat="1"/>
-    <w:lsdException w:name="Intense Emphasis" w:uiPriority="21" w:qFormat="1"/>
-    <w:lsdException w:name="Subtle Reference" w:uiPriority="31" w:qFormat="1"/>
-    <w:lsdException w:name="Intense Reference" w:uiPriority="32" w:qFormat="1"/>
-    <w:lsdException w:name="Book Title" w:uiPriority="33" w:qFormat="1"/>
-    <w:lsdException w:name="Bibliography" w:semiHidden="1" w:uiPriority="37" w:unhideWhenUsed="1"/>
-    <w:lsdException w:name="TOC Heading" w:semiHidden="1" w:uiPriority="39" w:unhideWhenUsed="1" w:qFormat="1"/>
-    <w:lsdException w:name="Plain Table 1" w:uiPriority="41"/>
-    <w:lsdException w:name="Plain Table 2" w:uiPriority="42"/>
-    <w:lsdException w:name="Plain Table 3" w:uiPriority="43"/>
-    <w:lsdException w:name="Plain Table 4" w:uiPriority="44"/>
-    <w:lsdException w:name="Plain Table 5" w:uiPriority="45"/>
-    <w:lsdException w:name="Grid Table Light" w:uiPriority="40"/>
-    <w:lsdException w:name="Grid Table 1 Light" w:uiPriority="46"/>
-    <w:lsdException w:name="Grid Table 2" w:uiPriority="47"/>
-    <w:lsdException w:name="Grid Table 3" w:uiPriority="48"/>
-    <w:lsdException w:name="Grid Table 4" w:uiPriority="49"/>
-    <w:lsdException w:name="Grid Table 5 Dark" w:uiPriority="50"/>
-    <w:lsdException w:name="Grid Table 6 Colorful" w:uiPriority="51"/>
-    <w:lsdException w:name="Grid Table 7 Colorful" w:uiPriority="52"/>
-    <w:lsdException w:name="Grid Table 1 Light Accent 1" w:uiPriority="46"/>
-    <w:lsdException w:name="Grid Table 2 Accent 1" w:uiPriority="47"/>
-    <w:lsdException w:name="Grid Table 3 Accent 1" w:uiPriority="48"/>
-    <w:lsdException w:name="Grid Table 4 Accent 1" w:uiPriority="49"/>
-    <w:lsdException w:name="Grid Table 5 Dark Accent 1" w:uiPriority="50"/>
-    <w:lsdException w:name="Grid Table 6 Colorful Accent 1" w:uiPriority="51"/>
-    <w:lsdException w:name="Grid Table 7 Colorful Accent 1" w:uiPriority="52"/>
-    <w:lsdException w:name="Grid Table 1 Light Accent 2" w:uiPriority="46"/>
-    <w:lsdException w:name="Grid Table 2 Accent 2" w:uiPriority="47"/>
-    <w:lsdException w:name="Grid Table 3 Accent 2" w:uiPriority="48"/>
-    <w:lsdException w:name="Grid Table 4 Accent 2" w:uiPriority="49"/>
-    <w:lsdException w:name="Grid Table 5 Dark Accent 2" w:uiPriority="50"/>
-    <w:lsdException w:name="Grid Table 6 Colorful Accent 2" w:uiPriority="51"/>
-    <w:lsdException w:name="Grid Table 7 Colorful Accent 2" w:uiPriority="52"/>
-    <w:lsdException w:name="Grid Table 1 Light Accent 3" w:uiPriority="46"/>
-    <w:lsdException w:name="Grid Table 2 Accent 3" w:uiPriority="47"/>
-    <w:lsdException w:name="Grid Table 3 Accent 3" w:uiPriority="48"/>
-    <w:lsdException w:name="Grid Table 4 Accent 3" w:uiPriority="49"/>
-    <w:lsdException w:name="Grid Table 5 Dark Accent 3" w:uiPriority="50"/>
-    <w:lsdException w:name="Grid Table 6 Colorful Accent 3" w:uiPriority="51"/>
-    <w:lsdException w:name="Grid Table 7 Colorful Accent 3" w:uiPriority="52"/>
-    <w:lsdException w:name="Grid Table 1 Light Accent 4" w:uiPriority="46"/>
-    <w:lsdException w:name="Grid Table 2 Accent 4" w:uiPriority="47"/>
-    <w:lsdException w:name="Grid Table 3 Accent 4" w:uiPriority="48"/>
-    <w:lsdException w:name="Grid Table 4 Accent 4" w:uiPriority="49"/>
-    <w:lsdException w:name="Grid Table 5 Dark Accent 4" w:uiPriority="50"/>
-    <w:lsdException w:name="Grid Table 6 Colorful Accent 4" w:uiPriority="51"/>
-    <w:lsdException w:name="Grid Table 7 Colorful Accent 4" w:uiPriority="52"/>
-    <w:lsdException w:name="Grid Table 1 Light Accent 5" w:uiPriority="46"/>
-    <w:lsdException w:name="Grid Table 2 Accent 5" w:uiPriority="47"/>
-    <w:lsdException w:name="Grid Table 3 Accent 5" w:uiPriority="48"/>
-    <w:lsdException w:name="Grid Table 4 Accent 5" w:uiPriority="49"/>
-    <w:lsdException w:name="Grid Table 5 Dark Accent 5" w:uiPriority="50"/>
-    <w:lsdException w:name="Grid Table 6 Colorful Accent 5" w:uiPriority="51"/>
-    <w:lsdException w:name="Grid Table 7 Colorful Accent 5" w:uiPriority="52"/>
-    <w:lsdException w:name="Grid Table 1 Light Accent 6" w:uiPriority="46"/>
-    <w:lsdException w:name="Grid Table 2 Accent 6" w:uiPriority="47"/>
-    <w:lsdException w:name="Grid Table 3 Accent 6" w:uiPriority="48"/>
-    <w:lsdException w:name="Grid Table 4 Accent 6" w:uiPriority="49"/>
-    <w:lsdException w:name="Grid Table 5 Dark Accent 6" w:uiPriority="50"/>
-    <w:lsdException w:name="Grid Table 6 Colorful Accent 6" w:uiPriority="51"/>
-    <w:lsdException w:name="Grid Table 7 Colorful Accent 6" w:uiPriority="52"/>
-    <w:lsdException w:name="List Table 1 Light" w:uiPriority="46"/>
-    <w:lsdException w:name="List Table 2" w:uiPriority="47"/>
-    <w:lsdException w:name="List Table 3" w:uiPriority="48"/>
-    <w:lsdException w:name="List Table 4" w:uiPriority="49"/>
-    <w:lsdException w:name="List Table 5 Dark" w:uiPriority="50"/>
-    <w:lsdException w:name="List Table 6 Colorful" w:uiPriority="51"/>
-    <w:lsdException w:name="List Table 7 Colorful" w:uiPriority="52"/>
-    <w:lsdException w:name="List Table 1 Light Accent 1" w:uiPriority="46"/>
-    <w:lsdException w:name="List Table 2 Accent 1" w:uiPriority="47"/>
-    <w:lsdException w:name="List Table 3 Accent 1" w:uiPriority="48"/>
-    <w:lsdException w:name="List Table 4 Accent 1" w:uiPriority="49"/>
-    <w:lsdException w:name="List Table 5 Dark Accent 1" w:uiPriority="50"/>
-    <w:lsdException w:name="List Table 6 Colorful Accent 1" w:uiPriority="51"/>
-    <w:lsdException w:name="List Table 7 Colorful Accent 1" w:uiPriority="52"/>
-    <w:lsdException w:name="List Table 1 Light Accent 2" w:uiPriority="46"/>
-    <w:lsdException w:name="List Table 2 Accent 2" w:uiPriority="47"/>
-    <w:lsdException w:name="List Table 3 Accent 2" w:uiPriority="48"/>
-    <w:lsdException w:name="List Table 4 Accent 2" w:uiPriority="49"/>
-    <w:lsdException w:name="List Table 5 Dark Accent 2" w:uiPriority="50"/>
-    <w:lsdException w:name="List Table 6 Colorful Accent 2" w:uiPriority="51"/>
-    <w:lsdException w:name="List Table 7 Colorful Accent 2" w:uiPriority="52"/>
-    <w:lsdException w:name="List Table 1 Light Accent 3" w:uiPriority="46"/>
-    <w:lsdException w:name="List Table 2 Accent 3" w:uiPriority="47"/>
-    <w:lsdException w:name="List Table 3 Accent 3" w:uiPriority="48"/>
-    <w:lsdException w:name="List Table 4 Accent 3" w:uiPriority="49"/>
-    <w:lsdException w:name="List Table 5 Dark Accent 3" w:uiPriority="50"/>
-    <w:lsdException w:name="List Table 6 Colorful Accent 3" w:uiPriority="51"/>
-    <w:lsdException w:name="List Table 7 Colorful Accent 3" w:uiPriority="52"/>
-    <w:lsdException w:name="List Table 1 Light Accent 4" w:uiPriority="46"/>
-    <w:lsdException w:name="List Table 2 Accent 4" w:uiPriority="47"/>
-    <w:lsdException w:name="List Table 3 Accent 4" w:uiPriority="48"/>
-    <w:lsdException w:name="List Table 4 Accent 4" w:uiPriority="49"/>
-    <w:lsdException w:name="List Table 5 Dark Accent 4" w:uiPriority="50"/>
-    <w:lsdException w:name="List Table 6 Colorful Accent 4" w:uiPriority="51"/>
-    <w:lsdException w:name="List Table 7 Colorful Accent 4" w:uiPriority="52"/>
-    <w:lsdException w:name="List Table 1 Light Accent 5" w:uiPriority="46"/>
-    <w:lsdException w:name="List Table 2 Accent 5" w:uiPriority="47"/>
-    <w:lsdException w:name="List Table 3 Accent 5" w:uiPriority="48"/>
-    <w:lsdException w:name="List Table 4 Accent 5" w:uiPriority="49"/>
-    <w:lsdException w:name="List Table 5 Dark Accent 5" w:uiPriority="50"/>
-    <w:lsdException w:name="List Table 6 Colorful Accent 5" w:uiPriority="51"/>
-    <w:lsdException w:name="List Table 7 Colorful Accent 5" w:uiPriority="52"/>
-    <w:lsdException w:name="List Table 1 Light Accent 6" w:uiPriority="46"/>
-    <w:lsdException w:name="List Table 2 Accent 6" w:uiPriority="47"/>
-    <w:lsdException w:name="List Table 3 Accent 6" w:uiPriority="48"/>
-    <w:lsdException w:name="List Table 4 Accent 6" w:uiPriority="49"/>
-    <w:lsdException w:name="List Table 5 Dark Accent 6" w:uiPriority="50"/>
-    <w:lsdException w:name="List Table 6 Colorful Accent 6" w:uiPriority="51"/>
-    <w:lsdException w:name="List Table 7 Colorful Accent 6" w:uiPriority="52"/>
-    <w:lsdException w:name="Mention" w:semiHidden="1" w:unhideWhenUsed="1"/>
-    <w:lsdException w:name="Smart Hyperlink" w:semiHidden="1" w:unhideWhenUsed="1"/>
-    <w:lsdException w:name="Hashtag" w:semiHidden="1" w:unhideWhenUsed="1"/>
-    <w:lsdException w:name="Unresolved Mention" w:semiHidden="1" w:unhideWhenUsed="1"/>
-    <w:lsdException w:name="Smart Link" w:semiHidden="1" w:unhideWhenUsed="1"/>
+  <w:latentStyles w:count="260" w:defQFormat="0" w:defUnhideWhenUsed="1" w:defSemiHidden="1" w:defUIPriority="99" w:defLockedState="0">
+    <w:lsdException w:qFormat="1" w:unhideWhenUsed="0" w:uiPriority="0" w:semiHidden="0" w:name="Normal"/>
+    <w:lsdException w:qFormat="1" w:unhideWhenUsed="0" w:uiPriority="9" w:semiHidden="0" w:name="heading 1"/>
+    <w:lsdException w:qFormat="1" w:uiPriority="9" w:name="heading 2"/>
+    <w:lsdException w:qFormat="1" w:uiPriority="9" w:name="heading 3"/>
+    <w:lsdException w:qFormat="1" w:uiPriority="9" w:name="heading 4"/>
+    <w:lsdException w:qFormat="1" w:uiPriority="9" w:name="heading 5"/>
+    <w:lsdException w:qFormat="1" w:uiPriority="9" w:name="heading 6"/>
+    <w:lsdException w:qFormat="1" w:uiPriority="9" w:name="heading 7"/>
+    <w:lsdException w:qFormat="1" w:uiPriority="9" w:name="heading 8"/>
+    <w:lsdException w:qFormat="1" w:uiPriority="9" w:name="heading 9"/>
+    <w:lsdException w:uiPriority="99" w:name="index 1"/>
+    <w:lsdException w:uiPriority="99" w:name="index 2"/>
+    <w:lsdException w:uiPriority="99" w:name="index 3"/>
+    <w:lsdException w:uiPriority="99" w:name="index 4"/>
+    <w:lsdException w:uiPriority="99" w:name="index 5"/>
+    <w:lsdException w:uiPriority="99" w:name="index 6"/>
+    <w:lsdException w:uiPriority="99" w:name="index 7"/>
+    <w:lsdException w:uiPriority="99" w:name="index 8"/>
+    <w:lsdException w:uiPriority="99" w:name="index 9"/>
+    <w:lsdException w:uiPriority="39" w:name="toc 1"/>
+    <w:lsdException w:uiPriority="39" w:name="toc 2"/>
+    <w:lsdException w:uiPriority="39" w:name="toc 3"/>
+    <w:lsdException w:uiPriority="39" w:name="toc 4"/>
+    <w:lsdException w:uiPriority="39" w:name="toc 5"/>
+    <w:lsdException w:uiPriority="39" w:name="toc 6"/>
+    <w:lsdException w:uiPriority="39" w:name="toc 7"/>
+    <w:lsdException w:uiPriority="39" w:name="toc 8"/>
+    <w:lsdException w:uiPriority="39" w:name="toc 9"/>
+    <w:lsdException w:uiPriority="99" w:name="Normal Indent"/>
+    <w:lsdException w:uiPriority="99" w:name="footnote text"/>
+    <w:lsdException w:uiPriority="99" w:name="annotation text"/>
+    <w:lsdException w:qFormat="1" w:uiPriority="99" w:semiHidden="0" w:name="header"/>
+    <w:lsdException w:qFormat="1" w:uiPriority="99" w:semiHidden="0" w:name="footer"/>
+    <w:lsdException w:uiPriority="99" w:name="index heading"/>
+    <w:lsdException w:qFormat="1" w:uiPriority="35" w:name="caption"/>
+    <w:lsdException w:uiPriority="99" w:name="table of figures"/>
+    <w:lsdException w:uiPriority="99" w:name="envelope address"/>
+    <w:lsdException w:uiPriority="99" w:name="envelope return"/>
+    <w:lsdException w:uiPriority="99" w:name="footnote reference"/>
+    <w:lsdException w:uiPriority="99" w:name="annotation reference"/>
+    <w:lsdException w:uiPriority="99" w:name="line number"/>
+    <w:lsdException w:uiPriority="99" w:name="page number"/>
+    <w:lsdException w:uiPriority="99" w:name="endnote reference"/>
+    <w:lsdException w:uiPriority="99" w:name="endnote text"/>
+    <w:lsdException w:uiPriority="99" w:name="table of authorities"/>
+    <w:lsdException w:uiPriority="99" w:name="macro"/>
+    <w:lsdException w:uiPriority="99" w:name="toa heading"/>
+    <w:lsdException w:uiPriority="99" w:name="List"/>
+    <w:lsdException w:uiPriority="99" w:name="List Bullet"/>
+    <w:lsdException w:uiPriority="99" w:name="List Number"/>
+    <w:lsdException w:uiPriority="99" w:name="List 2"/>
+    <w:lsdException w:uiPriority="99" w:name="List 3"/>
+    <w:lsdException w:uiPriority="99" w:name="List 4"/>
+    <w:lsdException w:uiPriority="99" w:name="List 5"/>
+    <w:lsdException w:uiPriority="99" w:name="List Bullet 2"/>
+    <w:lsdException w:uiPriority="99" w:name="List Bullet 3"/>
+    <w:lsdException w:uiPriority="99" w:name="List Bullet 4"/>
+    <w:lsdException w:uiPriority="99" w:name="List Bullet 5"/>
+    <w:lsdException w:uiPriority="99" w:name="List Number 2"/>
+    <w:lsdException w:uiPriority="99" w:name="List Number 3"/>
+    <w:lsdException w:uiPriority="99" w:name="List Number 4"/>
+    <w:lsdException w:uiPriority="99" w:name="List Number 5"/>
+    <w:lsdException w:qFormat="1" w:unhideWhenUsed="0" w:uiPriority="10" w:semiHidden="0" w:name="Title"/>
+    <w:lsdException w:uiPriority="99" w:name="Closing"/>
+    <w:lsdException w:uiPriority="99" w:name="Signature"/>
+    <w:lsdException w:uiPriority="1" w:name="Default Paragraph Font"/>
+    <w:lsdException w:uiPriority="99" w:name="Body Text"/>
+    <w:lsdException w:uiPriority="99" w:name="Body Text Indent"/>
+    <w:lsdException w:uiPriority="99" w:name="List Continue"/>
+    <w:lsdException w:uiPriority="99" w:name="List Continue 2"/>
+    <w:lsdException w:uiPriority="99" w:name="List Continue 3"/>
+    <w:lsdException w:uiPriority="99" w:name="List Continue 4"/>
+    <w:lsdException w:uiPriority="99" w:name="List Continue 5"/>
+    <w:lsdException w:uiPriority="99" w:name="Message Header"/>
+    <w:lsdException w:qFormat="1" w:unhideWhenUsed="0" w:uiPriority="11" w:semiHidden="0" w:name="Subtitle"/>
+    <w:lsdException w:uiPriority="99" w:name="Salutation"/>
+    <w:lsdException w:uiPriority="99" w:name="Date"/>
+    <w:lsdException w:uiPriority="99" w:name="Body Text First Indent"/>
+    <w:lsdException w:uiPriority="99" w:name="Body Text First Indent 2"/>
+    <w:lsdException w:uiPriority="99" w:name="Note Heading"/>
+    <w:lsdException w:uiPriority="99" w:name="Body Text 2"/>
+    <w:lsdException w:uiPriority="99" w:name="Body Text 3"/>
+    <w:lsdException w:uiPriority="99" w:name="Body Text Indent 2"/>
+    <w:lsdException w:uiPriority="99" w:name="Body Text Indent 3"/>
+    <w:lsdException w:uiPriority="99" w:name="Block Text"/>
+    <w:lsdException w:uiPriority="99" w:name="Hyperlink"/>
+    <w:lsdException w:uiPriority="99" w:name="FollowedHyperlink"/>
+    <w:lsdException w:qFormat="1" w:unhideWhenUsed="0" w:uiPriority="22" w:semiHidden="0" w:name="Strong"/>
+    <w:lsdException w:qFormat="1" w:unhideWhenUsed="0" w:uiPriority="20" w:semiHidden="0" w:name="Emphasis"/>
+    <w:lsdException w:uiPriority="99" w:name="Document Map"/>
+    <w:lsdException w:uiPriority="99" w:name="Plain Text"/>
+    <w:lsdException w:uiPriority="99" w:name="E-mail Signature"/>
+    <w:lsdException w:uiPriority="99" w:name="Normal (Web)"/>
+    <w:lsdException w:uiPriority="99" w:name="HTML Acronym"/>
+    <w:lsdException w:uiPriority="99" w:name="HTML Address"/>
+    <w:lsdException w:uiPriority="99" w:name="HTML Cite"/>
+    <w:lsdException w:uiPriority="99" w:name="HTML Code"/>
+    <w:lsdException w:uiPriority="99" w:name="HTML Definition"/>
+    <w:lsdException w:uiPriority="99" w:name="HTML Keyboard"/>
+    <w:lsdException w:uiPriority="99" w:name="HTML Preformatted"/>
+    <w:lsdException w:uiPriority="99" w:name="HTML Sample"/>
+    <w:lsdException w:uiPriority="99" w:name="HTML Typewriter"/>
+    <w:lsdException w:uiPriority="99" w:name="HTML Variable"/>
+    <w:lsdException w:uiPriority="99" w:name="Normal Table"/>
+    <w:lsdException w:uiPriority="99" w:name="annotation subject"/>
+    <w:lsdException w:uiPriority="99" w:name="Table Simple 1"/>
+    <w:lsdException w:uiPriority="99" w:name="Table Simple 2"/>
+    <w:lsdException w:uiPriority="99" w:name="Table Simple 3"/>
+    <w:lsdException w:uiPriority="99" w:name="Table Classic 1"/>
+    <w:lsdException w:uiPriority="99" w:name="Table Classic 2"/>
+    <w:lsdException w:uiPriority="99" w:name="Table Classic 3"/>
+    <w:lsdException w:uiPriority="99" w:name="Table Classic 4"/>
+    <w:lsdException w:uiPriority="99" w:name="Table Colorful 1"/>
+    <w:lsdException w:uiPriority="99" w:name="Table Colorful 2"/>
+    <w:lsdException w:uiPriority="99" w:name="Table Colorful 3"/>
+    <w:lsdException w:uiPriority="99" w:name="Table Columns 1"/>
+    <w:lsdException w:uiPriority="99" w:name="Table Columns 2"/>
+    <w:lsdException w:uiPriority="99" w:name="Table Columns 3"/>
+    <w:lsdException w:uiPriority="99" w:name="Table Columns 4"/>
+    <w:lsdException w:uiPriority="99" w:name="Table Columns 5"/>
+    <w:lsdException w:uiPriority="99" w:name="Table Grid 1"/>
+    <w:lsdException w:uiPriority="99" w:name="Table Grid 2"/>
+    <w:lsdException w:uiPriority="99" w:name="Table Grid 3"/>
+    <w:lsdException w:uiPriority="99" w:name="Table Grid 4"/>
+    <w:lsdException w:uiPriority="99" w:name="Table Grid 5"/>
+    <w:lsdException w:uiPriority="99" w:name="Table Grid 6"/>
+    <w:lsdException w:uiPriority="99" w:name="Table Grid 7"/>
+    <w:lsdException w:uiPriority="99" w:name="Table Grid 8"/>
+    <w:lsdException w:uiPriority="99" w:name="Table List 1"/>
+    <w:lsdException w:uiPriority="99" w:name="Table List 2"/>
+    <w:lsdException w:uiPriority="99" w:name="Table List 3"/>
+    <w:lsdException w:uiPriority="99" w:name="Table List 4"/>
+    <w:lsdException w:uiPriority="99" w:name="Table List 5"/>
+    <w:lsdException w:uiPriority="99" w:name="Table List 6"/>
+    <w:lsdException w:uiPriority="99" w:name="Table List 7"/>
+    <w:lsdException w:uiPriority="99" w:name="Table List 8"/>
+    <w:lsdException w:uiPriority="99" w:name="Table 3D effects 1"/>
+    <w:lsdException w:uiPriority="99" w:name="Table 3D effects 2"/>
+    <w:lsdException w:uiPriority="99" w:name="Table 3D effects 3"/>
+    <w:lsdException w:uiPriority="99" w:name="Table Contemporary"/>
+    <w:lsdException w:uiPriority="99" w:name="Table Elegant"/>
+    <w:lsdException w:uiPriority="99" w:name="Table Professional"/>
+    <w:lsdException w:uiPriority="99" w:name="Table Subtle 1"/>
+    <w:lsdException w:uiPriority="99" w:name="Table Subtle 2"/>
+    <w:lsdException w:uiPriority="99" w:name="Table Web 1"/>
+    <w:lsdException w:uiPriority="99" w:name="Table Web 2"/>
+    <w:lsdException w:uiPriority="99" w:name="Table Web 3"/>
+    <w:lsdException w:uiPriority="99" w:name="Balloon Text"/>
+    <w:lsdException w:qFormat="1" w:unhideWhenUsed="0" w:uiPriority="39" w:semiHidden="0" w:name="Table Grid"/>
+    <w:lsdException w:uiPriority="99" w:name="Table Theme"/>
+    <w:lsdException w:unhideWhenUsed="0" w:uiPriority="60" w:semiHidden="0" w:name="Light Shading"/>
+    <w:lsdException w:unhideWhenUsed="0" w:uiPriority="61" w:semiHidden="0" w:name="Light List"/>
+    <w:lsdException w:unhideWhenUsed="0" w:uiPriority="62" w:semiHidden="0" w:name="Light Grid"/>
+    <w:lsdException w:unhideWhenUsed="0" w:uiPriority="63" w:semiHidden="0" w:name="Medium Shading 1"/>
+    <w:lsdException w:unhideWhenUsed="0" w:uiPriority="64" w:semiHidden="0" w:name="Medium Shading 2"/>
+    <w:lsdException w:unhideWhenUsed="0" w:uiPriority="65" w:semiHidden="0" w:name="Medium List 1"/>
+    <w:lsdException w:unhideWhenUsed="0" w:uiPriority="66" w:semiHidden="0" w:name="Medium List 2"/>
+    <w:lsdException w:unhideWhenUsed="0" w:uiPriority="67" w:semiHidden="0" w:name="Medium Grid 1"/>
+    <w:lsdException w:unhideWhenUsed="0" w:uiPriority="68" w:semiHidden="0" w:name="Medium Grid 2"/>
+    <w:lsdException w:unhideWhenUsed="0" w:uiPriority="69" w:semiHidden="0" w:name="Medium Grid 3"/>
+    <w:lsdException w:unhideWhenUsed="0" w:uiPriority="70" w:semiHidden="0" w:name="Dark List"/>
+    <w:lsdException w:unhideWhenUsed="0" w:uiPriority="71" w:semiHidden="0" w:name="Colorful Shading"/>
+    <w:lsdException w:unhideWhenUsed="0" w:uiPriority="72" w:semiHidden="0" w:name="Colorful List"/>
+    <w:lsdException w:unhideWhenUsed="0" w:uiPriority="73" w:semiHidden="0" w:name="Colorful Grid"/>
+    <w:lsdException w:unhideWhenUsed="0" w:uiPriority="60" w:semiHidden="0" w:name="Light Shading Accent 1"/>
+    <w:lsdException w:unhideWhenUsed="0" w:uiPriority="61" w:semiHidden="0" w:name="Light List Accent 1"/>
+    <w:lsdException w:unhideWhenUsed="0" w:uiPriority="62" w:semiHidden="0" w:name="Light Grid Accent 1"/>
+    <w:lsdException w:unhideWhenUsed="0" w:uiPriority="63" w:semiHidden="0" w:name="Medium Shading 1 Accent 1"/>
+    <w:lsdException w:unhideWhenUsed="0" w:uiPriority="64" w:semiHidden="0" w:name="Medium Shading 2 Accent 1"/>
+    <w:lsdException w:unhideWhenUsed="0" w:uiPriority="65" w:semiHidden="0" w:name="Medium List 1 Accent 1"/>
+    <w:lsdException w:unhideWhenUsed="0" w:uiPriority="66" w:semiHidden="0" w:name="Medium List 2 Accent 1"/>
+    <w:lsdException w:unhideWhenUsed="0" w:uiPriority="67" w:semiHidden="0" w:name="Medium Grid 1 Accent 1"/>
+    <w:lsdException w:unhideWhenUsed="0" w:uiPriority="68" w:semiHidden="0" w:name="Medium Grid 2 Accent 1"/>
+    <w:lsdException w:unhideWhenUsed="0" w:uiPriority="69" w:semiHidden="0" w:name="Medium Grid 3 Accent 1"/>
+    <w:lsdException w:unhideWhenUsed="0" w:uiPriority="70" w:semiHidden="0" w:name="Dark List Accent 1"/>
+    <w:lsdException w:unhideWhenUsed="0" w:uiPriority="71" w:semiHidden="0" w:name="Colorful Shading Accent 1"/>
+    <w:lsdException w:unhideWhenUsed="0" w:uiPriority="72" w:semiHidden="0" w:name="Colorful List Accent 1"/>
+    <w:lsdException w:unhideWhenUsed="0" w:uiPriority="73" w:semiHidden="0" w:name="Colorful Grid Accent 1"/>
+    <w:lsdException w:unhideWhenUsed="0" w:uiPriority="60" w:semiHidden="0" w:name="Light Shading Accent 2"/>
+    <w:lsdException w:unhideWhenUsed="0" w:uiPriority="61" w:semiHidden="0" w:name="Light List Accent 2"/>
+    <w:lsdException w:unhideWhenUsed="0" w:uiPriority="62" w:semiHidden="0" w:name="Light Grid Accent 2"/>
+    <w:lsdException w:unhideWhenUsed="0" w:uiPriority="63" w:semiHidden="0" w:name="Medium Shading 1 Accent 2"/>
+    <w:lsdException w:unhideWhenUsed="0" w:uiPriority="64" w:semiHidden="0" w:name="Medium Shading 2 Accent 2"/>
+    <w:lsdException w:unhideWhenUsed="0" w:uiPriority="65" w:semiHidden="0" w:name="Medium List 1 Accent 2"/>
+    <w:lsdException w:unhideWhenUsed="0" w:uiPriority="66" w:semiHidden="0" w:name="Medium List 2 Accent 2"/>
+    <w:lsdException w:unhideWhenUsed="0" w:uiPriority="67" w:semiHidden="0" w:name="Medium Grid 1 Accent 2"/>
+    <w:lsdException w:unhideWhenUsed="0" w:uiPriority="68" w:semiHidden="0" w:name="Medium Grid 2 Accent 2"/>
+    <w:lsdException w:unhideWhenUsed="0" w:uiPriority="69" w:semiHidden="0" w:name="Medium Grid 3 Accent 2"/>
+    <w:lsdException w:unhideWhenUsed="0" w:uiPriority="70" w:semiHidden="0" w:name="Dark List Accent 2"/>
+    <w:lsdException w:unhideWhenUsed="0" w:uiPriority="71" w:semiHidden="0" w:name="Colorful Shading Accent 2"/>
+    <w:lsdException w:unhideWhenUsed="0" w:uiPriority="72" w:semiHidden="0" w:name="Colorful List Accent 2"/>
+    <w:lsdException w:unhideWhenUsed="0" w:uiPriority="73" w:semiHidden="0" w:name="Colorful Grid Accent 2"/>
+    <w:lsdException w:unhideWhenUsed="0" w:uiPriority="60" w:semiHidden="0" w:name="Light Shading Accent 3"/>
+    <w:lsdException w:unhideWhenUsed="0" w:uiPriority="61" w:semiHidden="0" w:name="Light List Accent 3"/>
+    <w:lsdException w:unhideWhenUsed="0" w:uiPriority="62" w:semiHidden="0" w:name="Light Grid Accent 3"/>
+    <w:lsdException w:unhideWhenUsed="0" w:uiPriority="63" w:semiHidden="0" w:name="Medium Shading 1 Accent 3"/>
+    <w:lsdException w:unhideWhenUsed="0" w:uiPriority="64" w:semiHidden="0" w:name="Medium Shading 2 Accent 3"/>
+    <w:lsdException w:unhideWhenUsed="0" w:uiPriority="65" w:semiHidden="0" w:name="Medium List 1 Accent 3"/>
+    <w:lsdException w:unhideWhenUsed="0" w:uiPriority="66" w:semiHidden="0" w:name="Medium List 2 Accent 3"/>
+    <w:lsdException w:unhideWhenUsed="0" w:uiPriority="67" w:semiHidden="0" w:name="Medium Grid 1 Accent 3"/>
+    <w:lsdException w:unhideWhenUsed="0" w:uiPriority="68" w:semiHidden="0" w:name="Medium Grid 2 Accent 3"/>
+    <w:lsdException w:unhideWhenUsed="0" w:uiPriority="69" w:semiHidden="0" w:name="Medium Grid 3 Accent 3"/>
+    <w:lsdException w:unhideWhenUsed="0" w:uiPriority="70" w:semiHidden="0" w:name="Dark List Accent 3"/>
+    <w:lsdException w:unhideWhenUsed="0" w:uiPriority="71" w:semiHidden="0" w:name="Colorful Shading Accent 3"/>
+    <w:lsdException w:unhideWhenUsed="0" w:uiPriority="72" w:semiHidden="0" w:name="Colorful List Accent 3"/>
+    <w:lsdException w:unhideWhenUsed="0" w:uiPriority="73" w:semiHidden="0" w:name="Colorful Grid Accent 3"/>
+    <w:lsdException w:unhideWhenUsed="0" w:uiPriority="60" w:semiHidden="0" w:name="Light Shading Accent 4"/>
+    <w:lsdException w:unhideWhenUsed="0" w:uiPriority="61" w:semiHidden="0" w:name="Light List Accent 4"/>
+    <w:lsdException w:unhideWhenUsed="0" w:uiPriority="62" w:semiHidden="0" w:name="Light Grid Accent 4"/>
+    <w:lsdException w:unhideWhenUsed="0" w:uiPriority="63" w:semiHidden="0" w:name="Medium Shading 1 Accent 4"/>
+    <w:lsdException w:unhideWhenUsed="0" w:uiPriority="64" w:semiHidden="0" w:name="Medium Shading 2 Accent 4"/>
+    <w:lsdException w:unhideWhenUsed="0" w:uiPriority="65" w:semiHidden="0" w:name="Medium List 1 Accent 4"/>
+    <w:lsdException w:unhideWhenUsed="0" w:uiPriority="66" w:semiHidden="0" w:name="Medium List 2 Accent 4"/>
+    <w:lsdException w:unhideWhenUsed="0" w:uiPriority="67" w:semiHidden="0" w:name="Medium Grid 1 Accent 4"/>
+    <w:lsdException w:unhideWhenUsed="0" w:uiPriority="68" w:semiHidden="0" w:name="Medium Grid 2 Accent 4"/>
+    <w:lsdException w:unhideWhenUsed="0" w:uiPriority="69" w:semiHidden="0" w:name="Medium Grid 3 Accent 4"/>
+    <w:lsdException w:unhideWhenUsed="0" w:uiPriority="70" w:semiHidden="0" w:name="Dark List Accent 4"/>
+    <w:lsdException w:unhideWhenUsed="0" w:uiPriority="71" w:semiHidden="0" w:name="Colorful Shading Accent 4"/>
+    <w:lsdException w:unhideWhenUsed="0" w:uiPriority="72" w:semiHidden="0" w:name="Colorful List Accent 4"/>
+    <w:lsdException w:unhideWhenUsed="0" w:uiPriority="73" w:semiHidden="0" w:name="Colorful Grid Accent 4"/>
+    <w:lsdException w:unhideWhenUsed="0" w:uiPriority="60" w:semiHidden="0" w:name="Light Shading Accent 5"/>
+    <w:lsdException w:unhideWhenUsed="0" w:uiPriority="61" w:semiHidden="0" w:name="Light List Accent 5"/>
+    <w:lsdException w:unhideWhenUsed="0" w:uiPriority="62" w:semiHidden="0" w:name="Light Grid Accent 5"/>
+    <w:lsdException w:unhideWhenUsed="0" w:uiPriority="63" w:semiHidden="0" w:name="Medium Shading 1 Accent 5"/>
+    <w:lsdException w:unhideWhenUsed="0" w:uiPriority="64" w:semiHidden="0" w:name="Medium Shading 2 Accent 5"/>
+    <w:lsdException w:unhideWhenUsed="0" w:uiPriority="65" w:semiHidden="0" w:name="Medium List 1 Accent 5"/>
+    <w:lsdException w:unhideWhenUsed="0" w:uiPriority="66" w:semiHidden="0" w:name="Medium List 2 Accent 5"/>
+    <w:lsdException w:unhideWhenUsed="0" w:uiPriority="67" w:semiHidden="0" w:name="Medium Grid 1 Accent 5"/>
+    <w:lsdException w:unhideWhenUsed="0" w:uiPriority="68" w:semiHidden="0" w:name="Medium Grid 2 Accent 5"/>
+    <w:lsdException w:unhideWhenUsed="0" w:uiPriority="69" w:semiHidden="0" w:name="Medium Grid 3 Accent 5"/>
+    <w:lsdException w:unhideWhenUsed="0" w:uiPriority="70" w:semiHidden="0" w:name="Dark List Accent 5"/>
+    <w:lsdException w:unhideWhenUsed="0" w:uiPriority="71" w:semiHidden="0" w:name="Colorful Shading Accent 5"/>
+    <w:lsdException w:unhideWhenUsed="0" w:uiPriority="72" w:semiHidden="0" w:name="Colorful List Accent 5"/>
+    <w:lsdException w:unhideWhenUsed="0" w:uiPriority="73" w:semiHidden="0" w:name="Colorful Grid Accent 5"/>
+    <w:lsdException w:unhideWhenUsed="0" w:uiPriority="60" w:semiHidden="0" w:name="Light Shading Accent 6"/>
+    <w:lsdException w:unhideWhenUsed="0" w:uiPriority="61" w:semiHidden="0" w:name="Light List Accent 6"/>
+    <w:lsdException w:unhideWhenUsed="0" w:uiPriority="62" w:semiHidden="0" w:name="Light Grid Accent 6"/>
+    <w:lsdException w:unhideWhenUsed="0" w:uiPriority="63" w:semiHidden="0" w:name="Medium Shading 1 Accent 6"/>
+    <w:lsdException w:unhideWhenUsed="0" w:uiPriority="64" w:semiHidden="0" w:name="Medium Shading 2 Accent 6"/>
+    <w:lsdException w:unhideWhenUsed="0" w:uiPriority="65" w:semiHidden="0" w:name="Medium List 1 Accent 6"/>
+    <w:lsdException w:unhideWhenUsed="0" w:uiPriority="66" w:semiHidden="0" w:name="Medium List 2 Accent 6"/>
+    <w:lsdException w:unhideWhenUsed="0" w:uiPriority="67" w:semiHidden="0" w:name="Medium Grid 1 Accent 6"/>
+    <w:lsdException w:unhideWhenUsed="0" w:uiPriority="68" w:semiHidden="0" w:name="Medium Grid 2 Accent 6"/>
+    <w:lsdException w:unhideWhenUsed="0" w:uiPriority="69" w:semiHidden="0" w:name="Medium Grid 3 Accent 6"/>
+    <w:lsdException w:unhideWhenUsed="0" w:uiPriority="70" w:semiHidden="0" w:name="Dark List Accent 6"/>
+    <w:lsdException w:unhideWhenUsed="0" w:uiPriority="71" w:semiHidden="0" w:name="Colorful Shading Accent 6"/>
+    <w:lsdException w:unhideWhenUsed="0" w:uiPriority="72" w:semiHidden="0" w:name="Colorful List Accent 6"/>
+    <w:lsdException w:unhideWhenUsed="0" w:uiPriority="73" w:semiHidden="0" w:name="Colorful Grid Accent 6"/>
   </w:latentStyles>
-  <w:style w:type="paragraph" w:default="1" w:styleId="Normal">
+  <w:style w:type="paragraph" w:default="1" w:styleId="1">
     <w:name w:val="Normal"/>
     <w:qFormat/>
+    <w:uiPriority w:val="0"/>
     <w:pPr>
       <w:spacing w:after="160" w:line="259" w:lineRule="auto"/>
     </w:pPr>
     <w:rPr>
+      <w:rFonts w:asciiTheme="minorHAnsi" w:hAnsiTheme="minorHAnsi" w:eastAsiaTheme="minorHAnsi" w:cstheme="minorBidi"/>
       <w:kern w:val="2"/>
       <w:sz w:val="22"/>
       <w:szCs w:val="22"/>
-      <w:lang w:val="en-PH"/>
+      <w:lang w:val="en-PH" w:eastAsia="en-US" w:bidi="ar-SA"/>
       <w14:ligatures w14:val="standardContextual"/>
     </w:rPr>
   </w:style>
-  <w:style w:type="character" w:default="1" w:styleId="DefaultParagraphFont">
+  <w:style w:type="character" w:default="1" w:styleId="2">
     <w:name w:val="Default Paragraph Font"/>
-    <w:uiPriority w:val="1"/>
     <w:semiHidden/>
     <w:unhideWhenUsed/>
+    <w:uiPriority w:val="1"/>
   </w:style>
-  <w:style w:type="table" w:default="1" w:styleId="TableNormal">
+  <w:style w:type="table" w:default="1" w:styleId="3">
     <w:name w:val="Normal Table"/>
-    <w:uiPriority w:val="99"/>
     <w:semiHidden/>
     <w:unhideWhenUsed/>
+    <w:uiPriority w:val="99"/>
     <w:tblPr>
-      <w:tblInd w:w="0" w:type="dxa"/>
       <w:tblCellMar>
         <w:top w:w="0" w:type="dxa"/>
         <w:left w:w="108" w:type="dxa"/>
@@ -2570,19 +1581,13 @@
       </w:tblCellMar>
     </w:tblPr>
   </w:style>
-  <w:style w:type="numbering" w:default="1" w:styleId="NoList">
-    <w:name w:val="No List"/>
-    <w:uiPriority w:val="99"/>
-    <w:semiHidden/>
-    <w:unhideWhenUsed/>
-  </w:style>
-  <w:style w:type="paragraph" w:styleId="Footer">
+  <w:style w:type="paragraph" w:styleId="4">
     <w:name w:val="footer"/>
-    <w:basedOn w:val="Normal"/>
-    <w:link w:val="FooterChar"/>
-    <w:uiPriority w:val="99"/>
+    <w:basedOn w:val="1"/>
+    <w:link w:val="8"/>
     <w:unhideWhenUsed/>
     <w:qFormat/>
+    <w:uiPriority w:val="99"/>
     <w:pPr>
       <w:tabs>
         <w:tab w:val="center" w:pos="4680"/>
@@ -2591,13 +1596,13 @@
       <w:spacing w:after="0" w:line="240" w:lineRule="auto"/>
     </w:pPr>
   </w:style>
-  <w:style w:type="paragraph" w:styleId="Header">
+  <w:style w:type="paragraph" w:styleId="5">
     <w:name w:val="header"/>
-    <w:basedOn w:val="Normal"/>
-    <w:link w:val="HeaderChar"/>
-    <w:uiPriority w:val="99"/>
+    <w:basedOn w:val="1"/>
+    <w:link w:val="7"/>
     <w:unhideWhenUsed/>
     <w:qFormat/>
+    <w:uiPriority w:val="99"/>
     <w:pPr>
       <w:tabs>
         <w:tab w:val="center" w:pos="4680"/>
@@ -2606,39 +1611,39 @@
       <w:spacing w:after="0" w:line="240" w:lineRule="auto"/>
     </w:pPr>
   </w:style>
-  <w:style w:type="table" w:styleId="TableGrid">
+  <w:style w:type="table" w:styleId="6">
     <w:name w:val="Table Grid"/>
-    <w:basedOn w:val="TableNormal"/>
+    <w:basedOn w:val="3"/>
+    <w:qFormat/>
     <w:uiPriority w:val="39"/>
-    <w:qFormat/>
     <w:pPr>
       <w:widowControl w:val="0"/>
       <w:jc w:val="both"/>
     </w:pPr>
     <w:tblPr>
       <w:tblBorders>
-        <w:top w:val="single" w:sz="4" w:space="0" w:color="auto"/>
-        <w:left w:val="single" w:sz="4" w:space="0" w:color="auto"/>
-        <w:bottom w:val="single" w:sz="4" w:space="0" w:color="auto"/>
-        <w:right w:val="single" w:sz="4" w:space="0" w:color="auto"/>
-        <w:insideH w:val="single" w:sz="4" w:space="0" w:color="auto"/>
-        <w:insideV w:val="single" w:sz="4" w:space="0" w:color="auto"/>
+        <w:top w:val="single" w:color="auto" w:sz="4" w:space="0"/>
+        <w:left w:val="single" w:color="auto" w:sz="4" w:space="0"/>
+        <w:bottom w:val="single" w:color="auto" w:sz="4" w:space="0"/>
+        <w:right w:val="single" w:color="auto" w:sz="4" w:space="0"/>
+        <w:insideH w:val="single" w:color="auto" w:sz="4" w:space="0"/>
+        <w:insideV w:val="single" w:color="auto" w:sz="4" w:space="0"/>
       </w:tblBorders>
     </w:tblPr>
   </w:style>
-  <w:style w:type="character" w:customStyle="1" w:styleId="HeaderChar">
+  <w:style w:type="character" w:customStyle="1" w:styleId="7">
     <w:name w:val="Header Char"/>
-    <w:basedOn w:val="DefaultParagraphFont"/>
-    <w:link w:val="Header"/>
+    <w:basedOn w:val="2"/>
+    <w:link w:val="5"/>
+    <w:qFormat/>
     <w:uiPriority w:val="99"/>
+  </w:style>
+  <w:style w:type="character" w:customStyle="1" w:styleId="8">
+    <w:name w:val="Footer Char"/>
+    <w:basedOn w:val="2"/>
+    <w:link w:val="4"/>
     <w:qFormat/>
-  </w:style>
-  <w:style w:type="character" w:customStyle="1" w:styleId="FooterChar">
-    <w:name w:val="Footer Char"/>
-    <w:basedOn w:val="DefaultParagraphFont"/>
-    <w:link w:val="Footer"/>
     <w:uiPriority w:val="99"/>
-    <w:qFormat/>
   </w:style>
 </w:styles>
 </file>
@@ -2895,7 +1900,6 @@
     </a:fmtScheme>
   </a:themeElements>
   <a:objectDefaults/>
-  <a:extraClrSchemeLst/>
 </a:theme>
 </file>
 

--- a/public/files/Certification.docx
+++ b/public/files/Certification.docx
@@ -1,6 +1,6 @@
 
 <file path=word/document.xml><?xml version="1.0" encoding="utf-8"?>
-<w:document xmlns:wpc="http://schemas.microsoft.com/office/word/2010/wordprocessingCanvas" xmlns:mc="http://schemas.openxmlformats.org/markup-compatibility/2006" xmlns:o="urn:schemas-microsoft-com:office:office" xmlns:r="http://schemas.openxmlformats.org/officeDocument/2006/relationships" xmlns:m="http://schemas.openxmlformats.org/officeDocument/2006/math" xmlns:v="urn:schemas-microsoft-com:vml" xmlns:wp14="http://schemas.microsoft.com/office/word/2010/wordprocessingDrawing" xmlns:wp="http://schemas.openxmlformats.org/drawingml/2006/wordprocessingDrawing" xmlns:w="http://schemas.openxmlformats.org/wordprocessingml/2006/main" xmlns:w14="http://schemas.microsoft.com/office/word/2010/wordml" xmlns:w10="urn:schemas-microsoft-com:office:word" xmlns:w15="http://schemas.microsoft.com/office/word/2012/wordml" xmlns:wpg="http://schemas.microsoft.com/office/word/2010/wordprocessingGroup" xmlns:wpi="http://schemas.microsoft.com/office/word/2010/wordprocessingInk" xmlns:wne="http://schemas.microsoft.com/office/word/2006/wordml" xmlns:wps="http://schemas.microsoft.com/office/word/2010/wordprocessingShape" xmlns:wpsCustomData="http://www.wps.cn/officeDocument/2013/wpsCustomData" mc:Ignorable="w14 w15 wp14">
+<w:document xmlns:wpc="http://schemas.microsoft.com/office/word/2010/wordprocessingCanvas" xmlns:cx="http://schemas.microsoft.com/office/drawing/2014/chartex" xmlns:cx1="http://schemas.microsoft.com/office/drawing/2015/9/8/chartex" xmlns:cx2="http://schemas.microsoft.com/office/drawing/2015/10/21/chartex" xmlns:cx3="http://schemas.microsoft.com/office/drawing/2016/5/9/chartex" xmlns:cx4="http://schemas.microsoft.com/office/drawing/2016/5/10/chartex" xmlns:cx5="http://schemas.microsoft.com/office/drawing/2016/5/11/chartex" xmlns:cx6="http://schemas.microsoft.com/office/drawing/2016/5/12/chartex" xmlns:cx7="http://schemas.microsoft.com/office/drawing/2016/5/13/chartex" xmlns:cx8="http://schemas.microsoft.com/office/drawing/2016/5/14/chartex" xmlns:mc="http://schemas.openxmlformats.org/markup-compatibility/2006" xmlns:aink="http://schemas.microsoft.com/office/drawing/2016/ink" xmlns:am3d="http://schemas.microsoft.com/office/drawing/2017/model3d" xmlns:o="urn:schemas-microsoft-com:office:office" xmlns:oel="http://schemas.microsoft.com/office/2019/extlst" xmlns:r="http://schemas.openxmlformats.org/officeDocument/2006/relationships" xmlns:m="http://schemas.openxmlformats.org/officeDocument/2006/math" xmlns:v="urn:schemas-microsoft-com:vml" xmlns:wp14="http://schemas.microsoft.com/office/word/2010/wordprocessingDrawing" xmlns:wp="http://schemas.openxmlformats.org/drawingml/2006/wordprocessingDrawing" xmlns:w10="urn:schemas-microsoft-com:office:word" xmlns:w="http://schemas.openxmlformats.org/wordprocessingml/2006/main" xmlns:w14="http://schemas.microsoft.com/office/word/2010/wordml" xmlns:w15="http://schemas.microsoft.com/office/word/2012/wordml" xmlns:w16cex="http://schemas.microsoft.com/office/word/2018/wordml/cex" xmlns:w16cid="http://schemas.microsoft.com/office/word/2016/wordml/cid" xmlns:w16="http://schemas.microsoft.com/office/word/2018/wordml" xmlns:w16du="http://schemas.microsoft.com/office/word/2023/wordml/word16du" xmlns:w16sdtdh="http://schemas.microsoft.com/office/word/2020/wordml/sdtdatahash" xmlns:w16sdtfl="http://schemas.microsoft.com/office/word/2024/wordml/sdtformatlock" xmlns:w16se="http://schemas.microsoft.com/office/word/2015/wordml/symex" xmlns:wpg="http://schemas.microsoft.com/office/word/2010/wordprocessingGroup" xmlns:wpi="http://schemas.microsoft.com/office/word/2010/wordprocessingInk" xmlns:wne="http://schemas.microsoft.com/office/word/2006/wordml" xmlns:wps="http://schemas.microsoft.com/office/word/2010/wordprocessingShape" mc:Ignorable="w14 w15 w16se w16cid w16 w16cex w16sdtdh w16sdtfl w16du wp14">
   <w:body>
     <w:p>
       <w:pPr>
@@ -9,8 +9,6 @@
           <w:lang w:val="en-US"/>
         </w:rPr>
       </w:pPr>
-      <w:bookmarkStart w:id="0" w:name="_GoBack"/>
-      <w:bookmarkEnd w:id="0"/>
     </w:p>
     <w:p>
       <w:pPr>
@@ -138,7 +136,73 @@
           <w:szCs w:val="24"/>
           <w:lang w:val="en-US"/>
         </w:rPr>
-        <w:t xml:space="preserve">   This is to certify that Mr/Ms.MAIKA DELA CRUZ MERILLES a resident of Purok 4, Barangay Guin-on, Calbayog City, Samar, for 5 years/month, is a qualified availee of RA 11261 or the FIRST TIME JOBSEEKER Act of 2019.</w:t>
+        <w:t xml:space="preserve">   This is to certify that </w:t>
+      </w:r>
+      <w:proofErr w:type="spellStart"/>
+      <w:r>
+        <w:rPr>
+          <w:b/>
+          <w:bCs/>
+          <w:sz w:val="24"/>
+          <w:szCs w:val="24"/>
+          <w:lang w:val="en-US"/>
+        </w:rPr>
+        <w:t>Mr</w:t>
+      </w:r>
+      <w:proofErr w:type="spellEnd"/>
+      <w:r>
+        <w:rPr>
+          <w:b/>
+          <w:bCs/>
+          <w:sz w:val="24"/>
+          <w:szCs w:val="24"/>
+          <w:lang w:val="en-US"/>
+        </w:rPr>
+        <w:t>/</w:t>
+      </w:r>
+      <w:proofErr w:type="spellStart"/>
+      <w:r>
+        <w:rPr>
+          <w:b/>
+          <w:bCs/>
+          <w:sz w:val="24"/>
+          <w:szCs w:val="24"/>
+          <w:lang w:val="en-US"/>
+        </w:rPr>
+        <w:t>Ms.MAIKA</w:t>
+      </w:r>
+      <w:proofErr w:type="spellEnd"/>
+      <w:r>
+        <w:rPr>
+          <w:b/>
+          <w:bCs/>
+          <w:sz w:val="24"/>
+          <w:szCs w:val="24"/>
+          <w:lang w:val="en-US"/>
+        </w:rPr>
+        <w:t xml:space="preserve"> DELA CRUZ MERILLES a resident of Purok 4, Barangay Guin-on, Calbayog City, Samar, for 5 years/month, is a qualified </w:t>
+      </w:r>
+      <w:proofErr w:type="spellStart"/>
+      <w:r>
+        <w:rPr>
+          <w:b/>
+          <w:bCs/>
+          <w:sz w:val="24"/>
+          <w:szCs w:val="24"/>
+          <w:lang w:val="en-US"/>
+        </w:rPr>
+        <w:t>availee</w:t>
+      </w:r>
+      <w:proofErr w:type="spellEnd"/>
+      <w:r>
+        <w:rPr>
+          <w:b/>
+          <w:bCs/>
+          <w:sz w:val="24"/>
+          <w:szCs w:val="24"/>
+          <w:lang w:val="en-US"/>
+        </w:rPr>
+        <w:t xml:space="preserve"> of RA 11261 or the FIRST TIME JOBSEEKER Act of 2019.</w:t>
       </w:r>
     </w:p>
     <w:p>
@@ -374,15 +438,6 @@
           <w:lang w:val="en-US"/>
         </w:rPr>
         <w:tab/>
-      </w:r>
-      <w:r>
-        <w:rPr>
-          <w:b/>
-          <w:bCs/>
-          <w:sz w:val="24"/>
-          <w:szCs w:val="24"/>
-          <w:lang w:val="en-US"/>
-        </w:rPr>
         <w:t>Punong Barangay</w:t>
       </w:r>
     </w:p>
@@ -429,15 +484,6 @@
           <w:lang w:val="en-US"/>
         </w:rPr>
         <w:tab/>
-      </w:r>
-      <w:r>
-        <w:rPr>
-          <w:b/>
-          <w:bCs/>
-          <w:sz w:val="24"/>
-          <w:szCs w:val="24"/>
-          <w:lang w:val="en-US"/>
-        </w:rPr>
         <w:t xml:space="preserve">                       OCTOBER 06, 2025</w:t>
       </w:r>
     </w:p>
@@ -756,6 +802,67 @@
           <w:lang w:val="en-US"/>
         </w:rPr>
       </w:pPr>
+      <w:r>
+        <w:rPr>
+          <w:noProof/>
+          <w14:ligatures w14:val="none"/>
+        </w:rPr>
+        <w:drawing>
+          <wp:anchor distT="0" distB="0" distL="114300" distR="114300" simplePos="0" relativeHeight="251659264" behindDoc="1" locked="0" layoutInCell="1" allowOverlap="1" wp14:anchorId="5EE0EBAD" wp14:editId="37C0EEE7">
+            <wp:simplePos x="0" y="0"/>
+            <wp:positionH relativeFrom="margin">
+              <wp:posOffset>5219700</wp:posOffset>
+            </wp:positionH>
+            <wp:positionV relativeFrom="paragraph">
+              <wp:posOffset>106045</wp:posOffset>
+            </wp:positionV>
+            <wp:extent cx="1062395" cy="1062395"/>
+            <wp:effectExtent l="0" t="0" r="0" b="0"/>
+            <wp:wrapNone/>
+            <wp:docPr id="1117202640" name="Picture 46"/>
+            <wp:cNvGraphicFramePr>
+              <a:graphicFrameLocks xmlns:a="http://schemas.openxmlformats.org/drawingml/2006/main" noChangeAspect="1"/>
+            </wp:cNvGraphicFramePr>
+            <a:graphic xmlns:a="http://schemas.openxmlformats.org/drawingml/2006/main">
+              <a:graphicData uri="http://schemas.openxmlformats.org/drawingml/2006/picture">
+                <pic:pic xmlns:pic="http://schemas.openxmlformats.org/drawingml/2006/picture">
+                  <pic:nvPicPr>
+                    <pic:cNvPr id="1117202640" name="Picture 1117202640"/>
+                    <pic:cNvPicPr/>
+                  </pic:nvPicPr>
+                  <pic:blipFill>
+                    <a:blip r:embed="rId7" cstate="print">
+                      <a:extLst>
+                        <a:ext uri="{28A0092B-C50C-407E-A947-70E740481C1C}">
+                          <a14:useLocalDpi xmlns:a14="http://schemas.microsoft.com/office/drawing/2010/main" val="0"/>
+                        </a:ext>
+                      </a:extLst>
+                    </a:blip>
+                    <a:stretch>
+                      <a:fillRect/>
+                    </a:stretch>
+                  </pic:blipFill>
+                  <pic:spPr>
+                    <a:xfrm>
+                      <a:off x="0" y="0"/>
+                      <a:ext cx="1062395" cy="1062395"/>
+                    </a:xfrm>
+                    <a:prstGeom prst="rect">
+                      <a:avLst/>
+                    </a:prstGeom>
+                  </pic:spPr>
+                </pic:pic>
+              </a:graphicData>
+            </a:graphic>
+            <wp14:sizeRelH relativeFrom="margin">
+              <wp14:pctWidth>0</wp14:pctWidth>
+            </wp14:sizeRelH>
+            <wp14:sizeRelV relativeFrom="margin">
+              <wp14:pctHeight>0</wp14:pctHeight>
+            </wp14:sizeRelV>
+          </wp:anchor>
+        </w:drawing>
+      </w:r>
     </w:p>
     <w:p>
       <w:pPr>
@@ -770,20 +877,20 @@
       </w:pPr>
     </w:p>
     <w:sectPr>
-      <w:headerReference r:id="rId5" w:type="default"/>
+      <w:headerReference w:type="default" r:id="rId8"/>
       <w:type w:val="continuous"/>
       <w:pgSz w:w="11906" w:h="16838"/>
       <w:pgMar w:top="1440" w:right="1440" w:bottom="1440" w:left="1440" w:header="454" w:footer="708" w:gutter="0"/>
-      <w:cols w:space="708" w:num="1"/>
-      <w:docGrid w:linePitch="360" w:charSpace="0"/>
+      <w:cols w:space="708"/>
+      <w:docGrid w:linePitch="360"/>
     </w:sectPr>
   </w:body>
 </w:document>
 </file>
 
 <file path=word/endnotes.xml><?xml version="1.0" encoding="utf-8"?>
-<w:endnotes xmlns:wpc="http://schemas.microsoft.com/office/word/2010/wordprocessingCanvas" xmlns:mc="http://schemas.openxmlformats.org/markup-compatibility/2006" xmlns:o="urn:schemas-microsoft-com:office:office" xmlns:r="http://schemas.openxmlformats.org/officeDocument/2006/relationships" xmlns:m="http://schemas.openxmlformats.org/officeDocument/2006/math" xmlns:v="urn:schemas-microsoft-com:vml" xmlns:wp14="http://schemas.microsoft.com/office/word/2010/wordprocessingDrawing" xmlns:wp="http://schemas.openxmlformats.org/drawingml/2006/wordprocessingDrawing" xmlns:w="http://schemas.openxmlformats.org/wordprocessingml/2006/main" xmlns:w14="http://schemas.microsoft.com/office/word/2010/wordml" xmlns:w15="http://schemas.microsoft.com/office/word/2012/wordml" xmlns:w10="urn:schemas-microsoft-com:office:word" xmlns:wpg="http://schemas.microsoft.com/office/word/2010/wordprocessingGroup" xmlns:wpi="http://schemas.microsoft.com/office/word/2010/wordprocessingInk" xmlns:wne="http://schemas.microsoft.com/office/word/2006/wordml" xmlns:wps="http://schemas.microsoft.com/office/word/2010/wordprocessingShape" xmlns:wpsCustomData="http://www.wps.cn/officeDocument/2013/wpsCustomData" mc:Ignorable="w14 w15 wp14">
-  <w:endnote w:type="separator" w:id="0">
+<w:endnotes xmlns:wpc="http://schemas.microsoft.com/office/word/2010/wordprocessingCanvas" xmlns:cx="http://schemas.microsoft.com/office/drawing/2014/chartex" xmlns:cx1="http://schemas.microsoft.com/office/drawing/2015/9/8/chartex" xmlns:cx2="http://schemas.microsoft.com/office/drawing/2015/10/21/chartex" xmlns:cx3="http://schemas.microsoft.com/office/drawing/2016/5/9/chartex" xmlns:cx4="http://schemas.microsoft.com/office/drawing/2016/5/10/chartex" xmlns:cx5="http://schemas.microsoft.com/office/drawing/2016/5/11/chartex" xmlns:cx6="http://schemas.microsoft.com/office/drawing/2016/5/12/chartex" xmlns:cx7="http://schemas.microsoft.com/office/drawing/2016/5/13/chartex" xmlns:cx8="http://schemas.microsoft.com/office/drawing/2016/5/14/chartex" xmlns:mc="http://schemas.openxmlformats.org/markup-compatibility/2006" xmlns:aink="http://schemas.microsoft.com/office/drawing/2016/ink" xmlns:am3d="http://schemas.microsoft.com/office/drawing/2017/model3d" xmlns:o="urn:schemas-microsoft-com:office:office" xmlns:oel="http://schemas.microsoft.com/office/2019/extlst" xmlns:r="http://schemas.openxmlformats.org/officeDocument/2006/relationships" xmlns:m="http://schemas.openxmlformats.org/officeDocument/2006/math" xmlns:v="urn:schemas-microsoft-com:vml" xmlns:wp14="http://schemas.microsoft.com/office/word/2010/wordprocessingDrawing" xmlns:wp="http://schemas.openxmlformats.org/drawingml/2006/wordprocessingDrawing" xmlns:w10="urn:schemas-microsoft-com:office:word" xmlns:w="http://schemas.openxmlformats.org/wordprocessingml/2006/main" xmlns:w14="http://schemas.microsoft.com/office/word/2010/wordml" xmlns:w15="http://schemas.microsoft.com/office/word/2012/wordml" xmlns:w16cex="http://schemas.microsoft.com/office/word/2018/wordml/cex" xmlns:w16cid="http://schemas.microsoft.com/office/word/2016/wordml/cid" xmlns:w16="http://schemas.microsoft.com/office/word/2018/wordml" xmlns:w16du="http://schemas.microsoft.com/office/word/2023/wordml/word16du" xmlns:w16sdtdh="http://schemas.microsoft.com/office/word/2020/wordml/sdtdatahash" xmlns:w16sdtfl="http://schemas.microsoft.com/office/word/2024/wordml/sdtformatlock" xmlns:w16se="http://schemas.microsoft.com/office/word/2015/wordml/symex" xmlns:wpg="http://schemas.microsoft.com/office/word/2010/wordprocessingGroup" xmlns:wpi="http://schemas.microsoft.com/office/word/2010/wordprocessingInk" xmlns:wne="http://schemas.microsoft.com/office/word/2006/wordml" xmlns:wps="http://schemas.microsoft.com/office/word/2010/wordprocessingShape" mc:Ignorable="w14 w15 w16se w16cid w16 w16cex w16sdtdh w16sdtfl w16du wp14">
+  <w:endnote w:type="separator" w:id="-1">
     <w:p>
       <w:pPr>
         <w:spacing w:line="240" w:lineRule="auto"/>
@@ -793,7 +900,7 @@
       </w:r>
     </w:p>
   </w:endnote>
-  <w:endnote w:type="continuationSeparator" w:id="1">
+  <w:endnote w:type="continuationSeparator" w:id="0">
     <w:p>
       <w:pPr>
         <w:spacing w:line="240" w:lineRule="auto"/>
@@ -807,21 +914,21 @@
 </file>
 
 <file path=word/footnotes.xml><?xml version="1.0" encoding="utf-8"?>
-<w:footnotes xmlns:wpc="http://schemas.microsoft.com/office/word/2010/wordprocessingCanvas" xmlns:mc="http://schemas.openxmlformats.org/markup-compatibility/2006" xmlns:o="urn:schemas-microsoft-com:office:office" xmlns:r="http://schemas.openxmlformats.org/officeDocument/2006/relationships" xmlns:m="http://schemas.openxmlformats.org/officeDocument/2006/math" xmlns:v="urn:schemas-microsoft-com:vml" xmlns:wp14="http://schemas.microsoft.com/office/word/2010/wordprocessingDrawing" xmlns:wp="http://schemas.openxmlformats.org/drawingml/2006/wordprocessingDrawing" xmlns:w="http://schemas.openxmlformats.org/wordprocessingml/2006/main" xmlns:w14="http://schemas.microsoft.com/office/word/2010/wordml" xmlns:w15="http://schemas.microsoft.com/office/word/2012/wordml" xmlns:w10="urn:schemas-microsoft-com:office:word" xmlns:wpg="http://schemas.microsoft.com/office/word/2010/wordprocessingGroup" xmlns:wpi="http://schemas.microsoft.com/office/word/2010/wordprocessingInk" xmlns:wne="http://schemas.microsoft.com/office/word/2006/wordml" xmlns:wps="http://schemas.microsoft.com/office/word/2010/wordprocessingShape" xmlns:wpsCustomData="http://www.wps.cn/officeDocument/2013/wpsCustomData" mc:Ignorable="w14 w15 wp14">
-  <w:footnote w:type="separator" w:id="0">
-    <w:p>
-      <w:pPr>
-        <w:spacing w:before="0" w:after="0" w:line="259" w:lineRule="auto"/>
+<w:footnotes xmlns:wpc="http://schemas.microsoft.com/office/word/2010/wordprocessingCanvas" xmlns:cx="http://schemas.microsoft.com/office/drawing/2014/chartex" xmlns:cx1="http://schemas.microsoft.com/office/drawing/2015/9/8/chartex" xmlns:cx2="http://schemas.microsoft.com/office/drawing/2015/10/21/chartex" xmlns:cx3="http://schemas.microsoft.com/office/drawing/2016/5/9/chartex" xmlns:cx4="http://schemas.microsoft.com/office/drawing/2016/5/10/chartex" xmlns:cx5="http://schemas.microsoft.com/office/drawing/2016/5/11/chartex" xmlns:cx6="http://schemas.microsoft.com/office/drawing/2016/5/12/chartex" xmlns:cx7="http://schemas.microsoft.com/office/drawing/2016/5/13/chartex" xmlns:cx8="http://schemas.microsoft.com/office/drawing/2016/5/14/chartex" xmlns:mc="http://schemas.openxmlformats.org/markup-compatibility/2006" xmlns:aink="http://schemas.microsoft.com/office/drawing/2016/ink" xmlns:am3d="http://schemas.microsoft.com/office/drawing/2017/model3d" xmlns:o="urn:schemas-microsoft-com:office:office" xmlns:oel="http://schemas.microsoft.com/office/2019/extlst" xmlns:r="http://schemas.openxmlformats.org/officeDocument/2006/relationships" xmlns:m="http://schemas.openxmlformats.org/officeDocument/2006/math" xmlns:v="urn:schemas-microsoft-com:vml" xmlns:wp14="http://schemas.microsoft.com/office/word/2010/wordprocessingDrawing" xmlns:wp="http://schemas.openxmlformats.org/drawingml/2006/wordprocessingDrawing" xmlns:w10="urn:schemas-microsoft-com:office:word" xmlns:w="http://schemas.openxmlformats.org/wordprocessingml/2006/main" xmlns:w14="http://schemas.microsoft.com/office/word/2010/wordml" xmlns:w15="http://schemas.microsoft.com/office/word/2012/wordml" xmlns:w16cex="http://schemas.microsoft.com/office/word/2018/wordml/cex" xmlns:w16cid="http://schemas.microsoft.com/office/word/2016/wordml/cid" xmlns:w16="http://schemas.microsoft.com/office/word/2018/wordml" xmlns:w16du="http://schemas.microsoft.com/office/word/2023/wordml/word16du" xmlns:w16sdtdh="http://schemas.microsoft.com/office/word/2020/wordml/sdtdatahash" xmlns:w16sdtfl="http://schemas.microsoft.com/office/word/2024/wordml/sdtformatlock" xmlns:w16se="http://schemas.microsoft.com/office/word/2015/wordml/symex" xmlns:wpg="http://schemas.microsoft.com/office/word/2010/wordprocessingGroup" xmlns:wpi="http://schemas.microsoft.com/office/word/2010/wordprocessingInk" xmlns:wne="http://schemas.microsoft.com/office/word/2006/wordml" xmlns:wps="http://schemas.microsoft.com/office/word/2010/wordprocessingShape" mc:Ignorable="w14 w15 w16se w16cid w16 w16cex w16sdtdh w16sdtfl w16du wp14">
+  <w:footnote w:type="separator" w:id="-1">
+    <w:p>
+      <w:pPr>
+        <w:spacing w:after="0"/>
       </w:pPr>
       <w:r>
         <w:separator/>
       </w:r>
     </w:p>
   </w:footnote>
-  <w:footnote w:type="continuationSeparator" w:id="1">
-    <w:p>
-      <w:pPr>
-        <w:spacing w:before="0" w:after="0" w:line="259" w:lineRule="auto"/>
+  <w:footnote w:type="continuationSeparator" w:id="0">
+    <w:p>
+      <w:pPr>
+        <w:spacing w:after="0"/>
       </w:pPr>
       <w:r>
         <w:continuationSeparator/>
@@ -832,13 +939,13 @@
 </file>
 
 <file path=word/header1.xml><?xml version="1.0" encoding="utf-8"?>
-<w:hdr xmlns:wpc="http://schemas.microsoft.com/office/word/2010/wordprocessingCanvas" xmlns:mc="http://schemas.openxmlformats.org/markup-compatibility/2006" xmlns:o="urn:schemas-microsoft-com:office:office" xmlns:r="http://schemas.openxmlformats.org/officeDocument/2006/relationships" xmlns:m="http://schemas.openxmlformats.org/officeDocument/2006/math" xmlns:v="urn:schemas-microsoft-com:vml" xmlns:wp14="http://schemas.microsoft.com/office/word/2010/wordprocessingDrawing" xmlns:wp="http://schemas.openxmlformats.org/drawingml/2006/wordprocessingDrawing" xmlns:w10="urn:schemas-microsoft-com:office:word" xmlns:w="http://schemas.openxmlformats.org/wordprocessingml/2006/main" xmlns:w14="http://schemas.microsoft.com/office/word/2010/wordml" xmlns:w15="http://schemas.microsoft.com/office/word/2012/wordml" xmlns:wpg="http://schemas.microsoft.com/office/word/2010/wordprocessingGroup" xmlns:wpi="http://schemas.microsoft.com/office/word/2010/wordprocessingInk" xmlns:wne="http://schemas.microsoft.com/office/word/2006/wordml" xmlns:wps="http://schemas.microsoft.com/office/word/2010/wordprocessingShape" xmlns:wpsCustomData="http://www.wps.cn/officeDocument/2013/wpsCustomData" mc:Ignorable="w14 w15 wp14">
+<w:hdr xmlns:wpc="http://schemas.microsoft.com/office/word/2010/wordprocessingCanvas" xmlns:cx="http://schemas.microsoft.com/office/drawing/2014/chartex" xmlns:cx1="http://schemas.microsoft.com/office/drawing/2015/9/8/chartex" xmlns:cx2="http://schemas.microsoft.com/office/drawing/2015/10/21/chartex" xmlns:cx3="http://schemas.microsoft.com/office/drawing/2016/5/9/chartex" xmlns:cx4="http://schemas.microsoft.com/office/drawing/2016/5/10/chartex" xmlns:cx5="http://schemas.microsoft.com/office/drawing/2016/5/11/chartex" xmlns:cx6="http://schemas.microsoft.com/office/drawing/2016/5/12/chartex" xmlns:cx7="http://schemas.microsoft.com/office/drawing/2016/5/13/chartex" xmlns:cx8="http://schemas.microsoft.com/office/drawing/2016/5/14/chartex" xmlns:mc="http://schemas.openxmlformats.org/markup-compatibility/2006" xmlns:aink="http://schemas.microsoft.com/office/drawing/2016/ink" xmlns:am3d="http://schemas.microsoft.com/office/drawing/2017/model3d" xmlns:o="urn:schemas-microsoft-com:office:office" xmlns:oel="http://schemas.microsoft.com/office/2019/extlst" xmlns:r="http://schemas.openxmlformats.org/officeDocument/2006/relationships" xmlns:m="http://schemas.openxmlformats.org/officeDocument/2006/math" xmlns:v="urn:schemas-microsoft-com:vml" xmlns:wp14="http://schemas.microsoft.com/office/word/2010/wordprocessingDrawing" xmlns:wp="http://schemas.openxmlformats.org/drawingml/2006/wordprocessingDrawing" xmlns:w10="urn:schemas-microsoft-com:office:word" xmlns:w="http://schemas.openxmlformats.org/wordprocessingml/2006/main" xmlns:w14="http://schemas.microsoft.com/office/word/2010/wordml" xmlns:w15="http://schemas.microsoft.com/office/word/2012/wordml" xmlns:w16cex="http://schemas.microsoft.com/office/word/2018/wordml/cex" xmlns:w16cid="http://schemas.microsoft.com/office/word/2016/wordml/cid" xmlns:w16="http://schemas.microsoft.com/office/word/2018/wordml" xmlns:w16du="http://schemas.microsoft.com/office/word/2023/wordml/word16du" xmlns:w16sdtdh="http://schemas.microsoft.com/office/word/2020/wordml/sdtdatahash" xmlns:w16sdtfl="http://schemas.microsoft.com/office/word/2024/wordml/sdtformatlock" xmlns:w16se="http://schemas.microsoft.com/office/word/2015/wordml/symex" xmlns:wpg="http://schemas.microsoft.com/office/word/2010/wordprocessingGroup" xmlns:wpi="http://schemas.microsoft.com/office/word/2010/wordprocessingInk" xmlns:wne="http://schemas.microsoft.com/office/word/2006/wordml" xmlns:wps="http://schemas.microsoft.com/office/word/2010/wordprocessingShape" mc:Ignorable="w14 w15 w16se w16cid w16 w16cex w16sdtdh w16sdtfl w16du wp14">
   <w:p>
     <w:pPr>
-      <w:pStyle w:val="5"/>
+      <w:pStyle w:val="Header"/>
       <w:jc w:val="center"/>
       <w:rPr>
-        <w:rFonts w:ascii="Calibri" w:hAnsi="Calibri" w:eastAsia="Times New Roman" w:cs="Calibri"/>
+        <w:rFonts w:ascii="Calibri" w:eastAsia="Times New Roman" w:hAnsi="Calibri" w:cs="Calibri"/>
         <w:b/>
         <w:bCs/>
         <w:color w:val="000000"/>
@@ -851,7 +958,7 @@
     </w:pPr>
     <w:r>
       <w:rPr>
-        <w:rFonts w:ascii="Calibri" w:hAnsi="Calibri" w:eastAsia="Times New Roman" w:cs="Calibri"/>
+        <w:rFonts w:ascii="Calibri" w:eastAsia="Times New Roman" w:hAnsi="Calibri" w:cs="Calibri"/>
         <w:b/>
         <w:bCs/>
         <w:color w:val="000000"/>
@@ -866,31 +973,15 @@
   </w:p>
   <w:tbl>
     <w:tblPr>
-      <w:tblStyle w:val="3"/>
       <w:tblW w:w="9416" w:type="dxa"/>
-      <w:tblInd w:w="0" w:type="dxa"/>
-      <w:tblLayout w:type="autofit"/>
-      <w:tblCellMar>
-        <w:top w:w="0" w:type="dxa"/>
-        <w:left w:w="108" w:type="dxa"/>
-        <w:bottom w:w="0" w:type="dxa"/>
-        <w:right w:w="108" w:type="dxa"/>
-      </w:tblCellMar>
+      <w:tblLook w:val="04A0" w:firstRow="1" w:lastRow="0" w:firstColumn="1" w:lastColumn="0" w:noHBand="0" w:noVBand="1"/>
     </w:tblPr>
     <w:tblGrid>
       <w:gridCol w:w="9416"/>
     </w:tblGrid>
     <w:tr>
-      <w:tblPrEx>
-        <w:tblCellMar>
-          <w:top w:w="0" w:type="dxa"/>
-          <w:left w:w="108" w:type="dxa"/>
-          <w:bottom w:w="0" w:type="dxa"/>
-          <w:right w:w="108" w:type="dxa"/>
-        </w:tblCellMar>
-      </w:tblPrEx>
       <w:trPr>
-        <w:trHeight w:val="170" w:hRule="atLeast"/>
+        <w:trHeight w:val="170"/>
       </w:trPr>
       <w:tc>
         <w:tcPr>
@@ -909,7 +1000,7 @@
             <w:spacing w:after="0" w:line="240" w:lineRule="auto"/>
             <w:jc w:val="center"/>
             <w:rPr>
-              <w:rFonts w:ascii="Calibri" w:hAnsi="Calibri" w:eastAsia="Times New Roman" w:cs="Calibri"/>
+              <w:rFonts w:ascii="Calibri" w:eastAsia="Times New Roman" w:hAnsi="Calibri" w:cs="Calibri"/>
               <w:b/>
               <w:bCs/>
               <w:color w:val="000000"/>
@@ -922,7 +1013,7 @@
           </w:pPr>
           <w:r>
             <w:rPr>
-              <w:rFonts w:ascii="Calibri" w:hAnsi="Calibri" w:eastAsia="Times New Roman" w:cs="Calibri"/>
+              <w:rFonts w:ascii="Calibri" w:eastAsia="Times New Roman" w:hAnsi="Calibri" w:cs="Calibri"/>
               <w:b/>
               <w:bCs/>
               <w:color w:val="000000"/>
@@ -938,16 +1029,8 @@
       </w:tc>
     </w:tr>
     <w:tr>
-      <w:tblPrEx>
-        <w:tblCellMar>
-          <w:top w:w="0" w:type="dxa"/>
-          <w:left w:w="108" w:type="dxa"/>
-          <w:bottom w:w="0" w:type="dxa"/>
-          <w:right w:w="108" w:type="dxa"/>
-        </w:tblCellMar>
-      </w:tblPrEx>
       <w:trPr>
-        <w:trHeight w:val="170" w:hRule="atLeast"/>
+        <w:trHeight w:val="170"/>
       </w:trPr>
       <w:tc>
         <w:tcPr>
@@ -966,7 +1049,7 @@
             <w:spacing w:after="0" w:line="240" w:lineRule="auto"/>
             <w:jc w:val="center"/>
             <w:rPr>
-              <w:rFonts w:ascii="Calibri" w:hAnsi="Calibri" w:eastAsia="Times New Roman" w:cs="Calibri"/>
+              <w:rFonts w:ascii="Calibri" w:eastAsia="Times New Roman" w:hAnsi="Calibri" w:cs="Calibri"/>
               <w:b/>
               <w:bCs/>
               <w:color w:val="000000"/>
@@ -979,7 +1062,7 @@
           </w:pPr>
           <w:r>
             <w:rPr>
-              <w:rFonts w:ascii="Calibri" w:hAnsi="Calibri" w:eastAsia="Times New Roman" w:cs="Calibri"/>
+              <w:rFonts w:ascii="Calibri" w:eastAsia="Times New Roman" w:hAnsi="Calibri" w:cs="Calibri"/>
               <w:b/>
               <w:bCs/>
               <w:color w:val="000000"/>
@@ -995,16 +1078,8 @@
       </w:tc>
     </w:tr>
     <w:tr>
-      <w:tblPrEx>
-        <w:tblCellMar>
-          <w:top w:w="0" w:type="dxa"/>
-          <w:left w:w="108" w:type="dxa"/>
-          <w:bottom w:w="0" w:type="dxa"/>
-          <w:right w:w="108" w:type="dxa"/>
-        </w:tblCellMar>
-      </w:tblPrEx>
       <w:trPr>
-        <w:trHeight w:val="300" w:hRule="atLeast"/>
+        <w:trHeight w:val="300"/>
       </w:trPr>
       <w:tc>
         <w:tcPr>
@@ -1023,7 +1098,7 @@
             <w:spacing w:after="0" w:line="240" w:lineRule="auto"/>
             <w:jc w:val="center"/>
             <w:rPr>
-              <w:rFonts w:ascii="Calibri" w:hAnsi="Calibri" w:eastAsia="Times New Roman" w:cs="Calibri"/>
+              <w:rFonts w:ascii="Calibri" w:eastAsia="Times New Roman" w:hAnsi="Calibri" w:cs="Calibri"/>
               <w:b/>
               <w:bCs/>
               <w:color w:val="000000"/>
@@ -1036,7 +1111,8 @@
           </w:pPr>
           <w:r>
             <w:rPr>
-              <w:rFonts w:ascii="Calibri" w:hAnsi="Calibri" w:eastAsia="Times New Roman" w:cs="Calibri"/>
+              <w:rFonts w:ascii="Calibri" w:eastAsia="Times New Roman" w:hAnsi="Calibri" w:cs="Calibri"/>
+              <w:noProof/>
               <w:color w:val="000000"/>
               <w:kern w:val="0"/>
               <w:sz w:val="30"/>
@@ -1045,7 +1121,7 @@
               <w14:ligatures w14:val="none"/>
             </w:rPr>
             <w:drawing>
-              <wp:anchor distT="0" distB="0" distL="114300" distR="114300" simplePos="0" relativeHeight="251659264" behindDoc="0" locked="0" layoutInCell="1" allowOverlap="1">
+              <wp:anchor distT="0" distB="0" distL="114300" distR="114300" simplePos="0" relativeHeight="251659264" behindDoc="0" locked="0" layoutInCell="1" allowOverlap="1" wp14:anchorId="20D6315B" wp14:editId="54302C9A">
                 <wp:simplePos x="0" y="0"/>
                 <wp:positionH relativeFrom="margin">
                   <wp:posOffset>-69215</wp:posOffset>
@@ -1094,7 +1170,8 @@
           </w:r>
           <w:r>
             <w:rPr>
-              <w:rFonts w:ascii="Calibri" w:hAnsi="Calibri" w:eastAsia="Times New Roman" w:cs="Calibri"/>
+              <w:rFonts w:ascii="Calibri" w:eastAsia="Times New Roman" w:hAnsi="Calibri" w:cs="Calibri"/>
+              <w:noProof/>
               <w:color w:val="000000"/>
               <w:kern w:val="0"/>
               <w:sz w:val="24"/>
@@ -1103,7 +1180,7 @@
               <w14:ligatures w14:val="none"/>
             </w:rPr>
             <w:drawing>
-              <wp:anchor distT="0" distB="0" distL="114300" distR="114300" simplePos="0" relativeHeight="251660288" behindDoc="0" locked="0" layoutInCell="1" allowOverlap="1">
+              <wp:anchor distT="0" distB="0" distL="114300" distR="114300" simplePos="0" relativeHeight="251660288" behindDoc="0" locked="0" layoutInCell="1" allowOverlap="1" wp14:anchorId="572BE0CB" wp14:editId="495BA536">
                 <wp:simplePos x="0" y="0"/>
                 <wp:positionH relativeFrom="column">
                   <wp:posOffset>4893310</wp:posOffset>
@@ -1152,7 +1229,7 @@
           </w:r>
           <w:r>
             <w:rPr>
-              <w:rFonts w:ascii="Calibri" w:hAnsi="Calibri" w:eastAsia="Times New Roman" w:cs="Calibri"/>
+              <w:rFonts w:ascii="Calibri" w:eastAsia="Times New Roman" w:hAnsi="Calibri" w:cs="Calibri"/>
               <w:b/>
               <w:bCs/>
               <w:color w:val="000000"/>
@@ -1168,16 +1245,8 @@
       </w:tc>
     </w:tr>
     <w:tr>
-      <w:tblPrEx>
-        <w:tblCellMar>
-          <w:top w:w="0" w:type="dxa"/>
-          <w:left w:w="108" w:type="dxa"/>
-          <w:bottom w:w="0" w:type="dxa"/>
-          <w:right w:w="108" w:type="dxa"/>
-        </w:tblCellMar>
-      </w:tblPrEx>
       <w:trPr>
-        <w:trHeight w:val="300" w:hRule="atLeast"/>
+        <w:trHeight w:val="300"/>
       </w:trPr>
       <w:tc>
         <w:tcPr>
@@ -1195,7 +1264,7 @@
           <w:pPr>
             <w:spacing w:after="0" w:line="240" w:lineRule="auto"/>
             <w:rPr>
-              <w:rFonts w:ascii="Calibri" w:hAnsi="Calibri" w:eastAsia="Times New Roman" w:cs="Calibri"/>
+              <w:rFonts w:ascii="Calibri" w:eastAsia="Times New Roman" w:hAnsi="Calibri" w:cs="Calibri"/>
               <w:b/>
               <w:bCs/>
               <w:color w:val="000000"/>
@@ -1216,12 +1285,13 @@
     </w:pPr>
     <w:r>
       <w:rPr>
+        <w:noProof/>
         <w14:ligatures w14:val="none"/>
       </w:rPr>
       <mc:AlternateContent>
         <mc:Choice Requires="wps">
           <w:drawing>
-            <wp:anchor distT="0" distB="0" distL="114300" distR="114300" simplePos="0" relativeHeight="251661312" behindDoc="0" locked="0" layoutInCell="1" allowOverlap="1">
+            <wp:anchor distT="0" distB="0" distL="114300" distR="114300" simplePos="0" relativeHeight="251661312" behindDoc="0" locked="0" layoutInCell="1" allowOverlap="1" wp14:anchorId="5BDDDDCF" wp14:editId="69933C31">
               <wp:simplePos x="0" y="0"/>
               <wp:positionH relativeFrom="column">
                 <wp:posOffset>-633730</wp:posOffset>
@@ -1269,7 +1339,7 @@
             </wp:anchor>
           </w:drawing>
         </mc:Choice>
-        <mc:Fallback>
+        <mc:Fallback xmlns:wpsCustomData="http://www.wps.cn/officeDocument/2013/wpsCustomData">
           <w:pict>
             <v:line id="Straight Connector 2" o:spid="_x0000_s1026" o:spt="20" style="position:absolute;left:0pt;margin-left:-49.9pt;margin-top:21.6pt;height:0pt;width:564.5pt;z-index:251661312;mso-width-relative:page;mso-height-relative:page;" filled="f" stroked="t" coordsize="21600,21600" o:gfxdata="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">
               <v:fill on="f" focussize="0,0"/>
@@ -1286,293 +1356,421 @@
 </file>
 
 <file path=word/styles.xml><?xml version="1.0" encoding="utf-8"?>
-<w:styles xmlns:mc="http://schemas.openxmlformats.org/markup-compatibility/2006" xmlns:o="urn:schemas-microsoft-com:office:office" xmlns:r="http://schemas.openxmlformats.org/officeDocument/2006/relationships" xmlns:m="http://schemas.openxmlformats.org/officeDocument/2006/math" xmlns:v="urn:schemas-microsoft-com:vml" xmlns:w="http://schemas.openxmlformats.org/wordprocessingml/2006/main" xmlns:w14="http://schemas.microsoft.com/office/word/2010/wordml" xmlns:w10="urn:schemas-microsoft-com:office:word" xmlns:sl="http://schemas.openxmlformats.org/schemaLibrary/2006/main" xmlns:wpsCustomData="http://www.wps.cn/officeDocument/2013/wpsCustomData" mc:Ignorable="w14">
+<w:styles xmlns:mc="http://schemas.openxmlformats.org/markup-compatibility/2006" xmlns:r="http://schemas.openxmlformats.org/officeDocument/2006/relationships" xmlns:w="http://schemas.openxmlformats.org/wordprocessingml/2006/main" xmlns:w14="http://schemas.microsoft.com/office/word/2010/wordml" xmlns:w15="http://schemas.microsoft.com/office/word/2012/wordml" xmlns:w16cex="http://schemas.microsoft.com/office/word/2018/wordml/cex" xmlns:w16cid="http://schemas.microsoft.com/office/word/2016/wordml/cid" xmlns:w16="http://schemas.microsoft.com/office/word/2018/wordml" xmlns:w16du="http://schemas.microsoft.com/office/word/2023/wordml/word16du" xmlns:w16sdtdh="http://schemas.microsoft.com/office/word/2020/wordml/sdtdatahash" xmlns:w16sdtfl="http://schemas.microsoft.com/office/word/2024/wordml/sdtformatlock" xmlns:w16se="http://schemas.microsoft.com/office/word/2015/wordml/symex" mc:Ignorable="w14 w15 w16se w16cid w16 w16cex w16sdtdh w16sdtfl w16du">
   <w:docDefaults>
     <w:rPrDefault>
       <w:rPr>
-        <w:rFonts w:asciiTheme="minorHAnsi" w:hAnsiTheme="minorHAnsi" w:eastAsiaTheme="minorHAnsi" w:cstheme="minorBidi"/>
+        <w:rFonts w:asciiTheme="minorHAnsi" w:eastAsiaTheme="minorHAnsi" w:hAnsiTheme="minorHAnsi" w:cstheme="minorBidi"/>
+        <w:lang w:val="en-PH" w:eastAsia="en-PH" w:bidi="ar-SA"/>
       </w:rPr>
     </w:rPrDefault>
     <w:pPrDefault/>
   </w:docDefaults>
-  <w:latentStyles w:count="260" w:defQFormat="0" w:defUnhideWhenUsed="1" w:defSemiHidden="1" w:defUIPriority="99" w:defLockedState="0">
-    <w:lsdException w:qFormat="1" w:unhideWhenUsed="0" w:uiPriority="0" w:semiHidden="0" w:name="Normal"/>
-    <w:lsdException w:qFormat="1" w:unhideWhenUsed="0" w:uiPriority="9" w:semiHidden="0" w:name="heading 1"/>
-    <w:lsdException w:qFormat="1" w:uiPriority="9" w:name="heading 2"/>
-    <w:lsdException w:qFormat="1" w:uiPriority="9" w:name="heading 3"/>
-    <w:lsdException w:qFormat="1" w:uiPriority="9" w:name="heading 4"/>
-    <w:lsdException w:qFormat="1" w:uiPriority="9" w:name="heading 5"/>
-    <w:lsdException w:qFormat="1" w:uiPriority="9" w:name="heading 6"/>
-    <w:lsdException w:qFormat="1" w:uiPriority="9" w:name="heading 7"/>
-    <w:lsdException w:qFormat="1" w:uiPriority="9" w:name="heading 8"/>
-    <w:lsdException w:qFormat="1" w:uiPriority="9" w:name="heading 9"/>
-    <w:lsdException w:uiPriority="99" w:name="index 1"/>
-    <w:lsdException w:uiPriority="99" w:name="index 2"/>
-    <w:lsdException w:uiPriority="99" w:name="index 3"/>
-    <w:lsdException w:uiPriority="99" w:name="index 4"/>
-    <w:lsdException w:uiPriority="99" w:name="index 5"/>
-    <w:lsdException w:uiPriority="99" w:name="index 6"/>
-    <w:lsdException w:uiPriority="99" w:name="index 7"/>
-    <w:lsdException w:uiPriority="99" w:name="index 8"/>
-    <w:lsdException w:uiPriority="99" w:name="index 9"/>
-    <w:lsdException w:uiPriority="39" w:name="toc 1"/>
-    <w:lsdException w:uiPriority="39" w:name="toc 2"/>
-    <w:lsdException w:uiPriority="39" w:name="toc 3"/>
-    <w:lsdException w:uiPriority="39" w:name="toc 4"/>
-    <w:lsdException w:uiPriority="39" w:name="toc 5"/>
-    <w:lsdException w:uiPriority="39" w:name="toc 6"/>
-    <w:lsdException w:uiPriority="39" w:name="toc 7"/>
-    <w:lsdException w:uiPriority="39" w:name="toc 8"/>
-    <w:lsdException w:uiPriority="39" w:name="toc 9"/>
-    <w:lsdException w:uiPriority="99" w:name="Normal Indent"/>
-    <w:lsdException w:uiPriority="99" w:name="footnote text"/>
-    <w:lsdException w:uiPriority="99" w:name="annotation text"/>
-    <w:lsdException w:qFormat="1" w:uiPriority="99" w:semiHidden="0" w:name="header"/>
-    <w:lsdException w:qFormat="1" w:uiPriority="99" w:semiHidden="0" w:name="footer"/>
-    <w:lsdException w:uiPriority="99" w:name="index heading"/>
-    <w:lsdException w:qFormat="1" w:uiPriority="35" w:name="caption"/>
-    <w:lsdException w:uiPriority="99" w:name="table of figures"/>
-    <w:lsdException w:uiPriority="99" w:name="envelope address"/>
-    <w:lsdException w:uiPriority="99" w:name="envelope return"/>
-    <w:lsdException w:uiPriority="99" w:name="footnote reference"/>
-    <w:lsdException w:uiPriority="99" w:name="annotation reference"/>
-    <w:lsdException w:uiPriority="99" w:name="line number"/>
-    <w:lsdException w:uiPriority="99" w:name="page number"/>
-    <w:lsdException w:uiPriority="99" w:name="endnote reference"/>
-    <w:lsdException w:uiPriority="99" w:name="endnote text"/>
-    <w:lsdException w:uiPriority="99" w:name="table of authorities"/>
-    <w:lsdException w:uiPriority="99" w:name="macro"/>
-    <w:lsdException w:uiPriority="99" w:name="toa heading"/>
-    <w:lsdException w:uiPriority="99" w:name="List"/>
-    <w:lsdException w:uiPriority="99" w:name="List Bullet"/>
-    <w:lsdException w:uiPriority="99" w:name="List Number"/>
-    <w:lsdException w:uiPriority="99" w:name="List 2"/>
-    <w:lsdException w:uiPriority="99" w:name="List 3"/>
-    <w:lsdException w:uiPriority="99" w:name="List 4"/>
-    <w:lsdException w:uiPriority="99" w:name="List 5"/>
-    <w:lsdException w:uiPriority="99" w:name="List Bullet 2"/>
-    <w:lsdException w:uiPriority="99" w:name="List Bullet 3"/>
-    <w:lsdException w:uiPriority="99" w:name="List Bullet 4"/>
-    <w:lsdException w:uiPriority="99" w:name="List Bullet 5"/>
-    <w:lsdException w:uiPriority="99" w:name="List Number 2"/>
-    <w:lsdException w:uiPriority="99" w:name="List Number 3"/>
-    <w:lsdException w:uiPriority="99" w:name="List Number 4"/>
-    <w:lsdException w:uiPriority="99" w:name="List Number 5"/>
-    <w:lsdException w:qFormat="1" w:unhideWhenUsed="0" w:uiPriority="10" w:semiHidden="0" w:name="Title"/>
-    <w:lsdException w:uiPriority="99" w:name="Closing"/>
-    <w:lsdException w:uiPriority="99" w:name="Signature"/>
-    <w:lsdException w:uiPriority="1" w:name="Default Paragraph Font"/>
-    <w:lsdException w:uiPriority="99" w:name="Body Text"/>
-    <w:lsdException w:uiPriority="99" w:name="Body Text Indent"/>
-    <w:lsdException w:uiPriority="99" w:name="List Continue"/>
-    <w:lsdException w:uiPriority="99" w:name="List Continue 2"/>
-    <w:lsdException w:uiPriority="99" w:name="List Continue 3"/>
-    <w:lsdException w:uiPriority="99" w:name="List Continue 4"/>
-    <w:lsdException w:uiPriority="99" w:name="List Continue 5"/>
-    <w:lsdException w:uiPriority="99" w:name="Message Header"/>
-    <w:lsdException w:qFormat="1" w:unhideWhenUsed="0" w:uiPriority="11" w:semiHidden="0" w:name="Subtitle"/>
-    <w:lsdException w:uiPriority="99" w:name="Salutation"/>
-    <w:lsdException w:uiPriority="99" w:name="Date"/>
-    <w:lsdException w:uiPriority="99" w:name="Body Text First Indent"/>
-    <w:lsdException w:uiPriority="99" w:name="Body Text First Indent 2"/>
-    <w:lsdException w:uiPriority="99" w:name="Note Heading"/>
-    <w:lsdException w:uiPriority="99" w:name="Body Text 2"/>
-    <w:lsdException w:uiPriority="99" w:name="Body Text 3"/>
-    <w:lsdException w:uiPriority="99" w:name="Body Text Indent 2"/>
-    <w:lsdException w:uiPriority="99" w:name="Body Text Indent 3"/>
-    <w:lsdException w:uiPriority="99" w:name="Block Text"/>
-    <w:lsdException w:uiPriority="99" w:name="Hyperlink"/>
-    <w:lsdException w:uiPriority="99" w:name="FollowedHyperlink"/>
-    <w:lsdException w:qFormat="1" w:unhideWhenUsed="0" w:uiPriority="22" w:semiHidden="0" w:name="Strong"/>
-    <w:lsdException w:qFormat="1" w:unhideWhenUsed="0" w:uiPriority="20" w:semiHidden="0" w:name="Emphasis"/>
-    <w:lsdException w:uiPriority="99" w:name="Document Map"/>
-    <w:lsdException w:uiPriority="99" w:name="Plain Text"/>
-    <w:lsdException w:uiPriority="99" w:name="E-mail Signature"/>
-    <w:lsdException w:uiPriority="99" w:name="Normal (Web)"/>
-    <w:lsdException w:uiPriority="99" w:name="HTML Acronym"/>
-    <w:lsdException w:uiPriority="99" w:name="HTML Address"/>
-    <w:lsdException w:uiPriority="99" w:name="HTML Cite"/>
-    <w:lsdException w:uiPriority="99" w:name="HTML Code"/>
-    <w:lsdException w:uiPriority="99" w:name="HTML Definition"/>
-    <w:lsdException w:uiPriority="99" w:name="HTML Keyboard"/>
-    <w:lsdException w:uiPriority="99" w:name="HTML Preformatted"/>
-    <w:lsdException w:uiPriority="99" w:name="HTML Sample"/>
-    <w:lsdException w:uiPriority="99" w:name="HTML Typewriter"/>
-    <w:lsdException w:uiPriority="99" w:name="HTML Variable"/>
-    <w:lsdException w:uiPriority="99" w:name="Normal Table"/>
-    <w:lsdException w:uiPriority="99" w:name="annotation subject"/>
-    <w:lsdException w:uiPriority="99" w:name="Table Simple 1"/>
-    <w:lsdException w:uiPriority="99" w:name="Table Simple 2"/>
-    <w:lsdException w:uiPriority="99" w:name="Table Simple 3"/>
-    <w:lsdException w:uiPriority="99" w:name="Table Classic 1"/>
-    <w:lsdException w:uiPriority="99" w:name="Table Classic 2"/>
-    <w:lsdException w:uiPriority="99" w:name="Table Classic 3"/>
-    <w:lsdException w:uiPriority="99" w:name="Table Classic 4"/>
-    <w:lsdException w:uiPriority="99" w:name="Table Colorful 1"/>
-    <w:lsdException w:uiPriority="99" w:name="Table Colorful 2"/>
-    <w:lsdException w:uiPriority="99" w:name="Table Colorful 3"/>
-    <w:lsdException w:uiPriority="99" w:name="Table Columns 1"/>
-    <w:lsdException w:uiPriority="99" w:name="Table Columns 2"/>
-    <w:lsdException w:uiPriority="99" w:name="Table Columns 3"/>
-    <w:lsdException w:uiPriority="99" w:name="Table Columns 4"/>
-    <w:lsdException w:uiPriority="99" w:name="Table Columns 5"/>
-    <w:lsdException w:uiPriority="99" w:name="Table Grid 1"/>
-    <w:lsdException w:uiPriority="99" w:name="Table Grid 2"/>
-    <w:lsdException w:uiPriority="99" w:name="Table Grid 3"/>
-    <w:lsdException w:uiPriority="99" w:name="Table Grid 4"/>
-    <w:lsdException w:uiPriority="99" w:name="Table Grid 5"/>
-    <w:lsdException w:uiPriority="99" w:name="Table Grid 6"/>
-    <w:lsdException w:uiPriority="99" w:name="Table Grid 7"/>
-    <w:lsdException w:uiPriority="99" w:name="Table Grid 8"/>
-    <w:lsdException w:uiPriority="99" w:name="Table List 1"/>
-    <w:lsdException w:uiPriority="99" w:name="Table List 2"/>
-    <w:lsdException w:uiPriority="99" w:name="Table List 3"/>
-    <w:lsdException w:uiPriority="99" w:name="Table List 4"/>
-    <w:lsdException w:uiPriority="99" w:name="Table List 5"/>
-    <w:lsdException w:uiPriority="99" w:name="Table List 6"/>
-    <w:lsdException w:uiPriority="99" w:name="Table List 7"/>
-    <w:lsdException w:uiPriority="99" w:name="Table List 8"/>
-    <w:lsdException w:uiPriority="99" w:name="Table 3D effects 1"/>
-    <w:lsdException w:uiPriority="99" w:name="Table 3D effects 2"/>
-    <w:lsdException w:uiPriority="99" w:name="Table 3D effects 3"/>
-    <w:lsdException w:uiPriority="99" w:name="Table Contemporary"/>
-    <w:lsdException w:uiPriority="99" w:name="Table Elegant"/>
-    <w:lsdException w:uiPriority="99" w:name="Table Professional"/>
-    <w:lsdException w:uiPriority="99" w:name="Table Subtle 1"/>
-    <w:lsdException w:uiPriority="99" w:name="Table Subtle 2"/>
-    <w:lsdException w:uiPriority="99" w:name="Table Web 1"/>
-    <w:lsdException w:uiPriority="99" w:name="Table Web 2"/>
-    <w:lsdException w:uiPriority="99" w:name="Table Web 3"/>
-    <w:lsdException w:uiPriority="99" w:name="Balloon Text"/>
-    <w:lsdException w:qFormat="1" w:unhideWhenUsed="0" w:uiPriority="39" w:semiHidden="0" w:name="Table Grid"/>
-    <w:lsdException w:uiPriority="99" w:name="Table Theme"/>
-    <w:lsdException w:unhideWhenUsed="0" w:uiPriority="60" w:semiHidden="0" w:name="Light Shading"/>
-    <w:lsdException w:unhideWhenUsed="0" w:uiPriority="61" w:semiHidden="0" w:name="Light List"/>
-    <w:lsdException w:unhideWhenUsed="0" w:uiPriority="62" w:semiHidden="0" w:name="Light Grid"/>
-    <w:lsdException w:unhideWhenUsed="0" w:uiPriority="63" w:semiHidden="0" w:name="Medium Shading 1"/>
-    <w:lsdException w:unhideWhenUsed="0" w:uiPriority="64" w:semiHidden="0" w:name="Medium Shading 2"/>
-    <w:lsdException w:unhideWhenUsed="0" w:uiPriority="65" w:semiHidden="0" w:name="Medium List 1"/>
-    <w:lsdException w:unhideWhenUsed="0" w:uiPriority="66" w:semiHidden="0" w:name="Medium List 2"/>
-    <w:lsdException w:unhideWhenUsed="0" w:uiPriority="67" w:semiHidden="0" w:name="Medium Grid 1"/>
-    <w:lsdException w:unhideWhenUsed="0" w:uiPriority="68" w:semiHidden="0" w:name="Medium Grid 2"/>
-    <w:lsdException w:unhideWhenUsed="0" w:uiPriority="69" w:semiHidden="0" w:name="Medium Grid 3"/>
-    <w:lsdException w:unhideWhenUsed="0" w:uiPriority="70" w:semiHidden="0" w:name="Dark List"/>
-    <w:lsdException w:unhideWhenUsed="0" w:uiPriority="71" w:semiHidden="0" w:name="Colorful Shading"/>
-    <w:lsdException w:unhideWhenUsed="0" w:uiPriority="72" w:semiHidden="0" w:name="Colorful List"/>
-    <w:lsdException w:unhideWhenUsed="0" w:uiPriority="73" w:semiHidden="0" w:name="Colorful Grid"/>
-    <w:lsdException w:unhideWhenUsed="0" w:uiPriority="60" w:semiHidden="0" w:name="Light Shading Accent 1"/>
-    <w:lsdException w:unhideWhenUsed="0" w:uiPriority="61" w:semiHidden="0" w:name="Light List Accent 1"/>
-    <w:lsdException w:unhideWhenUsed="0" w:uiPriority="62" w:semiHidden="0" w:name="Light Grid Accent 1"/>
-    <w:lsdException w:unhideWhenUsed="0" w:uiPriority="63" w:semiHidden="0" w:name="Medium Shading 1 Accent 1"/>
-    <w:lsdException w:unhideWhenUsed="0" w:uiPriority="64" w:semiHidden="0" w:name="Medium Shading 2 Accent 1"/>
-    <w:lsdException w:unhideWhenUsed="0" w:uiPriority="65" w:semiHidden="0" w:name="Medium List 1 Accent 1"/>
-    <w:lsdException w:unhideWhenUsed="0" w:uiPriority="66" w:semiHidden="0" w:name="Medium List 2 Accent 1"/>
-    <w:lsdException w:unhideWhenUsed="0" w:uiPriority="67" w:semiHidden="0" w:name="Medium Grid 1 Accent 1"/>
-    <w:lsdException w:unhideWhenUsed="0" w:uiPriority="68" w:semiHidden="0" w:name="Medium Grid 2 Accent 1"/>
-    <w:lsdException w:unhideWhenUsed="0" w:uiPriority="69" w:semiHidden="0" w:name="Medium Grid 3 Accent 1"/>
-    <w:lsdException w:unhideWhenUsed="0" w:uiPriority="70" w:semiHidden="0" w:name="Dark List Accent 1"/>
-    <w:lsdException w:unhideWhenUsed="0" w:uiPriority="71" w:semiHidden="0" w:name="Colorful Shading Accent 1"/>
-    <w:lsdException w:unhideWhenUsed="0" w:uiPriority="72" w:semiHidden="0" w:name="Colorful List Accent 1"/>
-    <w:lsdException w:unhideWhenUsed="0" w:uiPriority="73" w:semiHidden="0" w:name="Colorful Grid Accent 1"/>
-    <w:lsdException w:unhideWhenUsed="0" w:uiPriority="60" w:semiHidden="0" w:name="Light Shading Accent 2"/>
-    <w:lsdException w:unhideWhenUsed="0" w:uiPriority="61" w:semiHidden="0" w:name="Light List Accent 2"/>
-    <w:lsdException w:unhideWhenUsed="0" w:uiPriority="62" w:semiHidden="0" w:name="Light Grid Accent 2"/>
-    <w:lsdException w:unhideWhenUsed="0" w:uiPriority="63" w:semiHidden="0" w:name="Medium Shading 1 Accent 2"/>
-    <w:lsdException w:unhideWhenUsed="0" w:uiPriority="64" w:semiHidden="0" w:name="Medium Shading 2 Accent 2"/>
-    <w:lsdException w:unhideWhenUsed="0" w:uiPriority="65" w:semiHidden="0" w:name="Medium List 1 Accent 2"/>
-    <w:lsdException w:unhideWhenUsed="0" w:uiPriority="66" w:semiHidden="0" w:name="Medium List 2 Accent 2"/>
-    <w:lsdException w:unhideWhenUsed="0" w:uiPriority="67" w:semiHidden="0" w:name="Medium Grid 1 Accent 2"/>
-    <w:lsdException w:unhideWhenUsed="0" w:uiPriority="68" w:semiHidden="0" w:name="Medium Grid 2 Accent 2"/>
-    <w:lsdException w:unhideWhenUsed="0" w:uiPriority="69" w:semiHidden="0" w:name="Medium Grid 3 Accent 2"/>
-    <w:lsdException w:unhideWhenUsed="0" w:uiPriority="70" w:semiHidden="0" w:name="Dark List Accent 2"/>
-    <w:lsdException w:unhideWhenUsed="0" w:uiPriority="71" w:semiHidden="0" w:name="Colorful Shading Accent 2"/>
-    <w:lsdException w:unhideWhenUsed="0" w:uiPriority="72" w:semiHidden="0" w:name="Colorful List Accent 2"/>
-    <w:lsdException w:unhideWhenUsed="0" w:uiPriority="73" w:semiHidden="0" w:name="Colorful Grid Accent 2"/>
-    <w:lsdException w:unhideWhenUsed="0" w:uiPriority="60" w:semiHidden="0" w:name="Light Shading Accent 3"/>
-    <w:lsdException w:unhideWhenUsed="0" w:uiPriority="61" w:semiHidden="0" w:name="Light List Accent 3"/>
-    <w:lsdException w:unhideWhenUsed="0" w:uiPriority="62" w:semiHidden="0" w:name="Light Grid Accent 3"/>
-    <w:lsdException w:unhideWhenUsed="0" w:uiPriority="63" w:semiHidden="0" w:name="Medium Shading 1 Accent 3"/>
-    <w:lsdException w:unhideWhenUsed="0" w:uiPriority="64" w:semiHidden="0" w:name="Medium Shading 2 Accent 3"/>
-    <w:lsdException w:unhideWhenUsed="0" w:uiPriority="65" w:semiHidden="0" w:name="Medium List 1 Accent 3"/>
-    <w:lsdException w:unhideWhenUsed="0" w:uiPriority="66" w:semiHidden="0" w:name="Medium List 2 Accent 3"/>
-    <w:lsdException w:unhideWhenUsed="0" w:uiPriority="67" w:semiHidden="0" w:name="Medium Grid 1 Accent 3"/>
-    <w:lsdException w:unhideWhenUsed="0" w:uiPriority="68" w:semiHidden="0" w:name="Medium Grid 2 Accent 3"/>
-    <w:lsdException w:unhideWhenUsed="0" w:uiPriority="69" w:semiHidden="0" w:name="Medium Grid 3 Accent 3"/>
-    <w:lsdException w:unhideWhenUsed="0" w:uiPriority="70" w:semiHidden="0" w:name="Dark List Accent 3"/>
-    <w:lsdException w:unhideWhenUsed="0" w:uiPriority="71" w:semiHidden="0" w:name="Colorful Shading Accent 3"/>
-    <w:lsdException w:unhideWhenUsed="0" w:uiPriority="72" w:semiHidden="0" w:name="Colorful List Accent 3"/>
-    <w:lsdException w:unhideWhenUsed="0" w:uiPriority="73" w:semiHidden="0" w:name="Colorful Grid Accent 3"/>
-    <w:lsdException w:unhideWhenUsed="0" w:uiPriority="60" w:semiHidden="0" w:name="Light Shading Accent 4"/>
-    <w:lsdException w:unhideWhenUsed="0" w:uiPriority="61" w:semiHidden="0" w:name="Light List Accent 4"/>
-    <w:lsdException w:unhideWhenUsed="0" w:uiPriority="62" w:semiHidden="0" w:name="Light Grid Accent 4"/>
-    <w:lsdException w:unhideWhenUsed="0" w:uiPriority="63" w:semiHidden="0" w:name="Medium Shading 1 Accent 4"/>
-    <w:lsdException w:unhideWhenUsed="0" w:uiPriority="64" w:semiHidden="0" w:name="Medium Shading 2 Accent 4"/>
-    <w:lsdException w:unhideWhenUsed="0" w:uiPriority="65" w:semiHidden="0" w:name="Medium List 1 Accent 4"/>
-    <w:lsdException w:unhideWhenUsed="0" w:uiPriority="66" w:semiHidden="0" w:name="Medium List 2 Accent 4"/>
-    <w:lsdException w:unhideWhenUsed="0" w:uiPriority="67" w:semiHidden="0" w:name="Medium Grid 1 Accent 4"/>
-    <w:lsdException w:unhideWhenUsed="0" w:uiPriority="68" w:semiHidden="0" w:name="Medium Grid 2 Accent 4"/>
-    <w:lsdException w:unhideWhenUsed="0" w:uiPriority="69" w:semiHidden="0" w:name="Medium Grid 3 Accent 4"/>
-    <w:lsdException w:unhideWhenUsed="0" w:uiPriority="70" w:semiHidden="0" w:name="Dark List Accent 4"/>
-    <w:lsdException w:unhideWhenUsed="0" w:uiPriority="71" w:semiHidden="0" w:name="Colorful Shading Accent 4"/>
-    <w:lsdException w:unhideWhenUsed="0" w:uiPriority="72" w:semiHidden="0" w:name="Colorful List Accent 4"/>
-    <w:lsdException w:unhideWhenUsed="0" w:uiPriority="73" w:semiHidden="0" w:name="Colorful Grid Accent 4"/>
-    <w:lsdException w:unhideWhenUsed="0" w:uiPriority="60" w:semiHidden="0" w:name="Light Shading Accent 5"/>
-    <w:lsdException w:unhideWhenUsed="0" w:uiPriority="61" w:semiHidden="0" w:name="Light List Accent 5"/>
-    <w:lsdException w:unhideWhenUsed="0" w:uiPriority="62" w:semiHidden="0" w:name="Light Grid Accent 5"/>
-    <w:lsdException w:unhideWhenUsed="0" w:uiPriority="63" w:semiHidden="0" w:name="Medium Shading 1 Accent 5"/>
-    <w:lsdException w:unhideWhenUsed="0" w:uiPriority="64" w:semiHidden="0" w:name="Medium Shading 2 Accent 5"/>
-    <w:lsdException w:unhideWhenUsed="0" w:uiPriority="65" w:semiHidden="0" w:name="Medium List 1 Accent 5"/>
-    <w:lsdException w:unhideWhenUsed="0" w:uiPriority="66" w:semiHidden="0" w:name="Medium List 2 Accent 5"/>
-    <w:lsdException w:unhideWhenUsed="0" w:uiPriority="67" w:semiHidden="0" w:name="Medium Grid 1 Accent 5"/>
-    <w:lsdException w:unhideWhenUsed="0" w:uiPriority="68" w:semiHidden="0" w:name="Medium Grid 2 Accent 5"/>
-    <w:lsdException w:unhideWhenUsed="0" w:uiPriority="69" w:semiHidden="0" w:name="Medium Grid 3 Accent 5"/>
-    <w:lsdException w:unhideWhenUsed="0" w:uiPriority="70" w:semiHidden="0" w:name="Dark List Accent 5"/>
-    <w:lsdException w:unhideWhenUsed="0" w:uiPriority="71" w:semiHidden="0" w:name="Colorful Shading Accent 5"/>
-    <w:lsdException w:unhideWhenUsed="0" w:uiPriority="72" w:semiHidden="0" w:name="Colorful List Accent 5"/>
-    <w:lsdException w:unhideWhenUsed="0" w:uiPriority="73" w:semiHidden="0" w:name="Colorful Grid Accent 5"/>
-    <w:lsdException w:unhideWhenUsed="0" w:uiPriority="60" w:semiHidden="0" w:name="Light Shading Accent 6"/>
-    <w:lsdException w:unhideWhenUsed="0" w:uiPriority="61" w:semiHidden="0" w:name="Light List Accent 6"/>
-    <w:lsdException w:unhideWhenUsed="0" w:uiPriority="62" w:semiHidden="0" w:name="Light Grid Accent 6"/>
-    <w:lsdException w:unhideWhenUsed="0" w:uiPriority="63" w:semiHidden="0" w:name="Medium Shading 1 Accent 6"/>
-    <w:lsdException w:unhideWhenUsed="0" w:uiPriority="64" w:semiHidden="0" w:name="Medium Shading 2 Accent 6"/>
-    <w:lsdException w:unhideWhenUsed="0" w:uiPriority="65" w:semiHidden="0" w:name="Medium List 1 Accent 6"/>
-    <w:lsdException w:unhideWhenUsed="0" w:uiPriority="66" w:semiHidden="0" w:name="Medium List 2 Accent 6"/>
-    <w:lsdException w:unhideWhenUsed="0" w:uiPriority="67" w:semiHidden="0" w:name="Medium Grid 1 Accent 6"/>
-    <w:lsdException w:unhideWhenUsed="0" w:uiPriority="68" w:semiHidden="0" w:name="Medium Grid 2 Accent 6"/>
-    <w:lsdException w:unhideWhenUsed="0" w:uiPriority="69" w:semiHidden="0" w:name="Medium Grid 3 Accent 6"/>
-    <w:lsdException w:unhideWhenUsed="0" w:uiPriority="70" w:semiHidden="0" w:name="Dark List Accent 6"/>
-    <w:lsdException w:unhideWhenUsed="0" w:uiPriority="71" w:semiHidden="0" w:name="Colorful Shading Accent 6"/>
-    <w:lsdException w:unhideWhenUsed="0" w:uiPriority="72" w:semiHidden="0" w:name="Colorful List Accent 6"/>
-    <w:lsdException w:unhideWhenUsed="0" w:uiPriority="73" w:semiHidden="0" w:name="Colorful Grid Accent 6"/>
+  <w:latentStyles w:defLockedState="0" w:defUIPriority="99" w:defSemiHidden="0" w:defUnhideWhenUsed="0" w:defQFormat="0" w:count="376">
+    <w:lsdException w:name="Normal" w:uiPriority="0" w:qFormat="1"/>
+    <w:lsdException w:name="heading 1" w:uiPriority="9" w:qFormat="1"/>
+    <w:lsdException w:name="heading 2" w:semiHidden="1" w:uiPriority="9" w:unhideWhenUsed="1" w:qFormat="1"/>
+    <w:lsdException w:name="heading 3" w:semiHidden="1" w:uiPriority="9" w:unhideWhenUsed="1" w:qFormat="1"/>
+    <w:lsdException w:name="heading 4" w:semiHidden="1" w:uiPriority="9" w:unhideWhenUsed="1" w:qFormat="1"/>
+    <w:lsdException w:name="heading 5" w:semiHidden="1" w:uiPriority="9" w:unhideWhenUsed="1" w:qFormat="1"/>
+    <w:lsdException w:name="heading 6" w:semiHidden="1" w:uiPriority="9" w:unhideWhenUsed="1" w:qFormat="1"/>
+    <w:lsdException w:name="heading 7" w:semiHidden="1" w:uiPriority="9" w:unhideWhenUsed="1" w:qFormat="1"/>
+    <w:lsdException w:name="heading 8" w:semiHidden="1" w:uiPriority="9" w:unhideWhenUsed="1" w:qFormat="1"/>
+    <w:lsdException w:name="heading 9" w:semiHidden="1" w:uiPriority="9" w:unhideWhenUsed="1" w:qFormat="1"/>
+    <w:lsdException w:name="index 1" w:semiHidden="1" w:unhideWhenUsed="1"/>
+    <w:lsdException w:name="index 2" w:semiHidden="1" w:unhideWhenUsed="1"/>
+    <w:lsdException w:name="index 3" w:semiHidden="1" w:unhideWhenUsed="1"/>
+    <w:lsdException w:name="index 4" w:semiHidden="1" w:unhideWhenUsed="1"/>
+    <w:lsdException w:name="index 5" w:semiHidden="1" w:unhideWhenUsed="1"/>
+    <w:lsdException w:name="index 6" w:semiHidden="1" w:unhideWhenUsed="1"/>
+    <w:lsdException w:name="index 7" w:semiHidden="1" w:unhideWhenUsed="1"/>
+    <w:lsdException w:name="index 8" w:semiHidden="1" w:unhideWhenUsed="1"/>
+    <w:lsdException w:name="index 9" w:semiHidden="1" w:unhideWhenUsed="1"/>
+    <w:lsdException w:name="toc 1" w:semiHidden="1" w:uiPriority="39" w:unhideWhenUsed="1"/>
+    <w:lsdException w:name="toc 2" w:semiHidden="1" w:uiPriority="39" w:unhideWhenUsed="1"/>
+    <w:lsdException w:name="toc 3" w:semiHidden="1" w:uiPriority="39" w:unhideWhenUsed="1"/>
+    <w:lsdException w:name="toc 4" w:semiHidden="1" w:uiPriority="39" w:unhideWhenUsed="1"/>
+    <w:lsdException w:name="toc 5" w:semiHidden="1" w:uiPriority="39" w:unhideWhenUsed="1"/>
+    <w:lsdException w:name="toc 6" w:semiHidden="1" w:uiPriority="39" w:unhideWhenUsed="1"/>
+    <w:lsdException w:name="toc 7" w:semiHidden="1" w:uiPriority="39" w:unhideWhenUsed="1"/>
+    <w:lsdException w:name="toc 8" w:semiHidden="1" w:uiPriority="39" w:unhideWhenUsed="1"/>
+    <w:lsdException w:name="toc 9" w:semiHidden="1" w:uiPriority="39" w:unhideWhenUsed="1"/>
+    <w:lsdException w:name="Normal Indent" w:semiHidden="1" w:unhideWhenUsed="1"/>
+    <w:lsdException w:name="footnote text" w:semiHidden="1" w:unhideWhenUsed="1"/>
+    <w:lsdException w:name="annotation text" w:semiHidden="1" w:unhideWhenUsed="1"/>
+    <w:lsdException w:name="header" w:unhideWhenUsed="1" w:qFormat="1"/>
+    <w:lsdException w:name="footer" w:unhideWhenUsed="1" w:qFormat="1"/>
+    <w:lsdException w:name="index heading" w:semiHidden="1" w:unhideWhenUsed="1"/>
+    <w:lsdException w:name="caption" w:semiHidden="1" w:uiPriority="35" w:unhideWhenUsed="1" w:qFormat="1"/>
+    <w:lsdException w:name="table of figures" w:semiHidden="1" w:unhideWhenUsed="1"/>
+    <w:lsdException w:name="envelope address" w:semiHidden="1" w:unhideWhenUsed="1"/>
+    <w:lsdException w:name="envelope return" w:semiHidden="1" w:unhideWhenUsed="1"/>
+    <w:lsdException w:name="footnote reference" w:semiHidden="1" w:unhideWhenUsed="1"/>
+    <w:lsdException w:name="annotation reference" w:semiHidden="1" w:unhideWhenUsed="1"/>
+    <w:lsdException w:name="line number" w:semiHidden="1" w:unhideWhenUsed="1"/>
+    <w:lsdException w:name="page number" w:semiHidden="1" w:unhideWhenUsed="1"/>
+    <w:lsdException w:name="endnote reference" w:semiHidden="1" w:unhideWhenUsed="1"/>
+    <w:lsdException w:name="endnote text" w:semiHidden="1" w:unhideWhenUsed="1"/>
+    <w:lsdException w:name="table of authorities" w:semiHidden="1" w:unhideWhenUsed="1"/>
+    <w:lsdException w:name="macro" w:semiHidden="1" w:unhideWhenUsed="1"/>
+    <w:lsdException w:name="toa heading" w:semiHidden="1" w:unhideWhenUsed="1"/>
+    <w:lsdException w:name="List" w:semiHidden="1" w:unhideWhenUsed="1"/>
+    <w:lsdException w:name="List Bullet" w:semiHidden="1" w:unhideWhenUsed="1"/>
+    <w:lsdException w:name="List Number" w:semiHidden="1" w:unhideWhenUsed="1"/>
+    <w:lsdException w:name="List 2" w:semiHidden="1" w:unhideWhenUsed="1"/>
+    <w:lsdException w:name="List 3" w:semiHidden="1" w:unhideWhenUsed="1"/>
+    <w:lsdException w:name="List 4" w:semiHidden="1" w:unhideWhenUsed="1"/>
+    <w:lsdException w:name="List 5" w:semiHidden="1" w:unhideWhenUsed="1"/>
+    <w:lsdException w:name="List Bullet 2" w:semiHidden="1" w:unhideWhenUsed="1"/>
+    <w:lsdException w:name="List Bullet 3" w:semiHidden="1" w:unhideWhenUsed="1"/>
+    <w:lsdException w:name="List Bullet 4" w:semiHidden="1" w:unhideWhenUsed="1"/>
+    <w:lsdException w:name="List Bullet 5" w:semiHidden="1" w:unhideWhenUsed="1"/>
+    <w:lsdException w:name="List Number 2" w:semiHidden="1" w:unhideWhenUsed="1"/>
+    <w:lsdException w:name="List Number 3" w:semiHidden="1" w:unhideWhenUsed="1"/>
+    <w:lsdException w:name="List Number 4" w:semiHidden="1" w:unhideWhenUsed="1"/>
+    <w:lsdException w:name="List Number 5" w:semiHidden="1" w:unhideWhenUsed="1"/>
+    <w:lsdException w:name="Title" w:uiPriority="10" w:qFormat="1"/>
+    <w:lsdException w:name="Closing" w:semiHidden="1" w:unhideWhenUsed="1"/>
+    <w:lsdException w:name="Signature" w:semiHidden="1" w:unhideWhenUsed="1"/>
+    <w:lsdException w:name="Default Paragraph Font" w:semiHidden="1" w:uiPriority="1" w:unhideWhenUsed="1"/>
+    <w:lsdException w:name="Body Text" w:semiHidden="1" w:unhideWhenUsed="1"/>
+    <w:lsdException w:name="Body Text Indent" w:semiHidden="1" w:unhideWhenUsed="1"/>
+    <w:lsdException w:name="List Continue" w:semiHidden="1" w:unhideWhenUsed="1"/>
+    <w:lsdException w:name="List Continue 2" w:semiHidden="1" w:unhideWhenUsed="1"/>
+    <w:lsdException w:name="List Continue 3" w:semiHidden="1" w:unhideWhenUsed="1"/>
+    <w:lsdException w:name="List Continue 4" w:semiHidden="1" w:unhideWhenUsed="1"/>
+    <w:lsdException w:name="List Continue 5" w:semiHidden="1" w:unhideWhenUsed="1"/>
+    <w:lsdException w:name="Message Header" w:semiHidden="1" w:unhideWhenUsed="1"/>
+    <w:lsdException w:name="Subtitle" w:uiPriority="11" w:qFormat="1"/>
+    <w:lsdException w:name="Salutation" w:semiHidden="1" w:unhideWhenUsed="1"/>
+    <w:lsdException w:name="Date" w:semiHidden="1" w:unhideWhenUsed="1"/>
+    <w:lsdException w:name="Body Text First Indent" w:semiHidden="1" w:unhideWhenUsed="1"/>
+    <w:lsdException w:name="Body Text First Indent 2" w:semiHidden="1" w:unhideWhenUsed="1"/>
+    <w:lsdException w:name="Note Heading" w:semiHidden="1" w:unhideWhenUsed="1"/>
+    <w:lsdException w:name="Body Text 2" w:semiHidden="1" w:unhideWhenUsed="1"/>
+    <w:lsdException w:name="Body Text 3" w:semiHidden="1" w:unhideWhenUsed="1"/>
+    <w:lsdException w:name="Body Text Indent 2" w:semiHidden="1" w:unhideWhenUsed="1"/>
+    <w:lsdException w:name="Body Text Indent 3" w:semiHidden="1" w:unhideWhenUsed="1"/>
+    <w:lsdException w:name="Block Text" w:semiHidden="1" w:unhideWhenUsed="1"/>
+    <w:lsdException w:name="Hyperlink" w:semiHidden="1" w:unhideWhenUsed="1"/>
+    <w:lsdException w:name="FollowedHyperlink" w:semiHidden="1" w:unhideWhenUsed="1"/>
+    <w:lsdException w:name="Strong" w:uiPriority="22" w:qFormat="1"/>
+    <w:lsdException w:name="Emphasis" w:uiPriority="20" w:qFormat="1"/>
+    <w:lsdException w:name="Document Map" w:semiHidden="1" w:unhideWhenUsed="1"/>
+    <w:lsdException w:name="Plain Text" w:semiHidden="1" w:unhideWhenUsed="1"/>
+    <w:lsdException w:name="E-mail Signature" w:semiHidden="1" w:unhideWhenUsed="1"/>
+    <w:lsdException w:name="HTML Top of Form" w:semiHidden="1" w:unhideWhenUsed="1"/>
+    <w:lsdException w:name="HTML Bottom of Form" w:semiHidden="1" w:unhideWhenUsed="1"/>
+    <w:lsdException w:name="Normal (Web)" w:semiHidden="1" w:unhideWhenUsed="1"/>
+    <w:lsdException w:name="HTML Acronym" w:semiHidden="1" w:unhideWhenUsed="1"/>
+    <w:lsdException w:name="HTML Address" w:semiHidden="1" w:unhideWhenUsed="1"/>
+    <w:lsdException w:name="HTML Cite" w:semiHidden="1" w:unhideWhenUsed="1"/>
+    <w:lsdException w:name="HTML Code" w:semiHidden="1" w:unhideWhenUsed="1"/>
+    <w:lsdException w:name="HTML Definition" w:semiHidden="1" w:unhideWhenUsed="1"/>
+    <w:lsdException w:name="HTML Keyboard" w:semiHidden="1" w:unhideWhenUsed="1"/>
+    <w:lsdException w:name="HTML Preformatted" w:semiHidden="1" w:unhideWhenUsed="1"/>
+    <w:lsdException w:name="HTML Sample" w:semiHidden="1" w:unhideWhenUsed="1"/>
+    <w:lsdException w:name="HTML Typewriter" w:semiHidden="1" w:unhideWhenUsed="1"/>
+    <w:lsdException w:name="HTML Variable" w:semiHidden="1" w:unhideWhenUsed="1"/>
+    <w:lsdException w:name="Normal Table" w:semiHidden="1" w:unhideWhenUsed="1"/>
+    <w:lsdException w:name="annotation subject" w:semiHidden="1" w:unhideWhenUsed="1"/>
+    <w:lsdException w:name="No List" w:semiHidden="1" w:unhideWhenUsed="1"/>
+    <w:lsdException w:name="Outline List 1" w:semiHidden="1" w:unhideWhenUsed="1"/>
+    <w:lsdException w:name="Outline List 2" w:semiHidden="1" w:unhideWhenUsed="1"/>
+    <w:lsdException w:name="Outline List 3" w:semiHidden="1" w:unhideWhenUsed="1"/>
+    <w:lsdException w:name="Table Simple 1" w:semiHidden="1" w:unhideWhenUsed="1"/>
+    <w:lsdException w:name="Table Simple 2" w:semiHidden="1" w:unhideWhenUsed="1"/>
+    <w:lsdException w:name="Table Simple 3" w:semiHidden="1" w:unhideWhenUsed="1"/>
+    <w:lsdException w:name="Table Classic 1" w:semiHidden="1" w:unhideWhenUsed="1"/>
+    <w:lsdException w:name="Table Classic 2" w:semiHidden="1" w:unhideWhenUsed="1"/>
+    <w:lsdException w:name="Table Classic 3" w:semiHidden="1" w:unhideWhenUsed="1"/>
+    <w:lsdException w:name="Table Classic 4" w:semiHidden="1" w:unhideWhenUsed="1"/>
+    <w:lsdException w:name="Table Colorful 1" w:semiHidden="1" w:unhideWhenUsed="1"/>
+    <w:lsdException w:name="Table Colorful 2" w:semiHidden="1" w:unhideWhenUsed="1"/>
+    <w:lsdException w:name="Table Colorful 3" w:semiHidden="1" w:unhideWhenUsed="1"/>
+    <w:lsdException w:name="Table Columns 1" w:semiHidden="1" w:unhideWhenUsed="1"/>
+    <w:lsdException w:name="Table Columns 2" w:semiHidden="1" w:unhideWhenUsed="1"/>
+    <w:lsdException w:name="Table Columns 3" w:semiHidden="1" w:unhideWhenUsed="1"/>
+    <w:lsdException w:name="Table Columns 4" w:semiHidden="1" w:unhideWhenUsed="1"/>
+    <w:lsdException w:name="Table Columns 5" w:semiHidden="1" w:unhideWhenUsed="1"/>
+    <w:lsdException w:name="Table Grid 1" w:semiHidden="1" w:unhideWhenUsed="1"/>
+    <w:lsdException w:name="Table Grid 2" w:semiHidden="1" w:unhideWhenUsed="1"/>
+    <w:lsdException w:name="Table Grid 3" w:semiHidden="1" w:unhideWhenUsed="1"/>
+    <w:lsdException w:name="Table Grid 4" w:semiHidden="1" w:unhideWhenUsed="1"/>
+    <w:lsdException w:name="Table Grid 5" w:semiHidden="1" w:unhideWhenUsed="1"/>
+    <w:lsdException w:name="Table Grid 6" w:semiHidden="1" w:unhideWhenUsed="1"/>
+    <w:lsdException w:name="Table Grid 7" w:semiHidden="1" w:unhideWhenUsed="1"/>
+    <w:lsdException w:name="Table Grid 8" w:semiHidden="1" w:unhideWhenUsed="1"/>
+    <w:lsdException w:name="Table List 1" w:semiHidden="1" w:unhideWhenUsed="1"/>
+    <w:lsdException w:name="Table List 2" w:semiHidden="1" w:unhideWhenUsed="1"/>
+    <w:lsdException w:name="Table List 3" w:semiHidden="1" w:unhideWhenUsed="1"/>
+    <w:lsdException w:name="Table List 4" w:semiHidden="1" w:unhideWhenUsed="1"/>
+    <w:lsdException w:name="Table List 5" w:semiHidden="1" w:unhideWhenUsed="1"/>
+    <w:lsdException w:name="Table List 6" w:semiHidden="1" w:unhideWhenUsed="1"/>
+    <w:lsdException w:name="Table List 7" w:semiHidden="1" w:unhideWhenUsed="1"/>
+    <w:lsdException w:name="Table List 8" w:semiHidden="1" w:unhideWhenUsed="1"/>
+    <w:lsdException w:name="Table 3D effects 1" w:semiHidden="1" w:unhideWhenUsed="1"/>
+    <w:lsdException w:name="Table 3D effects 2" w:semiHidden="1" w:unhideWhenUsed="1"/>
+    <w:lsdException w:name="Table 3D effects 3" w:semiHidden="1" w:unhideWhenUsed="1"/>
+    <w:lsdException w:name="Table Contemporary" w:semiHidden="1" w:unhideWhenUsed="1"/>
+    <w:lsdException w:name="Table Elegant" w:semiHidden="1" w:unhideWhenUsed="1"/>
+    <w:lsdException w:name="Table Professional" w:semiHidden="1" w:unhideWhenUsed="1"/>
+    <w:lsdException w:name="Table Subtle 1" w:semiHidden="1" w:unhideWhenUsed="1"/>
+    <w:lsdException w:name="Table Subtle 2" w:semiHidden="1" w:unhideWhenUsed="1"/>
+    <w:lsdException w:name="Table Web 1" w:semiHidden="1" w:unhideWhenUsed="1"/>
+    <w:lsdException w:name="Table Web 2" w:semiHidden="1" w:unhideWhenUsed="1"/>
+    <w:lsdException w:name="Table Web 3" w:semiHidden="1" w:unhideWhenUsed="1"/>
+    <w:lsdException w:name="Balloon Text" w:semiHidden="1" w:unhideWhenUsed="1"/>
+    <w:lsdException w:name="Table Grid" w:uiPriority="39" w:qFormat="1"/>
+    <w:lsdException w:name="Table Theme" w:semiHidden="1" w:unhideWhenUsed="1"/>
+    <w:lsdException w:name="Placeholder Text" w:semiHidden="1" w:unhideWhenUsed="1"/>
+    <w:lsdException w:name="No Spacing" w:semiHidden="1" w:unhideWhenUsed="1"/>
+    <w:lsdException w:name="Light Shading" w:uiPriority="60"/>
+    <w:lsdException w:name="Light List" w:uiPriority="61"/>
+    <w:lsdException w:name="Light Grid" w:uiPriority="62"/>
+    <w:lsdException w:name="Medium Shading 1" w:uiPriority="63"/>
+    <w:lsdException w:name="Medium Shading 2" w:uiPriority="64"/>
+    <w:lsdException w:name="Medium List 1" w:uiPriority="65"/>
+    <w:lsdException w:name="Medium List 2" w:uiPriority="66"/>
+    <w:lsdException w:name="Medium Grid 1" w:uiPriority="67"/>
+    <w:lsdException w:name="Medium Grid 2" w:uiPriority="68"/>
+    <w:lsdException w:name="Medium Grid 3" w:uiPriority="69"/>
+    <w:lsdException w:name="Dark List" w:uiPriority="70"/>
+    <w:lsdException w:name="Colorful Shading" w:uiPriority="71"/>
+    <w:lsdException w:name="Colorful List" w:uiPriority="72"/>
+    <w:lsdException w:name="Colorful Grid" w:uiPriority="73"/>
+    <w:lsdException w:name="Light Shading Accent 1" w:uiPriority="60"/>
+    <w:lsdException w:name="Light List Accent 1" w:uiPriority="61"/>
+    <w:lsdException w:name="Light Grid Accent 1" w:uiPriority="62"/>
+    <w:lsdException w:name="Medium Shading 1 Accent 1" w:uiPriority="63"/>
+    <w:lsdException w:name="Medium Shading 2 Accent 1" w:uiPriority="64"/>
+    <w:lsdException w:name="Medium List 1 Accent 1" w:uiPriority="65"/>
+    <w:lsdException w:name="Revision" w:semiHidden="1" w:unhideWhenUsed="1"/>
+    <w:lsdException w:name="List Paragraph" w:semiHidden="1" w:unhideWhenUsed="1"/>
+    <w:lsdException w:name="Quote" w:semiHidden="1" w:unhideWhenUsed="1"/>
+    <w:lsdException w:name="Intense Quote" w:semiHidden="1" w:unhideWhenUsed="1"/>
+    <w:lsdException w:name="Medium List 2 Accent 1" w:uiPriority="66"/>
+    <w:lsdException w:name="Medium Grid 1 Accent 1" w:uiPriority="67"/>
+    <w:lsdException w:name="Medium Grid 2 Accent 1" w:uiPriority="68"/>
+    <w:lsdException w:name="Medium Grid 3 Accent 1" w:uiPriority="69"/>
+    <w:lsdException w:name="Dark List Accent 1" w:uiPriority="70"/>
+    <w:lsdException w:name="Colorful Shading Accent 1" w:uiPriority="71"/>
+    <w:lsdException w:name="Colorful List Accent 1" w:uiPriority="72"/>
+    <w:lsdException w:name="Colorful Grid Accent 1" w:uiPriority="73"/>
+    <w:lsdException w:name="Light Shading Accent 2" w:uiPriority="60"/>
+    <w:lsdException w:name="Light List Accent 2" w:uiPriority="61"/>
+    <w:lsdException w:name="Light Grid Accent 2" w:uiPriority="62"/>
+    <w:lsdException w:name="Medium Shading 1 Accent 2" w:uiPriority="63"/>
+    <w:lsdException w:name="Medium Shading 2 Accent 2" w:uiPriority="64"/>
+    <w:lsdException w:name="Medium List 1 Accent 2" w:uiPriority="65"/>
+    <w:lsdException w:name="Medium List 2 Accent 2" w:uiPriority="66"/>
+    <w:lsdException w:name="Medium Grid 1 Accent 2" w:uiPriority="67"/>
+    <w:lsdException w:name="Medium Grid 2 Accent 2" w:uiPriority="68"/>
+    <w:lsdException w:name="Medium Grid 3 Accent 2" w:uiPriority="69"/>
+    <w:lsdException w:name="Dark List Accent 2" w:uiPriority="70"/>
+    <w:lsdException w:name="Colorful Shading Accent 2" w:uiPriority="71"/>
+    <w:lsdException w:name="Colorful List Accent 2" w:uiPriority="72"/>
+    <w:lsdException w:name="Colorful Grid Accent 2" w:uiPriority="73"/>
+    <w:lsdException w:name="Light Shading Accent 3" w:uiPriority="60"/>
+    <w:lsdException w:name="Light List Accent 3" w:uiPriority="61"/>
+    <w:lsdException w:name="Light Grid Accent 3" w:uiPriority="62"/>
+    <w:lsdException w:name="Medium Shading 1 Accent 3" w:uiPriority="63"/>
+    <w:lsdException w:name="Medium Shading 2 Accent 3" w:uiPriority="64"/>
+    <w:lsdException w:name="Medium List 1 Accent 3" w:uiPriority="65"/>
+    <w:lsdException w:name="Medium List 2 Accent 3" w:uiPriority="66"/>
+    <w:lsdException w:name="Medium Grid 1 Accent 3" w:uiPriority="67"/>
+    <w:lsdException w:name="Medium Grid 2 Accent 3" w:uiPriority="68"/>
+    <w:lsdException w:name="Medium Grid 3 Accent 3" w:uiPriority="69"/>
+    <w:lsdException w:name="Dark List Accent 3" w:uiPriority="70"/>
+    <w:lsdException w:name="Colorful Shading Accent 3" w:uiPriority="71"/>
+    <w:lsdException w:name="Colorful List Accent 3" w:uiPriority="72"/>
+    <w:lsdException w:name="Colorful Grid Accent 3" w:uiPriority="73"/>
+    <w:lsdException w:name="Light Shading Accent 4" w:uiPriority="60"/>
+    <w:lsdException w:name="Light List Accent 4" w:uiPriority="61"/>
+    <w:lsdException w:name="Light Grid Accent 4" w:uiPriority="62"/>
+    <w:lsdException w:name="Medium Shading 1 Accent 4" w:uiPriority="63"/>
+    <w:lsdException w:name="Medium Shading 2 Accent 4" w:uiPriority="64"/>
+    <w:lsdException w:name="Medium List 1 Accent 4" w:uiPriority="65"/>
+    <w:lsdException w:name="Medium List 2 Accent 4" w:uiPriority="66"/>
+    <w:lsdException w:name="Medium Grid 1 Accent 4" w:uiPriority="67"/>
+    <w:lsdException w:name="Medium Grid 2 Accent 4" w:uiPriority="68"/>
+    <w:lsdException w:name="Medium Grid 3 Accent 4" w:uiPriority="69"/>
+    <w:lsdException w:name="Dark List Accent 4" w:uiPriority="70"/>
+    <w:lsdException w:name="Colorful Shading Accent 4" w:uiPriority="71"/>
+    <w:lsdException w:name="Colorful List Accent 4" w:uiPriority="72"/>
+    <w:lsdException w:name="Colorful Grid Accent 4" w:uiPriority="73"/>
+    <w:lsdException w:name="Light Shading Accent 5" w:uiPriority="60"/>
+    <w:lsdException w:name="Light List Accent 5" w:uiPriority="61"/>
+    <w:lsdException w:name="Light Grid Accent 5" w:uiPriority="62"/>
+    <w:lsdException w:name="Medium Shading 1 Accent 5" w:uiPriority="63"/>
+    <w:lsdException w:name="Medium Shading 2 Accent 5" w:uiPriority="64"/>
+    <w:lsdException w:name="Medium List 1 Accent 5" w:uiPriority="65"/>
+    <w:lsdException w:name="Medium List 2 Accent 5" w:uiPriority="66"/>
+    <w:lsdException w:name="Medium Grid 1 Accent 5" w:uiPriority="67"/>
+    <w:lsdException w:name="Medium Grid 2 Accent 5" w:uiPriority="68"/>
+    <w:lsdException w:name="Medium Grid 3 Accent 5" w:uiPriority="69"/>
+    <w:lsdException w:name="Dark List Accent 5" w:uiPriority="70"/>
+    <w:lsdException w:name="Colorful Shading Accent 5" w:uiPriority="71"/>
+    <w:lsdException w:name="Colorful List Accent 5" w:uiPriority="72"/>
+    <w:lsdException w:name="Colorful Grid Accent 5" w:uiPriority="73"/>
+    <w:lsdException w:name="Light Shading Accent 6" w:uiPriority="60"/>
+    <w:lsdException w:name="Light List Accent 6" w:uiPriority="61"/>
+    <w:lsdException w:name="Light Grid Accent 6" w:uiPriority="62"/>
+    <w:lsdException w:name="Medium Shading 1 Accent 6" w:uiPriority="63"/>
+    <w:lsdException w:name="Medium Shading 2 Accent 6" w:uiPriority="64"/>
+    <w:lsdException w:name="Medium List 1 Accent 6" w:uiPriority="65"/>
+    <w:lsdException w:name="Medium List 2 Accent 6" w:uiPriority="66"/>
+    <w:lsdException w:name="Medium Grid 1 Accent 6" w:uiPriority="67"/>
+    <w:lsdException w:name="Medium Grid 2 Accent 6" w:uiPriority="68"/>
+    <w:lsdException w:name="Medium Grid 3 Accent 6" w:uiPriority="69"/>
+    <w:lsdException w:name="Dark List Accent 6" w:uiPriority="70"/>
+    <w:lsdException w:name="Colorful Shading Accent 6" w:uiPriority="71"/>
+    <w:lsdException w:name="Colorful List Accent 6" w:uiPriority="72"/>
+    <w:lsdException w:name="Colorful Grid Accent 6" w:uiPriority="73"/>
+    <w:lsdException w:name="Subtle Emphasis" w:uiPriority="19" w:qFormat="1"/>
+    <w:lsdException w:name="Intense Emphasis" w:uiPriority="21" w:qFormat="1"/>
+    <w:lsdException w:name="Subtle Reference" w:uiPriority="31" w:qFormat="1"/>
+    <w:lsdException w:name="Intense Reference" w:uiPriority="32" w:qFormat="1"/>
+    <w:lsdException w:name="Book Title" w:uiPriority="33" w:qFormat="1"/>
+    <w:lsdException w:name="Bibliography" w:semiHidden="1" w:uiPriority="37" w:unhideWhenUsed="1"/>
+    <w:lsdException w:name="TOC Heading" w:semiHidden="1" w:uiPriority="39" w:unhideWhenUsed="1" w:qFormat="1"/>
+    <w:lsdException w:name="Plain Table 1" w:uiPriority="41"/>
+    <w:lsdException w:name="Plain Table 2" w:uiPriority="42"/>
+    <w:lsdException w:name="Plain Table 3" w:uiPriority="43"/>
+    <w:lsdException w:name="Plain Table 4" w:uiPriority="44"/>
+    <w:lsdException w:name="Plain Table 5" w:uiPriority="45"/>
+    <w:lsdException w:name="Grid Table Light" w:uiPriority="40"/>
+    <w:lsdException w:name="Grid Table 1 Light" w:uiPriority="46"/>
+    <w:lsdException w:name="Grid Table 2" w:uiPriority="47"/>
+    <w:lsdException w:name="Grid Table 3" w:uiPriority="48"/>
+    <w:lsdException w:name="Grid Table 4" w:uiPriority="49"/>
+    <w:lsdException w:name="Grid Table 5 Dark" w:uiPriority="50"/>
+    <w:lsdException w:name="Grid Table 6 Colorful" w:uiPriority="51"/>
+    <w:lsdException w:name="Grid Table 7 Colorful" w:uiPriority="52"/>
+    <w:lsdException w:name="Grid Table 1 Light Accent 1" w:uiPriority="46"/>
+    <w:lsdException w:name="Grid Table 2 Accent 1" w:uiPriority="47"/>
+    <w:lsdException w:name="Grid Table 3 Accent 1" w:uiPriority="48"/>
+    <w:lsdException w:name="Grid Table 4 Accent 1" w:uiPriority="49"/>
+    <w:lsdException w:name="Grid Table 5 Dark Accent 1" w:uiPriority="50"/>
+    <w:lsdException w:name="Grid Table 6 Colorful Accent 1" w:uiPriority="51"/>
+    <w:lsdException w:name="Grid Table 7 Colorful Accent 1" w:uiPriority="52"/>
+    <w:lsdException w:name="Grid Table 1 Light Accent 2" w:uiPriority="46"/>
+    <w:lsdException w:name="Grid Table 2 Accent 2" w:uiPriority="47"/>
+    <w:lsdException w:name="Grid Table 3 Accent 2" w:uiPriority="48"/>
+    <w:lsdException w:name="Grid Table 4 Accent 2" w:uiPriority="49"/>
+    <w:lsdException w:name="Grid Table 5 Dark Accent 2" w:uiPriority="50"/>
+    <w:lsdException w:name="Grid Table 6 Colorful Accent 2" w:uiPriority="51"/>
+    <w:lsdException w:name="Grid Table 7 Colorful Accent 2" w:uiPriority="52"/>
+    <w:lsdException w:name="Grid Table 1 Light Accent 3" w:uiPriority="46"/>
+    <w:lsdException w:name="Grid Table 2 Accent 3" w:uiPriority="47"/>
+    <w:lsdException w:name="Grid Table 3 Accent 3" w:uiPriority="48"/>
+    <w:lsdException w:name="Grid Table 4 Accent 3" w:uiPriority="49"/>
+    <w:lsdException w:name="Grid Table 5 Dark Accent 3" w:uiPriority="50"/>
+    <w:lsdException w:name="Grid Table 6 Colorful Accent 3" w:uiPriority="51"/>
+    <w:lsdException w:name="Grid Table 7 Colorful Accent 3" w:uiPriority="52"/>
+    <w:lsdException w:name="Grid Table 1 Light Accent 4" w:uiPriority="46"/>
+    <w:lsdException w:name="Grid Table 2 Accent 4" w:uiPriority="47"/>
+    <w:lsdException w:name="Grid Table 3 Accent 4" w:uiPriority="48"/>
+    <w:lsdException w:name="Grid Table 4 Accent 4" w:uiPriority="49"/>
+    <w:lsdException w:name="Grid Table 5 Dark Accent 4" w:uiPriority="50"/>
+    <w:lsdException w:name="Grid Table 6 Colorful Accent 4" w:uiPriority="51"/>
+    <w:lsdException w:name="Grid Table 7 Colorful Accent 4" w:uiPriority="52"/>
+    <w:lsdException w:name="Grid Table 1 Light Accent 5" w:uiPriority="46"/>
+    <w:lsdException w:name="Grid Table 2 Accent 5" w:uiPriority="47"/>
+    <w:lsdException w:name="Grid Table 3 Accent 5" w:uiPriority="48"/>
+    <w:lsdException w:name="Grid Table 4 Accent 5" w:uiPriority="49"/>
+    <w:lsdException w:name="Grid Table 5 Dark Accent 5" w:uiPriority="50"/>
+    <w:lsdException w:name="Grid Table 6 Colorful Accent 5" w:uiPriority="51"/>
+    <w:lsdException w:name="Grid Table 7 Colorful Accent 5" w:uiPriority="52"/>
+    <w:lsdException w:name="Grid Table 1 Light Accent 6" w:uiPriority="46"/>
+    <w:lsdException w:name="Grid Table 2 Accent 6" w:uiPriority="47"/>
+    <w:lsdException w:name="Grid Table 3 Accent 6" w:uiPriority="48"/>
+    <w:lsdException w:name="Grid Table 4 Accent 6" w:uiPriority="49"/>
+    <w:lsdException w:name="Grid Table 5 Dark Accent 6" w:uiPriority="50"/>
+    <w:lsdException w:name="Grid Table 6 Colorful Accent 6" w:uiPriority="51"/>
+    <w:lsdException w:name="Grid Table 7 Colorful Accent 6" w:uiPriority="52"/>
+    <w:lsdException w:name="List Table 1 Light" w:uiPriority="46"/>
+    <w:lsdException w:name="List Table 2" w:uiPriority="47"/>
+    <w:lsdException w:name="List Table 3" w:uiPriority="48"/>
+    <w:lsdException w:name="List Table 4" w:uiPriority="49"/>
+    <w:lsdException w:name="List Table 5 Dark" w:uiPriority="50"/>
+    <w:lsdException w:name="List Table 6 Colorful" w:uiPriority="51"/>
+    <w:lsdException w:name="List Table 7 Colorful" w:uiPriority="52"/>
+    <w:lsdException w:name="List Table 1 Light Accent 1" w:uiPriority="46"/>
+    <w:lsdException w:name="List Table 2 Accent 1" w:uiPriority="47"/>
+    <w:lsdException w:name="List Table 3 Accent 1" w:uiPriority="48"/>
+    <w:lsdException w:name="List Table 4 Accent 1" w:uiPriority="49"/>
+    <w:lsdException w:name="List Table 5 Dark Accent 1" w:uiPriority="50"/>
+    <w:lsdException w:name="List Table 6 Colorful Accent 1" w:uiPriority="51"/>
+    <w:lsdException w:name="List Table 7 Colorful Accent 1" w:uiPriority="52"/>
+    <w:lsdException w:name="List Table 1 Light Accent 2" w:uiPriority="46"/>
+    <w:lsdException w:name="List Table 2 Accent 2" w:uiPriority="47"/>
+    <w:lsdException w:name="List Table 3 Accent 2" w:uiPriority="48"/>
+    <w:lsdException w:name="List Table 4 Accent 2" w:uiPriority="49"/>
+    <w:lsdException w:name="List Table 5 Dark Accent 2" w:uiPriority="50"/>
+    <w:lsdException w:name="List Table 6 Colorful Accent 2" w:uiPriority="51"/>
+    <w:lsdException w:name="List Table 7 Colorful Accent 2" w:uiPriority="52"/>
+    <w:lsdException w:name="List Table 1 Light Accent 3" w:uiPriority="46"/>
+    <w:lsdException w:name="List Table 2 Accent 3" w:uiPriority="47"/>
+    <w:lsdException w:name="List Table 3 Accent 3" w:uiPriority="48"/>
+    <w:lsdException w:name="List Table 4 Accent 3" w:uiPriority="49"/>
+    <w:lsdException w:name="List Table 5 Dark Accent 3" w:uiPriority="50"/>
+    <w:lsdException w:name="List Table 6 Colorful Accent 3" w:uiPriority="51"/>
+    <w:lsdException w:name="List Table 7 Colorful Accent 3" w:uiPriority="52"/>
+    <w:lsdException w:name="List Table 1 Light Accent 4" w:uiPriority="46"/>
+    <w:lsdException w:name="List Table 2 Accent 4" w:uiPriority="47"/>
+    <w:lsdException w:name="List Table 3 Accent 4" w:uiPriority="48"/>
+    <w:lsdException w:name="List Table 4 Accent 4" w:uiPriority="49"/>
+    <w:lsdException w:name="List Table 5 Dark Accent 4" w:uiPriority="50"/>
+    <w:lsdException w:name="List Table 6 Colorful Accent 4" w:uiPriority="51"/>
+    <w:lsdException w:name="List Table 7 Colorful Accent 4" w:uiPriority="52"/>
+    <w:lsdException w:name="List Table 1 Light Accent 5" w:uiPriority="46"/>
+    <w:lsdException w:name="List Table 2 Accent 5" w:uiPriority="47"/>
+    <w:lsdException w:name="List Table 3 Accent 5" w:uiPriority="48"/>
+    <w:lsdException w:name="List Table 4 Accent 5" w:uiPriority="49"/>
+    <w:lsdException w:name="List Table 5 Dark Accent 5" w:uiPriority="50"/>
+    <w:lsdException w:name="List Table 6 Colorful Accent 5" w:uiPriority="51"/>
+    <w:lsdException w:name="List Table 7 Colorful Accent 5" w:uiPriority="52"/>
+    <w:lsdException w:name="List Table 1 Light Accent 6" w:uiPriority="46"/>
+    <w:lsdException w:name="List Table 2 Accent 6" w:uiPriority="47"/>
+    <w:lsdException w:name="List Table 3 Accent 6" w:uiPriority="48"/>
+    <w:lsdException w:name="List Table 4 Accent 6" w:uiPriority="49"/>
+    <w:lsdException w:name="List Table 5 Dark Accent 6" w:uiPriority="50"/>
+    <w:lsdException w:name="List Table 6 Colorful Accent 6" w:uiPriority="51"/>
+    <w:lsdException w:name="List Table 7 Colorful Accent 6" w:uiPriority="52"/>
+    <w:lsdException w:name="Mention" w:semiHidden="1" w:unhideWhenUsed="1"/>
+    <w:lsdException w:name="Smart Hyperlink" w:semiHidden="1" w:unhideWhenUsed="1"/>
+    <w:lsdException w:name="Hashtag" w:semiHidden="1" w:unhideWhenUsed="1"/>
+    <w:lsdException w:name="Unresolved Mention" w:semiHidden="1" w:unhideWhenUsed="1"/>
+    <w:lsdException w:name="Smart Link" w:semiHidden="1" w:unhideWhenUsed="1"/>
   </w:latentStyles>
-  <w:style w:type="paragraph" w:default="1" w:styleId="1">
+  <w:style w:type="paragraph" w:default="1" w:styleId="Normal">
     <w:name w:val="Normal"/>
     <w:qFormat/>
-    <w:uiPriority w:val="0"/>
     <w:pPr>
       <w:spacing w:after="160" w:line="259" w:lineRule="auto"/>
     </w:pPr>
     <w:rPr>
-      <w:rFonts w:asciiTheme="minorHAnsi" w:hAnsiTheme="minorHAnsi" w:eastAsiaTheme="minorHAnsi" w:cstheme="minorBidi"/>
       <w:kern w:val="2"/>
       <w:sz w:val="22"/>
       <w:szCs w:val="22"/>
-      <w:lang w:val="en-PH" w:eastAsia="en-US" w:bidi="ar-SA"/>
+      <w:lang w:eastAsia="en-US"/>
       <w14:ligatures w14:val="standardContextual"/>
     </w:rPr>
   </w:style>
-  <w:style w:type="character" w:default="1" w:styleId="2">
+  <w:style w:type="character" w:default="1" w:styleId="DefaultParagraphFont">
     <w:name w:val="Default Paragraph Font"/>
+    <w:uiPriority w:val="1"/>
     <w:semiHidden/>
     <w:unhideWhenUsed/>
-    <w:uiPriority w:val="1"/>
   </w:style>
-  <w:style w:type="table" w:default="1" w:styleId="3">
+  <w:style w:type="table" w:default="1" w:styleId="TableNormal">
     <w:name w:val="Normal Table"/>
+    <w:uiPriority w:val="99"/>
     <w:semiHidden/>
     <w:unhideWhenUsed/>
-    <w:uiPriority w:val="99"/>
     <w:tblPr>
+      <w:tblInd w:w="0" w:type="dxa"/>
       <w:tblCellMar>
         <w:top w:w="0" w:type="dxa"/>
         <w:left w:w="108" w:type="dxa"/>
@@ -1581,13 +1779,19 @@
       </w:tblCellMar>
     </w:tblPr>
   </w:style>
-  <w:style w:type="paragraph" w:styleId="4">
+  <w:style w:type="numbering" w:default="1" w:styleId="NoList">
+    <w:name w:val="No List"/>
+    <w:uiPriority w:val="99"/>
+    <w:semiHidden/>
+    <w:unhideWhenUsed/>
+  </w:style>
+  <w:style w:type="paragraph" w:styleId="Footer">
     <w:name w:val="footer"/>
-    <w:basedOn w:val="1"/>
-    <w:link w:val="8"/>
+    <w:basedOn w:val="Normal"/>
+    <w:link w:val="FooterChar"/>
+    <w:uiPriority w:val="99"/>
     <w:unhideWhenUsed/>
     <w:qFormat/>
-    <w:uiPriority w:val="99"/>
     <w:pPr>
       <w:tabs>
         <w:tab w:val="center" w:pos="4680"/>
@@ -1596,13 +1800,13 @@
       <w:spacing w:after="0" w:line="240" w:lineRule="auto"/>
     </w:pPr>
   </w:style>
-  <w:style w:type="paragraph" w:styleId="5">
+  <w:style w:type="paragraph" w:styleId="Header">
     <w:name w:val="header"/>
-    <w:basedOn w:val="1"/>
-    <w:link w:val="7"/>
+    <w:basedOn w:val="Normal"/>
+    <w:link w:val="HeaderChar"/>
+    <w:uiPriority w:val="99"/>
     <w:unhideWhenUsed/>
     <w:qFormat/>
-    <w:uiPriority w:val="99"/>
     <w:pPr>
       <w:tabs>
         <w:tab w:val="center" w:pos="4680"/>
@@ -1611,39 +1815,39 @@
       <w:spacing w:after="0" w:line="240" w:lineRule="auto"/>
     </w:pPr>
   </w:style>
-  <w:style w:type="table" w:styleId="6">
+  <w:style w:type="table" w:styleId="TableGrid">
     <w:name w:val="Table Grid"/>
-    <w:basedOn w:val="3"/>
+    <w:basedOn w:val="TableNormal"/>
+    <w:uiPriority w:val="39"/>
     <w:qFormat/>
-    <w:uiPriority w:val="39"/>
     <w:pPr>
       <w:widowControl w:val="0"/>
       <w:jc w:val="both"/>
     </w:pPr>
     <w:tblPr>
       <w:tblBorders>
-        <w:top w:val="single" w:color="auto" w:sz="4" w:space="0"/>
-        <w:left w:val="single" w:color="auto" w:sz="4" w:space="0"/>
-        <w:bottom w:val="single" w:color="auto" w:sz="4" w:space="0"/>
-        <w:right w:val="single" w:color="auto" w:sz="4" w:space="0"/>
-        <w:insideH w:val="single" w:color="auto" w:sz="4" w:space="0"/>
-        <w:insideV w:val="single" w:color="auto" w:sz="4" w:space="0"/>
+        <w:top w:val="single" w:sz="4" w:space="0" w:color="auto"/>
+        <w:left w:val="single" w:sz="4" w:space="0" w:color="auto"/>
+        <w:bottom w:val="single" w:sz="4" w:space="0" w:color="auto"/>
+        <w:right w:val="single" w:sz="4" w:space="0" w:color="auto"/>
+        <w:insideH w:val="single" w:sz="4" w:space="0" w:color="auto"/>
+        <w:insideV w:val="single" w:sz="4" w:space="0" w:color="auto"/>
       </w:tblBorders>
     </w:tblPr>
   </w:style>
-  <w:style w:type="character" w:customStyle="1" w:styleId="7">
+  <w:style w:type="character" w:customStyle="1" w:styleId="HeaderChar">
     <w:name w:val="Header Char"/>
-    <w:basedOn w:val="2"/>
-    <w:link w:val="5"/>
+    <w:basedOn w:val="DefaultParagraphFont"/>
+    <w:link w:val="Header"/>
+    <w:uiPriority w:val="99"/>
     <w:qFormat/>
+  </w:style>
+  <w:style w:type="character" w:customStyle="1" w:styleId="FooterChar">
+    <w:name w:val="Footer Char"/>
+    <w:basedOn w:val="DefaultParagraphFont"/>
+    <w:link w:val="Footer"/>
     <w:uiPriority w:val="99"/>
-  </w:style>
-  <w:style w:type="character" w:customStyle="1" w:styleId="8">
-    <w:name w:val="Footer Char"/>
-    <w:basedOn w:val="2"/>
-    <w:link w:val="4"/>
     <w:qFormat/>
-    <w:uiPriority w:val="99"/>
   </w:style>
 </w:styles>
 </file>
@@ -1900,6 +2104,7 @@
     </a:fmtScheme>
   </a:themeElements>
   <a:objectDefaults/>
+  <a:extraClrSchemeLst/>
 </a:theme>
 </file>
 

--- a/public/files/Certification.docx
+++ b/public/files/Certification.docx
@@ -271,7 +271,29 @@
           <w:szCs w:val="24"/>
           <w:lang w:val="en-US"/>
         </w:rPr>
-        <w:t xml:space="preserve">   day of OCTOBER 2025, in Calbayog City, Samar. This certification is valid only until, 1 (one) year from the date of issuance.</w:t>
+        <w:t xml:space="preserve">   day of OCTOBER 2025, in Calbayog City, Samar. This certification is valid only </w:t>
+      </w:r>
+      <w:proofErr w:type="gramStart"/>
+      <w:r>
+        <w:rPr>
+          <w:b/>
+          <w:bCs/>
+          <w:sz w:val="24"/>
+          <w:szCs w:val="24"/>
+          <w:lang w:val="en-US"/>
+        </w:rPr>
+        <w:t>until,</w:t>
+      </w:r>
+      <w:proofErr w:type="gramEnd"/>
+      <w:r>
+        <w:rPr>
+          <w:b/>
+          <w:bCs/>
+          <w:sz w:val="24"/>
+          <w:szCs w:val="24"/>
+          <w:lang w:val="en-US"/>
+        </w:rPr>
+        <w:t xml:space="preserve"> 1 (one) year from the date of issuance.</w:t>
       </w:r>
     </w:p>
     <w:p>
@@ -772,51 +794,19 @@
       </w:pPr>
       <w:r>
         <w:rPr>
-          <w:sz w:val="24"/>
-          <w:szCs w:val="24"/>
-          <w:lang w:val="en-US"/>
-        </w:rPr>
-        <w:tab/>
-      </w:r>
-    </w:p>
-    <w:p>
-      <w:pPr>
-        <w:tabs>
-          <w:tab w:val="left" w:pos="4199"/>
-        </w:tabs>
-        <w:rPr>
-          <w:sz w:val="24"/>
-          <w:szCs w:val="24"/>
-          <w:lang w:val="en-US"/>
-        </w:rPr>
-      </w:pPr>
-    </w:p>
-    <w:p>
-      <w:pPr>
-        <w:tabs>
-          <w:tab w:val="left" w:pos="4199"/>
-        </w:tabs>
-        <w:rPr>
-          <w:sz w:val="24"/>
-          <w:szCs w:val="24"/>
-          <w:lang w:val="en-US"/>
-        </w:rPr>
-      </w:pPr>
-      <w:r>
-        <w:rPr>
           <w:noProof/>
           <w14:ligatures w14:val="none"/>
         </w:rPr>
         <w:drawing>
-          <wp:anchor distT="0" distB="0" distL="114300" distR="114300" simplePos="0" relativeHeight="251659264" behindDoc="1" locked="0" layoutInCell="1" allowOverlap="1" wp14:anchorId="5EE0EBAD" wp14:editId="37C0EEE7">
+          <wp:anchor distT="0" distB="0" distL="114300" distR="114300" simplePos="0" relativeHeight="251659264" behindDoc="1" locked="0" layoutInCell="1" allowOverlap="1" wp14:anchorId="5EE0EBAD" wp14:editId="778C1D7A">
             <wp:simplePos x="0" y="0"/>
             <wp:positionH relativeFrom="margin">
-              <wp:posOffset>5219700</wp:posOffset>
+              <wp:align>right</wp:align>
             </wp:positionH>
             <wp:positionV relativeFrom="paragraph">
-              <wp:posOffset>106045</wp:posOffset>
+              <wp:posOffset>5715</wp:posOffset>
             </wp:positionV>
-            <wp:extent cx="1062395" cy="1062395"/>
+            <wp:extent cx="1062355" cy="1062355"/>
             <wp:effectExtent l="0" t="0" r="0" b="0"/>
             <wp:wrapNone/>
             <wp:docPr id="1117202640" name="Picture 46"/>
@@ -831,7 +821,7 @@
                     <pic:cNvPicPr/>
                   </pic:nvPicPr>
                   <pic:blipFill>
-                    <a:blip r:embed="rId7" cstate="print">
+                    <a:blip r:embed="rId8" cstate="print">
                       <a:extLst>
                         <a:ext uri="{28A0092B-C50C-407E-A947-70E740481C1C}">
                           <a14:useLocalDpi xmlns:a14="http://schemas.microsoft.com/office/drawing/2010/main" val="0"/>
@@ -845,7 +835,7 @@
                   <pic:spPr>
                     <a:xfrm>
                       <a:off x="0" y="0"/>
-                      <a:ext cx="1062395" cy="1062395"/>
+                      <a:ext cx="1062355" cy="1062355"/>
                     </a:xfrm>
                     <a:prstGeom prst="rect">
                       <a:avLst/>
@@ -863,6 +853,38 @@
           </wp:anchor>
         </w:drawing>
       </w:r>
+      <w:r>
+        <w:rPr>
+          <w:sz w:val="24"/>
+          <w:szCs w:val="24"/>
+          <w:lang w:val="en-US"/>
+        </w:rPr>
+        <w:tab/>
+      </w:r>
+    </w:p>
+    <w:p>
+      <w:pPr>
+        <w:tabs>
+          <w:tab w:val="left" w:pos="4199"/>
+        </w:tabs>
+        <w:rPr>
+          <w:sz w:val="24"/>
+          <w:szCs w:val="24"/>
+          <w:lang w:val="en-US"/>
+        </w:rPr>
+      </w:pPr>
+    </w:p>
+    <w:p>
+      <w:pPr>
+        <w:tabs>
+          <w:tab w:val="left" w:pos="4199"/>
+        </w:tabs>
+        <w:rPr>
+          <w:sz w:val="24"/>
+          <w:szCs w:val="24"/>
+          <w:lang w:val="en-US"/>
+        </w:rPr>
+      </w:pPr>
     </w:p>
     <w:p>
       <w:pPr>
@@ -877,10 +899,10 @@
       </w:pPr>
     </w:p>
     <w:sectPr>
-      <w:headerReference w:type="default" r:id="rId8"/>
+      <w:headerReference w:type="default" r:id="rId9"/>
       <w:type w:val="continuous"/>
-      <w:pgSz w:w="11906" w:h="16838"/>
-      <w:pgMar w:top="1440" w:right="1440" w:bottom="1440" w:left="1440" w:header="454" w:footer="708" w:gutter="0"/>
+      <w:pgSz w:w="12240" w:h="20160" w:code="5"/>
+      <w:pgMar w:top="1440" w:right="1440" w:bottom="1440" w:left="1440" w:header="454" w:footer="709" w:gutter="0"/>
       <w:cols w:space="708"/>
       <w:docGrid w:linePitch="360"/>
     </w:sectPr>
@@ -1132,7 +1154,7 @@
                 <wp:extent cx="938530" cy="877570"/>
                 <wp:effectExtent l="0" t="0" r="0" b="0"/>
                 <wp:wrapNone/>
-                <wp:docPr id="501842880" name="Picture 501842880"/>
+                <wp:docPr id="1875256323" name="Picture 1875256323"/>
                 <wp:cNvGraphicFramePr/>
                 <a:graphic xmlns:a="http://schemas.openxmlformats.org/drawingml/2006/main">
                   <a:graphicData uri="http://schemas.openxmlformats.org/drawingml/2006/picture">
@@ -1191,7 +1213,7 @@
                 <wp:extent cx="1096645" cy="999490"/>
                 <wp:effectExtent l="0" t="0" r="8255" b="0"/>
                 <wp:wrapNone/>
-                <wp:docPr id="1466970311" name="Picture 1466970311"/>
+                <wp:docPr id="1700992815" name="Picture 1700992815"/>
                 <wp:cNvGraphicFramePr/>
                 <a:graphic xmlns:a="http://schemas.openxmlformats.org/drawingml/2006/main">
                   <a:graphicData uri="http://schemas.openxmlformats.org/drawingml/2006/picture">
@@ -2117,10 +2139,22 @@
 </s:customData>
 </file>
 
+<file path=customXml/item2.xml><?xml version="1.0" encoding="utf-8"?>
+<b:Sources xmlns:b="http://schemas.openxmlformats.org/officeDocument/2006/bibliography" xmlns="http://schemas.openxmlformats.org/officeDocument/2006/bibliography" SelectedStyle="\APASixthEditionOfficeOnline.xsl" StyleName="APA" Version="6"/>
+</file>
+
 <file path=customXml/itemProps1.xml><?xml version="1.0" encoding="utf-8"?>
 <ds:datastoreItem xmlns:ds="http://schemas.openxmlformats.org/officeDocument/2006/customXml" ds:itemID="{B1977F7D-205B-4081-913C-38D41E755F92}">
   <ds:schemaRefs>
     <ds:schemaRef ds:uri="http://www.wps.cn/officeDocument/2013/wpsCustomData"/>
   </ds:schemaRefs>
 </ds:datastoreItem>
+</file>
+
+<file path=customXml/itemProps2.xml><?xml version="1.0" encoding="utf-8"?>
+<ds:datastoreItem xmlns:ds="http://schemas.openxmlformats.org/officeDocument/2006/customXml" ds:itemID="{61471B52-EE53-4CF0-9A4C-ECEDE0DBB60B}">
+  <ds:schemaRefs>
+    <ds:schemaRef ds:uri="http://schemas.openxmlformats.org/officeDocument/2006/bibliography"/>
+  </ds:schemaRefs>
+</ds:datastoreItem>
 </file>
--- a/public/files/Certification.docx
+++ b/public/files/Certification.docx
@@ -345,6 +345,105 @@
           <w:lang w:val="en-US"/>
         </w:rPr>
       </w:pPr>
+      <w:r>
+        <w:rPr>
+          <w:noProof/>
+        </w:rPr>
+        <mc:AlternateContent>
+          <mc:Choice Requires="wps">
+            <w:drawing>
+              <wp:anchor distT="45720" distB="45720" distL="114300" distR="114300" simplePos="0" relativeHeight="251663360" behindDoc="0" locked="0" layoutInCell="1" allowOverlap="1" wp14:anchorId="7354643C" wp14:editId="237CB835">
+                <wp:simplePos x="0" y="0"/>
+                <wp:positionH relativeFrom="column">
+                  <wp:posOffset>4044950</wp:posOffset>
+                </wp:positionH>
+                <wp:positionV relativeFrom="paragraph">
+                  <wp:posOffset>107950</wp:posOffset>
+                </wp:positionV>
+                <wp:extent cx="1257300" cy="292100"/>
+                <wp:effectExtent l="0" t="0" r="0" b="0"/>
+                <wp:wrapNone/>
+                <wp:docPr id="875432598" name="Text Box 2"/>
+                <wp:cNvGraphicFramePr>
+                  <a:graphicFrameLocks xmlns:a="http://schemas.openxmlformats.org/drawingml/2006/main"/>
+                </wp:cNvGraphicFramePr>
+                <a:graphic xmlns:a="http://schemas.openxmlformats.org/drawingml/2006/main">
+                  <a:graphicData uri="http://schemas.microsoft.com/office/word/2010/wordprocessingShape">
+                    <wps:wsp>
+                      <wps:cNvSpPr txBox="1">
+                        <a:spLocks noChangeArrowheads="1"/>
+                      </wps:cNvSpPr>
+                      <wps:spPr bwMode="auto">
+                        <a:xfrm>
+                          <a:off x="0" y="0"/>
+                          <a:ext cx="1257300" cy="292100"/>
+                        </a:xfrm>
+                        <a:prstGeom prst="rect">
+                          <a:avLst/>
+                        </a:prstGeom>
+                        <a:noFill/>
+                        <a:ln w="9525">
+                          <a:noFill/>
+                          <a:miter lim="800000"/>
+                        </a:ln>
+                      </wps:spPr>
+                      <wps:txbx>
+                        <w:txbxContent>
+                          <w:p>
+                            <w:r>
+                              <w:t>{%SIGNATURE_</w:t>
+                            </w:r>
+                            <w:r>
+                              <w:t>2</w:t>
+                            </w:r>
+                            <w:r>
+                              <w:t>}</w:t>
+                            </w:r>
+                          </w:p>
+                        </w:txbxContent>
+                      </wps:txbx>
+                      <wps:bodyPr rot="0" vert="horz" wrap="square" lIns="91440" tIns="45720" rIns="91440" bIns="45720" anchor="t" anchorCtr="0">
+                        <a:noAutofit/>
+                      </wps:bodyPr>
+                    </wps:wsp>
+                  </a:graphicData>
+                </a:graphic>
+                <wp14:sizeRelH relativeFrom="margin">
+                  <wp14:pctWidth>0</wp14:pctWidth>
+                </wp14:sizeRelH>
+                <wp14:sizeRelV relativeFrom="page">
+                  <wp14:pctHeight>0</wp14:pctHeight>
+                </wp14:sizeRelV>
+              </wp:anchor>
+            </w:drawing>
+          </mc:Choice>
+          <mc:Fallback>
+            <w:pict>
+              <v:shapetype w14:anchorId="7354643C" id="_x0000_t202" coordsize="21600,21600" o:spt="202" path="m,l,21600r21600,l21600,xe">
+                <v:stroke joinstyle="miter"/>
+                <v:path gradientshapeok="t" o:connecttype="rect"/>
+              </v:shapetype>
+              <v:shape id="Text Box 2" o:spid="_x0000_s1026" type="#_x0000_t202" style="position:absolute;margin-left:318.5pt;margin-top:8.5pt;width:99pt;height:23pt;z-index:251663360;visibility:visible;mso-wrap-style:square;mso-width-percent:0;mso-height-percent:0;mso-wrap-distance-left:9pt;mso-wrap-distance-top:3.6pt;mso-wrap-distance-right:9pt;mso-wrap-distance-bottom:3.6pt;mso-position-horizontal:absolute;mso-position-horizontal-relative:text;mso-position-vertical:absolute;mso-position-vertical-relative:text;mso-width-percent:0;mso-height-percent:0;mso-width-relative:margin;mso-height-relative:page;v-text-anchor:top" o:gfxdata="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" filled="f" stroked="f">
+                <v:textbox>
+                  <w:txbxContent>
+                    <w:p>
+                      <w:r>
+                        <w:t>{%SIGNATURE_</w:t>
+                      </w:r>
+                      <w:r>
+                        <w:t>2</w:t>
+                      </w:r>
+                      <w:r>
+                        <w:t>}</w:t>
+                      </w:r>
+                    </w:p>
+                  </w:txbxContent>
+                </v:textbox>
+              </v:shape>
+            </w:pict>
+          </mc:Fallback>
+        </mc:AlternateContent>
+      </w:r>
     </w:p>
     <w:p>
       <w:pPr>
@@ -608,6 +707,89 @@
           <w:lang w:val="en-US"/>
         </w:rPr>
       </w:pPr>
+      <w:r>
+        <w:rPr>
+          <w:noProof/>
+        </w:rPr>
+        <mc:AlternateContent>
+          <mc:Choice Requires="wps">
+            <w:drawing>
+              <wp:anchor distT="45720" distB="45720" distL="114300" distR="114300" simplePos="0" relativeHeight="251661312" behindDoc="0" locked="0" layoutInCell="1" allowOverlap="1" wp14:anchorId="59EE4CA3" wp14:editId="56CAEDD4">
+                <wp:simplePos x="0" y="0"/>
+                <wp:positionH relativeFrom="column">
+                  <wp:posOffset>3765550</wp:posOffset>
+                </wp:positionH>
+                <wp:positionV relativeFrom="paragraph">
+                  <wp:posOffset>9525</wp:posOffset>
+                </wp:positionV>
+                <wp:extent cx="1257300" cy="292100"/>
+                <wp:effectExtent l="0" t="0" r="0" b="0"/>
+                <wp:wrapNone/>
+                <wp:docPr id="222240230" name="Text Box 2"/>
+                <wp:cNvGraphicFramePr>
+                  <a:graphicFrameLocks xmlns:a="http://schemas.openxmlformats.org/drawingml/2006/main"/>
+                </wp:cNvGraphicFramePr>
+                <a:graphic xmlns:a="http://schemas.openxmlformats.org/drawingml/2006/main">
+                  <a:graphicData uri="http://schemas.microsoft.com/office/word/2010/wordprocessingShape">
+                    <wps:wsp>
+                      <wps:cNvSpPr txBox="1">
+                        <a:spLocks noChangeArrowheads="1"/>
+                      </wps:cNvSpPr>
+                      <wps:spPr bwMode="auto">
+                        <a:xfrm>
+                          <a:off x="0" y="0"/>
+                          <a:ext cx="1257300" cy="292100"/>
+                        </a:xfrm>
+                        <a:prstGeom prst="rect">
+                          <a:avLst/>
+                        </a:prstGeom>
+                        <a:noFill/>
+                        <a:ln w="9525">
+                          <a:noFill/>
+                          <a:miter lim="800000"/>
+                        </a:ln>
+                      </wps:spPr>
+                      <wps:txbx>
+                        <w:txbxContent>
+                          <w:p>
+                            <w:r>
+                              <w:t>{%SIGNATURE_1}</w:t>
+                            </w:r>
+                          </w:p>
+                        </w:txbxContent>
+                      </wps:txbx>
+                      <wps:bodyPr rot="0" vert="horz" wrap="square" lIns="91440" tIns="45720" rIns="91440" bIns="45720" anchor="t" anchorCtr="0">
+                        <a:noAutofit/>
+                      </wps:bodyPr>
+                    </wps:wsp>
+                  </a:graphicData>
+                </a:graphic>
+                <wp14:sizeRelH relativeFrom="margin">
+                  <wp14:pctWidth>0</wp14:pctWidth>
+                </wp14:sizeRelH>
+                <wp14:sizeRelV relativeFrom="page">
+                  <wp14:pctHeight>0</wp14:pctHeight>
+                </wp14:sizeRelV>
+              </wp:anchor>
+            </w:drawing>
+          </mc:Choice>
+          <mc:Fallback>
+            <w:pict>
+              <v:shape w14:anchorId="59EE4CA3" id="_x0000_s1027" type="#_x0000_t202" style="position:absolute;margin-left:296.5pt;margin-top:.75pt;width:99pt;height:23pt;z-index:251661312;visibility:visible;mso-wrap-style:square;mso-width-percent:0;mso-height-percent:0;mso-wrap-distance-left:9pt;mso-wrap-distance-top:3.6pt;mso-wrap-distance-right:9pt;mso-wrap-distance-bottom:3.6pt;mso-position-horizontal:absolute;mso-position-horizontal-relative:text;mso-position-vertical:absolute;mso-position-vertical-relative:text;mso-width-percent:0;mso-height-percent:0;mso-width-relative:margin;mso-height-relative:page;v-text-anchor:top" o:gfxdata="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" filled="f" stroked="f">
+                <v:textbox>
+                  <w:txbxContent>
+                    <w:p>
+                      <w:r>
+                        <w:t>{%SIGNATURE_1}</w:t>
+                      </w:r>
+                    </w:p>
+                  </w:txbxContent>
+                </v:textbox>
+              </v:shape>
+            </w:pict>
+          </mc:Fallback>
+        </mc:AlternateContent>
+      </w:r>
       <w:r>
         <w:rPr>
           <w:b/>
@@ -2131,6 +2313,10 @@
 </file>
 
 <file path=customXml/item1.xml><?xml version="1.0" encoding="utf-8"?>
+<b:Sources xmlns:b="http://schemas.openxmlformats.org/officeDocument/2006/bibliography" xmlns="http://schemas.openxmlformats.org/officeDocument/2006/bibliography" SelectedStyle="\APASixthEditionOfficeOnline.xsl" StyleName="APA" Version="6"/>
+</file>
+
+<file path=customXml/item2.xml><?xml version="1.0" encoding="utf-8"?>
 <s:customData xmlns="http://www.wps.cn/officeDocument/2013/wpsCustomData" xmlns:s="http://www.wps.cn/officeDocument/2013/wpsCustomData">
   <customSectProps/>
   <customShpExts>
@@ -2139,22 +2325,18 @@
 </s:customData>
 </file>
 
-<file path=customXml/item2.xml><?xml version="1.0" encoding="utf-8"?>
-<b:Sources xmlns:b="http://schemas.openxmlformats.org/officeDocument/2006/bibliography" xmlns="http://schemas.openxmlformats.org/officeDocument/2006/bibliography" SelectedStyle="\APASixthEditionOfficeOnline.xsl" StyleName="APA" Version="6"/>
+<file path=customXml/itemProps1.xml><?xml version="1.0" encoding="utf-8"?>
+<ds:datastoreItem xmlns:ds="http://schemas.openxmlformats.org/officeDocument/2006/customXml" ds:itemID="{61471B52-EE53-4CF0-9A4C-ECEDE0DBB60B}">
+  <ds:schemaRefs>
+    <ds:schemaRef ds:uri="http://schemas.openxmlformats.org/officeDocument/2006/bibliography"/>
+  </ds:schemaRefs>
+</ds:datastoreItem>
 </file>
 
-<file path=customXml/itemProps1.xml><?xml version="1.0" encoding="utf-8"?>
+<file path=customXml/itemProps2.xml><?xml version="1.0" encoding="utf-8"?>
 <ds:datastoreItem xmlns:ds="http://schemas.openxmlformats.org/officeDocument/2006/customXml" ds:itemID="{B1977F7D-205B-4081-913C-38D41E755F92}">
   <ds:schemaRefs>
     <ds:schemaRef ds:uri="http://www.wps.cn/officeDocument/2013/wpsCustomData"/>
   </ds:schemaRefs>
 </ds:datastoreItem>
-</file>
-
-<file path=customXml/itemProps2.xml><?xml version="1.0" encoding="utf-8"?>
-<ds:datastoreItem xmlns:ds="http://schemas.openxmlformats.org/officeDocument/2006/customXml" ds:itemID="{61471B52-EE53-4CF0-9A4C-ECEDE0DBB60B}">
-  <ds:schemaRefs>
-    <ds:schemaRef ds:uri="http://schemas.openxmlformats.org/officeDocument/2006/bibliography"/>
-  </ds:schemaRefs>
-</ds:datastoreItem>
 </file>
--- a/public/files/Certification.docx
+++ b/public/files/Certification.docx
@@ -327,6 +327,150 @@
         <w:rPr>
           <w:b/>
           <w:bCs/>
+          <w:noProof/>
+          <w:sz w:val="24"/>
+          <w:szCs w:val="24"/>
+          <w:lang w:val="en-US"/>
+          <w14:ligatures w14:val="none"/>
+        </w:rPr>
+        <w:drawing>
+          <wp:anchor distT="0" distB="0" distL="114300" distR="114300" simplePos="0" relativeHeight="251661312" behindDoc="0" locked="0" layoutInCell="1" allowOverlap="1" wp14:anchorId="76D968DD" wp14:editId="67808487">
+            <wp:simplePos x="0" y="0"/>
+            <wp:positionH relativeFrom="column">
+              <wp:posOffset>312420</wp:posOffset>
+            </wp:positionH>
+            <wp:positionV relativeFrom="page">
+              <wp:posOffset>5288915</wp:posOffset>
+            </wp:positionV>
+            <wp:extent cx="1324920" cy="612775"/>
+            <wp:effectExtent l="0" t="0" r="8890" b="0"/>
+            <wp:wrapNone/>
+            <wp:docPr id="1733912517" name="Picture 5" descr="Captain Signature"/>
+            <wp:cNvGraphicFramePr>
+              <a:graphicFrameLocks xmlns:a="http://schemas.openxmlformats.org/drawingml/2006/main" noChangeAspect="1"/>
+            </wp:cNvGraphicFramePr>
+            <a:graphic xmlns:a="http://schemas.openxmlformats.org/drawingml/2006/main">
+              <a:graphicData uri="http://schemas.openxmlformats.org/drawingml/2006/picture">
+                <pic:pic xmlns:pic="http://schemas.openxmlformats.org/drawingml/2006/picture">
+                  <pic:nvPicPr>
+                    <pic:cNvPr id="1733912517" name="Picture 5" descr="Captain Signature"/>
+                    <pic:cNvPicPr>
+                      <a:picLocks noChangeAspect="1" noChangeArrowheads="1"/>
+                    </pic:cNvPicPr>
+                  </pic:nvPicPr>
+                  <pic:blipFill>
+                    <a:blip r:embed="rId8" cstate="print">
+                      <a:extLst>
+                        <a:ext uri="{28A0092B-C50C-407E-A947-70E740481C1C}">
+                          <a14:useLocalDpi xmlns:a14="http://schemas.microsoft.com/office/drawing/2010/main" val="0"/>
+                        </a:ext>
+                      </a:extLst>
+                    </a:blip>
+                    <a:srcRect/>
+                    <a:stretch>
+                      <a:fillRect/>
+                    </a:stretch>
+                  </pic:blipFill>
+                  <pic:spPr bwMode="auto">
+                    <a:xfrm>
+                      <a:off x="0" y="0"/>
+                      <a:ext cx="1324920" cy="612775"/>
+                    </a:xfrm>
+                    <a:prstGeom prst="rect">
+                      <a:avLst/>
+                    </a:prstGeom>
+                    <a:noFill/>
+                    <a:ln>
+                      <a:noFill/>
+                    </a:ln>
+                  </pic:spPr>
+                </pic:pic>
+              </a:graphicData>
+            </a:graphic>
+            <wp14:sizeRelH relativeFrom="page">
+              <wp14:pctWidth>0</wp14:pctWidth>
+            </wp14:sizeRelH>
+            <wp14:sizeRelV relativeFrom="page">
+              <wp14:pctHeight>0</wp14:pctHeight>
+            </wp14:sizeRelV>
+          </wp:anchor>
+        </w:drawing>
+      </w:r>
+      <w:r>
+        <w:rPr>
+          <w:noProof/>
+          <w:sz w:val="24"/>
+          <w:szCs w:val="24"/>
+          <w:lang w:val="en-US"/>
+          <w14:ligatures w14:val="none"/>
+        </w:rPr>
+        <w:drawing>
+          <wp:anchor distT="0" distB="0" distL="114300" distR="114300" simplePos="0" relativeHeight="251660288" behindDoc="0" locked="0" layoutInCell="1" allowOverlap="1" wp14:anchorId="520F0211" wp14:editId="60113DE0">
+            <wp:simplePos x="0" y="0"/>
+            <wp:positionH relativeFrom="column">
+              <wp:posOffset>4099560</wp:posOffset>
+            </wp:positionH>
+            <wp:positionV relativeFrom="page">
+              <wp:posOffset>5278755</wp:posOffset>
+            </wp:positionV>
+            <wp:extent cx="1307961" cy="604933"/>
+            <wp:effectExtent l="0" t="0" r="6985" b="5080"/>
+            <wp:wrapNone/>
+            <wp:docPr id="1833970266" name="Picture 4" descr="Secretary Signature"/>
+            <wp:cNvGraphicFramePr>
+              <a:graphicFrameLocks xmlns:a="http://schemas.openxmlformats.org/drawingml/2006/main" noChangeAspect="1"/>
+            </wp:cNvGraphicFramePr>
+            <a:graphic xmlns:a="http://schemas.openxmlformats.org/drawingml/2006/main">
+              <a:graphicData uri="http://schemas.openxmlformats.org/drawingml/2006/picture">
+                <pic:pic xmlns:pic="http://schemas.openxmlformats.org/drawingml/2006/picture">
+                  <pic:nvPicPr>
+                    <pic:cNvPr id="1833970266" name="Picture 4" descr="Secretary Signature"/>
+                    <pic:cNvPicPr>
+                      <a:picLocks noChangeAspect="1" noChangeArrowheads="1"/>
+                    </pic:cNvPicPr>
+                  </pic:nvPicPr>
+                  <pic:blipFill>
+                    <a:blip r:embed="rId8" cstate="print">
+                      <a:extLst>
+                        <a:ext uri="{28A0092B-C50C-407E-A947-70E740481C1C}">
+                          <a14:useLocalDpi xmlns:a14="http://schemas.microsoft.com/office/drawing/2010/main" val="0"/>
+                        </a:ext>
+                      </a:extLst>
+                    </a:blip>
+                    <a:srcRect/>
+                    <a:stretch>
+                      <a:fillRect/>
+                    </a:stretch>
+                  </pic:blipFill>
+                  <pic:spPr bwMode="auto">
+                    <a:xfrm>
+                      <a:off x="0" y="0"/>
+                      <a:ext cx="1307961" cy="604933"/>
+                    </a:xfrm>
+                    <a:prstGeom prst="rect">
+                      <a:avLst/>
+                    </a:prstGeom>
+                    <a:noFill/>
+                    <a:ln>
+                      <a:noFill/>
+                    </a:ln>
+                  </pic:spPr>
+                </pic:pic>
+              </a:graphicData>
+            </a:graphic>
+            <wp14:sizeRelH relativeFrom="page">
+              <wp14:pctWidth>0</wp14:pctWidth>
+            </wp14:sizeRelH>
+            <wp14:sizeRelV relativeFrom="page">
+              <wp14:pctHeight>0</wp14:pctHeight>
+            </wp14:sizeRelV>
+          </wp:anchor>
+        </w:drawing>
+      </w:r>
+      <w:r>
+        <w:rPr>
+          <w:b/>
+          <w:bCs/>
           <w:sz w:val="24"/>
           <w:szCs w:val="24"/>
           <w:lang w:val="en-US"/>
@@ -345,105 +489,6 @@
           <w:lang w:val="en-US"/>
         </w:rPr>
       </w:pPr>
-      <w:r>
-        <w:rPr>
-          <w:noProof/>
-        </w:rPr>
-        <mc:AlternateContent>
-          <mc:Choice Requires="wps">
-            <w:drawing>
-              <wp:anchor distT="45720" distB="45720" distL="114300" distR="114300" simplePos="0" relativeHeight="251663360" behindDoc="0" locked="0" layoutInCell="1" allowOverlap="1" wp14:anchorId="7354643C" wp14:editId="237CB835">
-                <wp:simplePos x="0" y="0"/>
-                <wp:positionH relativeFrom="column">
-                  <wp:posOffset>4044950</wp:posOffset>
-                </wp:positionH>
-                <wp:positionV relativeFrom="paragraph">
-                  <wp:posOffset>107950</wp:posOffset>
-                </wp:positionV>
-                <wp:extent cx="1257300" cy="292100"/>
-                <wp:effectExtent l="0" t="0" r="0" b="0"/>
-                <wp:wrapNone/>
-                <wp:docPr id="875432598" name="Text Box 2"/>
-                <wp:cNvGraphicFramePr>
-                  <a:graphicFrameLocks xmlns:a="http://schemas.openxmlformats.org/drawingml/2006/main"/>
-                </wp:cNvGraphicFramePr>
-                <a:graphic xmlns:a="http://schemas.openxmlformats.org/drawingml/2006/main">
-                  <a:graphicData uri="http://schemas.microsoft.com/office/word/2010/wordprocessingShape">
-                    <wps:wsp>
-                      <wps:cNvSpPr txBox="1">
-                        <a:spLocks noChangeArrowheads="1"/>
-                      </wps:cNvSpPr>
-                      <wps:spPr bwMode="auto">
-                        <a:xfrm>
-                          <a:off x="0" y="0"/>
-                          <a:ext cx="1257300" cy="292100"/>
-                        </a:xfrm>
-                        <a:prstGeom prst="rect">
-                          <a:avLst/>
-                        </a:prstGeom>
-                        <a:noFill/>
-                        <a:ln w="9525">
-                          <a:noFill/>
-                          <a:miter lim="800000"/>
-                        </a:ln>
-                      </wps:spPr>
-                      <wps:txbx>
-                        <w:txbxContent>
-                          <w:p>
-                            <w:r>
-                              <w:t>{%SIGNATURE_</w:t>
-                            </w:r>
-                            <w:r>
-                              <w:t>2</w:t>
-                            </w:r>
-                            <w:r>
-                              <w:t>}</w:t>
-                            </w:r>
-                          </w:p>
-                        </w:txbxContent>
-                      </wps:txbx>
-                      <wps:bodyPr rot="0" vert="horz" wrap="square" lIns="91440" tIns="45720" rIns="91440" bIns="45720" anchor="t" anchorCtr="0">
-                        <a:noAutofit/>
-                      </wps:bodyPr>
-                    </wps:wsp>
-                  </a:graphicData>
-                </a:graphic>
-                <wp14:sizeRelH relativeFrom="margin">
-                  <wp14:pctWidth>0</wp14:pctWidth>
-                </wp14:sizeRelH>
-                <wp14:sizeRelV relativeFrom="page">
-                  <wp14:pctHeight>0</wp14:pctHeight>
-                </wp14:sizeRelV>
-              </wp:anchor>
-            </w:drawing>
-          </mc:Choice>
-          <mc:Fallback>
-            <w:pict>
-              <v:shapetype w14:anchorId="7354643C" id="_x0000_t202" coordsize="21600,21600" o:spt="202" path="m,l,21600r21600,l21600,xe">
-                <v:stroke joinstyle="miter"/>
-                <v:path gradientshapeok="t" o:connecttype="rect"/>
-              </v:shapetype>
-              <v:shape id="Text Box 2" o:spid="_x0000_s1026" type="#_x0000_t202" style="position:absolute;margin-left:318.5pt;margin-top:8.5pt;width:99pt;height:23pt;z-index:251663360;visibility:visible;mso-wrap-style:square;mso-width-percent:0;mso-height-percent:0;mso-wrap-distance-left:9pt;mso-wrap-distance-top:3.6pt;mso-wrap-distance-right:9pt;mso-wrap-distance-bottom:3.6pt;mso-position-horizontal:absolute;mso-position-horizontal-relative:text;mso-position-vertical:absolute;mso-position-vertical-relative:text;mso-width-percent:0;mso-height-percent:0;mso-width-relative:margin;mso-height-relative:page;v-text-anchor:top" o:gfxdata="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" filled="f" stroked="f">
-                <v:textbox>
-                  <w:txbxContent>
-                    <w:p>
-                      <w:r>
-                        <w:t>{%SIGNATURE_</w:t>
-                      </w:r>
-                      <w:r>
-                        <w:t>2</w:t>
-                      </w:r>
-                      <w:r>
-                        <w:t>}</w:t>
-                      </w:r>
-                    </w:p>
-                  </w:txbxContent>
-                </v:textbox>
-              </v:shape>
-            </w:pict>
-          </mc:Fallback>
-        </mc:AlternateContent>
-      </w:r>
     </w:p>
     <w:p>
       <w:pPr>
@@ -462,38 +507,6 @@
       </w:pPr>
       <w:r>
         <w:rPr>
-          <w:sz w:val="24"/>
-          <w:szCs w:val="24"/>
-          <w:lang w:val="en-US"/>
-        </w:rPr>
-        <w:tab/>
-      </w:r>
-      <w:r>
-        <w:rPr>
-          <w:sz w:val="24"/>
-          <w:szCs w:val="24"/>
-          <w:lang w:val="en-US"/>
-        </w:rPr>
-        <w:tab/>
-      </w:r>
-      <w:r>
-        <w:rPr>
-          <w:sz w:val="24"/>
-          <w:szCs w:val="24"/>
-          <w:lang w:val="en-US"/>
-        </w:rPr>
-        <w:tab/>
-      </w:r>
-      <w:r>
-        <w:rPr>
-          <w:sz w:val="24"/>
-          <w:szCs w:val="24"/>
-          <w:lang w:val="en-US"/>
-        </w:rPr>
-        <w:tab/>
-      </w:r>
-      <w:r>
-        <w:rPr>
           <w:b/>
           <w:bCs/>
           <w:sz w:val="24"/>
@@ -502,6 +515,27 @@
           <w:lang w:val="en-US"/>
         </w:rPr>
         <w:t>HON. BENJAMIN O. JAROPOJOP</w:t>
+      </w:r>
+      <w:r>
+        <w:rPr>
+          <w:b/>
+          <w:bCs/>
+          <w:sz w:val="24"/>
+          <w:szCs w:val="24"/>
+          <w:lang w:val="en-US"/>
+        </w:rPr>
+        <w:t xml:space="preserve">                                Witnessed by: </w:t>
+      </w:r>
+      <w:r>
+        <w:rPr>
+          <w:b/>
+          <w:bCs/>
+          <w:sz w:val="24"/>
+          <w:szCs w:val="24"/>
+          <w:u w:val="single"/>
+          <w:lang w:val="en-US"/>
+        </w:rPr>
+        <w:t>CRISANTA L. MERILLES</w:t>
       </w:r>
     </w:p>
     <w:p>
@@ -520,6 +554,18 @@
       </w:pPr>
       <w:r>
         <w:rPr>
+          <w:b/>
+          <w:bCs/>
+          <w:sz w:val="24"/>
+          <w:szCs w:val="24"/>
+          <w:lang w:val="en-US"/>
+        </w:rPr>
+        <w:t xml:space="preserve">             Punong Barangay</w:t>
+      </w:r>
+      <w:r>
+        <w:rPr>
+          <w:b/>
+          <w:bCs/>
           <w:sz w:val="24"/>
           <w:szCs w:val="24"/>
           <w:lang w:val="en-US"/>
@@ -528,6 +574,8 @@
       </w:r>
       <w:r>
         <w:rPr>
+          <w:b/>
+          <w:bCs/>
           <w:sz w:val="24"/>
           <w:szCs w:val="24"/>
           <w:lang w:val="en-US"/>
@@ -536,30 +584,14 @@
       </w:r>
       <w:r>
         <w:rPr>
+          <w:b/>
+          <w:bCs/>
           <w:sz w:val="24"/>
           <w:szCs w:val="24"/>
           <w:lang w:val="en-US"/>
         </w:rPr>
         <w:tab/>
-      </w:r>
-      <w:r>
-        <w:rPr>
-          <w:sz w:val="24"/>
-          <w:szCs w:val="24"/>
-          <w:lang w:val="en-US"/>
-        </w:rPr>
-        <w:tab/>
-      </w:r>
-      <w:r>
-        <w:rPr>
-          <w:b/>
-          <w:bCs/>
-          <w:sz w:val="24"/>
-          <w:szCs w:val="24"/>
-          <w:lang w:val="en-US"/>
-        </w:rPr>
-        <w:tab/>
-        <w:t>Punong Barangay</w:t>
+        <w:t xml:space="preserve">                            BRGY. SECRETARY</w:t>
       </w:r>
     </w:p>
     <w:p>
@@ -584,6 +616,49 @@
           <w:szCs w:val="24"/>
           <w:lang w:val="en-US"/>
         </w:rPr>
+        <w:t xml:space="preserve">            </w:t>
+      </w:r>
+      <w:r>
+        <w:rPr>
+          <w:b/>
+          <w:bCs/>
+          <w:sz w:val="24"/>
+          <w:szCs w:val="24"/>
+          <w:lang w:val="en-US"/>
+        </w:rPr>
+        <w:t xml:space="preserve">OCTOBER 06, </w:t>
+      </w:r>
+      <w:proofErr w:type="gramStart"/>
+      <w:r>
+        <w:rPr>
+          <w:b/>
+          <w:bCs/>
+          <w:sz w:val="24"/>
+          <w:szCs w:val="24"/>
+          <w:lang w:val="en-US"/>
+        </w:rPr>
+        <w:t>2025</w:t>
+      </w:r>
+      <w:proofErr w:type="gramEnd"/>
+      <w:r>
+        <w:rPr>
+          <w:b/>
+          <w:bCs/>
+          <w:sz w:val="24"/>
+          <w:szCs w:val="24"/>
+          <w:u w:val="single"/>
+          <w:lang w:val="en-US"/>
+        </w:rPr>
+        <w:t xml:space="preserve"> </w:t>
+      </w:r>
+      <w:r>
+        <w:rPr>
+          <w:b/>
+          <w:bCs/>
+          <w:sz w:val="24"/>
+          <w:szCs w:val="24"/>
+          <w:lang w:val="en-US"/>
+        </w:rPr>
         <w:tab/>
       </w:r>
       <w:r>
@@ -605,7 +680,16 @@
           <w:lang w:val="en-US"/>
         </w:rPr>
         <w:tab/>
-        <w:t xml:space="preserve">                       OCTOBER 06, 2025</w:t>
+      </w:r>
+      <w:r>
+        <w:rPr>
+          <w:b/>
+          <w:bCs/>
+          <w:sz w:val="24"/>
+          <w:szCs w:val="24"/>
+          <w:lang w:val="en-US"/>
+        </w:rPr>
+        <w:t xml:space="preserve">                           OCTOBER 06, 2025</w:t>
       </w:r>
     </w:p>
     <w:p>
@@ -615,11 +699,23 @@
         </w:tabs>
         <w:spacing w:after="0"/>
         <w:rPr>
-          <w:sz w:val="24"/>
-          <w:szCs w:val="24"/>
-          <w:lang w:val="en-US"/>
-        </w:rPr>
-      </w:pPr>
+          <w:b/>
+          <w:bCs/>
+          <w:sz w:val="24"/>
+          <w:szCs w:val="24"/>
+          <w:lang w:val="en-US"/>
+        </w:rPr>
+      </w:pPr>
+      <w:r>
+        <w:rPr>
+          <w:b/>
+          <w:bCs/>
+          <w:sz w:val="24"/>
+          <w:szCs w:val="24"/>
+          <w:lang w:val="en-US"/>
+        </w:rPr>
+        <w:t xml:space="preserve">                                                                                                               </w:t>
+      </w:r>
     </w:p>
     <w:p>
       <w:pPr>
@@ -628,263 +724,22 @@
         </w:tabs>
         <w:spacing w:after="0"/>
         <w:rPr>
-          <w:sz w:val="24"/>
-          <w:szCs w:val="24"/>
-          <w:lang w:val="en-US"/>
-        </w:rPr>
-      </w:pPr>
-    </w:p>
-    <w:p>
-      <w:pPr>
-        <w:tabs>
-          <w:tab w:val="left" w:pos="4199"/>
-        </w:tabs>
-        <w:spacing w:after="0"/>
-        <w:rPr>
-          <w:sz w:val="24"/>
-          <w:szCs w:val="24"/>
-          <w:lang w:val="en-US"/>
-        </w:rPr>
-      </w:pPr>
-    </w:p>
-    <w:p>
-      <w:pPr>
-        <w:tabs>
-          <w:tab w:val="left" w:pos="4199"/>
-        </w:tabs>
-        <w:spacing w:after="0"/>
-        <w:rPr>
-          <w:sz w:val="24"/>
-          <w:szCs w:val="24"/>
-          <w:lang w:val="en-US"/>
-        </w:rPr>
-      </w:pPr>
-    </w:p>
-    <w:p>
-      <w:pPr>
-        <w:tabs>
-          <w:tab w:val="left" w:pos="4199"/>
-        </w:tabs>
-        <w:spacing w:after="0"/>
-        <w:rPr>
-          <w:b/>
-          <w:bCs/>
-          <w:sz w:val="24"/>
-          <w:szCs w:val="24"/>
-          <w:lang w:val="en-US"/>
-        </w:rPr>
-      </w:pPr>
-      <w:r>
-        <w:rPr>
-          <w:sz w:val="24"/>
-          <w:szCs w:val="24"/>
-          <w:lang w:val="en-US"/>
-        </w:rPr>
-        <w:t xml:space="preserve">                                                                                                       </w:t>
-      </w:r>
-      <w:r>
-        <w:rPr>
-          <w:b/>
-          <w:bCs/>
-          <w:sz w:val="24"/>
-          <w:szCs w:val="24"/>
-          <w:lang w:val="en-US"/>
-        </w:rPr>
-        <w:t xml:space="preserve"> WITNESSED BY:</w:t>
-      </w:r>
-    </w:p>
-    <w:p>
-      <w:pPr>
-        <w:tabs>
-          <w:tab w:val="left" w:pos="4199"/>
-        </w:tabs>
-        <w:spacing w:after="0"/>
-        <w:rPr>
-          <w:b/>
-          <w:bCs/>
-          <w:sz w:val="24"/>
-          <w:szCs w:val="24"/>
-          <w:lang w:val="en-US"/>
-        </w:rPr>
-      </w:pPr>
-      <w:r>
-        <w:rPr>
-          <w:noProof/>
-        </w:rPr>
-        <mc:AlternateContent>
-          <mc:Choice Requires="wps">
-            <w:drawing>
-              <wp:anchor distT="45720" distB="45720" distL="114300" distR="114300" simplePos="0" relativeHeight="251661312" behindDoc="0" locked="0" layoutInCell="1" allowOverlap="1" wp14:anchorId="59EE4CA3" wp14:editId="56CAEDD4">
-                <wp:simplePos x="0" y="0"/>
-                <wp:positionH relativeFrom="column">
-                  <wp:posOffset>3765550</wp:posOffset>
-                </wp:positionH>
-                <wp:positionV relativeFrom="paragraph">
-                  <wp:posOffset>9525</wp:posOffset>
-                </wp:positionV>
-                <wp:extent cx="1257300" cy="292100"/>
-                <wp:effectExtent l="0" t="0" r="0" b="0"/>
-                <wp:wrapNone/>
-                <wp:docPr id="222240230" name="Text Box 2"/>
-                <wp:cNvGraphicFramePr>
-                  <a:graphicFrameLocks xmlns:a="http://schemas.openxmlformats.org/drawingml/2006/main"/>
-                </wp:cNvGraphicFramePr>
-                <a:graphic xmlns:a="http://schemas.openxmlformats.org/drawingml/2006/main">
-                  <a:graphicData uri="http://schemas.microsoft.com/office/word/2010/wordprocessingShape">
-                    <wps:wsp>
-                      <wps:cNvSpPr txBox="1">
-                        <a:spLocks noChangeArrowheads="1"/>
-                      </wps:cNvSpPr>
-                      <wps:spPr bwMode="auto">
-                        <a:xfrm>
-                          <a:off x="0" y="0"/>
-                          <a:ext cx="1257300" cy="292100"/>
-                        </a:xfrm>
-                        <a:prstGeom prst="rect">
-                          <a:avLst/>
-                        </a:prstGeom>
-                        <a:noFill/>
-                        <a:ln w="9525">
-                          <a:noFill/>
-                          <a:miter lim="800000"/>
-                        </a:ln>
-                      </wps:spPr>
-                      <wps:txbx>
-                        <w:txbxContent>
-                          <w:p>
-                            <w:r>
-                              <w:t>{%SIGNATURE_1}</w:t>
-                            </w:r>
-                          </w:p>
-                        </w:txbxContent>
-                      </wps:txbx>
-                      <wps:bodyPr rot="0" vert="horz" wrap="square" lIns="91440" tIns="45720" rIns="91440" bIns="45720" anchor="t" anchorCtr="0">
-                        <a:noAutofit/>
-                      </wps:bodyPr>
-                    </wps:wsp>
-                  </a:graphicData>
-                </a:graphic>
-                <wp14:sizeRelH relativeFrom="margin">
-                  <wp14:pctWidth>0</wp14:pctWidth>
-                </wp14:sizeRelH>
-                <wp14:sizeRelV relativeFrom="page">
-                  <wp14:pctHeight>0</wp14:pctHeight>
-                </wp14:sizeRelV>
-              </wp:anchor>
-            </w:drawing>
-          </mc:Choice>
-          <mc:Fallback>
-            <w:pict>
-              <v:shape w14:anchorId="59EE4CA3" id="_x0000_s1027" type="#_x0000_t202" style="position:absolute;margin-left:296.5pt;margin-top:.75pt;width:99pt;height:23pt;z-index:251661312;visibility:visible;mso-wrap-style:square;mso-width-percent:0;mso-height-percent:0;mso-wrap-distance-left:9pt;mso-wrap-distance-top:3.6pt;mso-wrap-distance-right:9pt;mso-wrap-distance-bottom:3.6pt;mso-position-horizontal:absolute;mso-position-horizontal-relative:text;mso-position-vertical:absolute;mso-position-vertical-relative:text;mso-width-percent:0;mso-height-percent:0;mso-width-relative:margin;mso-height-relative:page;v-text-anchor:top" o:gfxdata="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" filled="f" stroked="f">
-                <v:textbox>
-                  <w:txbxContent>
-                    <w:p>
-                      <w:r>
-                        <w:t>{%SIGNATURE_1}</w:t>
-                      </w:r>
-                    </w:p>
-                  </w:txbxContent>
-                </v:textbox>
-              </v:shape>
-            </w:pict>
-          </mc:Fallback>
-        </mc:AlternateContent>
-      </w:r>
-      <w:r>
-        <w:rPr>
-          <w:b/>
-          <w:bCs/>
-          <w:sz w:val="24"/>
-          <w:szCs w:val="24"/>
-          <w:lang w:val="en-US"/>
-        </w:rPr>
-        <w:t xml:space="preserve">                                                                                                     </w:t>
-      </w:r>
-    </w:p>
-    <w:p>
-      <w:pPr>
-        <w:tabs>
-          <w:tab w:val="left" w:pos="4199"/>
-        </w:tabs>
-        <w:spacing w:after="0"/>
-        <w:rPr>
-          <w:b/>
-          <w:bCs/>
-          <w:sz w:val="24"/>
-          <w:szCs w:val="24"/>
-          <w:lang w:val="en-US"/>
-        </w:rPr>
-      </w:pPr>
-      <w:r>
-        <w:rPr>
-          <w:b/>
-          <w:bCs/>
-          <w:sz w:val="24"/>
-          <w:szCs w:val="24"/>
-          <w:lang w:val="en-US"/>
-        </w:rPr>
-        <w:t xml:space="preserve">                                                                                                         </w:t>
-      </w:r>
-      <w:r>
-        <w:rPr>
-          <w:b/>
-          <w:bCs/>
-          <w:sz w:val="24"/>
-          <w:szCs w:val="24"/>
-          <w:u w:val="single"/>
-          <w:lang w:val="en-US"/>
-        </w:rPr>
-        <w:t xml:space="preserve"> CRISANTA L. MERILLES</w:t>
-      </w:r>
-    </w:p>
-    <w:p>
-      <w:pPr>
-        <w:tabs>
-          <w:tab w:val="left" w:pos="4199"/>
-        </w:tabs>
-        <w:spacing w:after="0"/>
-        <w:rPr>
-          <w:b/>
-          <w:bCs/>
-          <w:sz w:val="24"/>
-          <w:szCs w:val="24"/>
-          <w:lang w:val="en-US"/>
-        </w:rPr>
-      </w:pPr>
-      <w:r>
-        <w:rPr>
-          <w:b/>
-          <w:bCs/>
-          <w:sz w:val="24"/>
-          <w:szCs w:val="24"/>
-          <w:lang w:val="en-US"/>
-        </w:rPr>
-        <w:t xml:space="preserve">                                                                                                               BRGY. SECRETARY</w:t>
-      </w:r>
-    </w:p>
-    <w:p>
-      <w:pPr>
-        <w:tabs>
-          <w:tab w:val="left" w:pos="4199"/>
-        </w:tabs>
-        <w:spacing w:after="0"/>
-        <w:rPr>
-          <w:b/>
-          <w:bCs/>
-          <w:sz w:val="24"/>
-          <w:szCs w:val="24"/>
-          <w:lang w:val="en-US"/>
-        </w:rPr>
-      </w:pPr>
-      <w:r>
-        <w:rPr>
-          <w:b/>
-          <w:bCs/>
-          <w:sz w:val="24"/>
-          <w:szCs w:val="24"/>
-          <w:lang w:val="en-US"/>
-        </w:rPr>
-        <w:t xml:space="preserve">                                                                                                              OCTOBER 06, 2025</w:t>
+          <w:b/>
+          <w:bCs/>
+          <w:sz w:val="24"/>
+          <w:szCs w:val="24"/>
+          <w:lang w:val="en-US"/>
+        </w:rPr>
+      </w:pPr>
+      <w:r>
+        <w:rPr>
+          <w:b/>
+          <w:bCs/>
+          <w:sz w:val="24"/>
+          <w:szCs w:val="24"/>
+          <w:lang w:val="en-US"/>
+        </w:rPr>
+        <w:t xml:space="preserve">                                                                                                              </w:t>
       </w:r>
     </w:p>
     <w:p>
@@ -1003,7 +858,7 @@
                     <pic:cNvPicPr/>
                   </pic:nvPicPr>
                   <pic:blipFill>
-                    <a:blip r:embed="rId8" cstate="print">
+                    <a:blip r:embed="rId9" cstate="print">
                       <a:extLst>
                         <a:ext uri="{28A0092B-C50C-407E-A947-70E740481C1C}">
                           <a14:useLocalDpi xmlns:a14="http://schemas.microsoft.com/office/drawing/2010/main" val="0"/>
@@ -1081,7 +936,7 @@
       </w:pPr>
     </w:p>
     <w:sectPr>
-      <w:headerReference w:type="default" r:id="rId9"/>
+      <w:headerReference w:type="default" r:id="rId10"/>
       <w:type w:val="continuous"/>
       <w:pgSz w:w="12240" w:h="20160" w:code="5"/>
       <w:pgMar w:top="1440" w:right="1440" w:bottom="1440" w:left="1440" w:header="454" w:footer="709" w:gutter="0"/>

--- a/public/files/Certification.docx
+++ b/public/files/Certification.docx
@@ -136,73 +136,77 @@
           <w:szCs w:val="24"/>
           <w:lang w:val="en-US"/>
         </w:rPr>
-        <w:t xml:space="preserve">   This is to certify that </w:t>
-      </w:r>
-      <w:proofErr w:type="spellStart"/>
-      <w:r>
-        <w:rPr>
-          <w:b/>
-          <w:bCs/>
-          <w:sz w:val="24"/>
-          <w:szCs w:val="24"/>
-          <w:lang w:val="en-US"/>
-        </w:rPr>
-        <w:t>Mr</w:t>
-      </w:r>
-      <w:proofErr w:type="spellEnd"/>
-      <w:r>
-        <w:rPr>
-          <w:b/>
-          <w:bCs/>
-          <w:sz w:val="24"/>
-          <w:szCs w:val="24"/>
-          <w:lang w:val="en-US"/>
-        </w:rPr>
-        <w:t>/</w:t>
-      </w:r>
-      <w:proofErr w:type="spellStart"/>
-      <w:r>
-        <w:rPr>
-          <w:b/>
-          <w:bCs/>
-          <w:sz w:val="24"/>
-          <w:szCs w:val="24"/>
-          <w:lang w:val="en-US"/>
-        </w:rPr>
-        <w:t>Ms.MAIKA</w:t>
-      </w:r>
-      <w:proofErr w:type="spellEnd"/>
-      <w:r>
-        <w:rPr>
-          <w:b/>
-          <w:bCs/>
-          <w:sz w:val="24"/>
-          <w:szCs w:val="24"/>
-          <w:lang w:val="en-US"/>
-        </w:rPr>
-        <w:t xml:space="preserve"> DELA CRUZ MERILLES a resident of Purok 4, Barangay Guin-on, Calbayog City, Samar, for 5 years/month, is a qualified </w:t>
-      </w:r>
-      <w:proofErr w:type="spellStart"/>
-      <w:r>
-        <w:rPr>
-          <w:b/>
-          <w:bCs/>
-          <w:sz w:val="24"/>
-          <w:szCs w:val="24"/>
-          <w:lang w:val="en-US"/>
-        </w:rPr>
-        <w:t>availee</w:t>
-      </w:r>
-      <w:proofErr w:type="spellEnd"/>
-      <w:r>
-        <w:rPr>
-          <w:b/>
-          <w:bCs/>
-          <w:sz w:val="24"/>
-          <w:szCs w:val="24"/>
-          <w:lang w:val="en-US"/>
-        </w:rPr>
-        <w:t xml:space="preserve"> of RA 11261 or the FIRST TIME JOBSEEKER Act of 2019.</w:t>
+        <w:t xml:space="preserve">   This is to certify that Mr/Ms.</w:t>
+      </w:r>
+      <w:r>
+        <w:rPr>
+          <w:b/>
+          <w:bCs/>
+          <w:sz w:val="24"/>
+          <w:szCs w:val="24"/>
+          <w:lang w:val="en-US"/>
+        </w:rPr>
+        <w:t xml:space="preserve"> </w:t>
+      </w:r>
+      <w:r>
+        <w:rPr>
+          <w:b/>
+          <w:bCs/>
+          <w:sz w:val="24"/>
+          <w:szCs w:val="24"/>
+          <w:lang w:val="en-US"/>
+        </w:rPr>
+        <w:t>{fullname}</w:t>
+      </w:r>
+      <w:r>
+        <w:rPr>
+          <w:b/>
+          <w:bCs/>
+          <w:sz w:val="24"/>
+          <w:szCs w:val="24"/>
+          <w:lang w:val="en-US"/>
+        </w:rPr>
+        <w:t xml:space="preserve"> a resident of Purok </w:t>
+      </w:r>
+      <w:r>
+        <w:rPr>
+          <w:b/>
+          <w:bCs/>
+          <w:sz w:val="24"/>
+          <w:szCs w:val="24"/>
+          <w:lang w:val="en-US"/>
+        </w:rPr>
+        <w:t>{</w:t>
+      </w:r>
+      <w:r>
+        <w:rPr>
+          <w:b/>
+          <w:bCs/>
+          <w:sz w:val="24"/>
+          <w:szCs w:val="24"/>
+          <w:lang w:val="en-US"/>
+        </w:rPr>
+        <w:t>purok/location</w:t>
+      </w:r>
+      <w:r>
+        <w:rPr>
+          <w:b/>
+          <w:bCs/>
+          <w:sz w:val="24"/>
+          <w:szCs w:val="24"/>
+          <w:lang w:val="en-US"/>
+        </w:rPr>
+        <w:t>}</w:t>
+      </w:r>
+      <w:r>
+        <w:rPr>
+          <w:b/>
+          <w:bCs/>
+          <w:sz w:val="24"/>
+          <w:szCs w:val="24"/>
+          <w:lang w:val="en-US"/>
+        </w:rPr>
+        <w:t>, Barangay Guin-on, Calbayog City, Samar, for 5 years/month, is a qualified avail of RA 11261 or the FIRST TIME JOBSEEKER Act of 2019.</w:t>
       </w:r>
     </w:p>
     <w:p>
@@ -250,50 +254,67 @@
           <w:szCs w:val="24"/>
           <w:lang w:val="en-US"/>
         </w:rPr>
-        <w:t xml:space="preserve">           Signed this 06</w:t>
-      </w:r>
-      <w:r>
-        <w:rPr>
-          <w:b/>
-          <w:bCs/>
-          <w:sz w:val="24"/>
-          <w:szCs w:val="24"/>
-          <w:vertAlign w:val="superscript"/>
-          <w:lang w:val="en-US"/>
-        </w:rPr>
-        <w:t>TH</w:t>
-      </w:r>
-      <w:r>
-        <w:rPr>
-          <w:b/>
-          <w:bCs/>
-          <w:sz w:val="24"/>
-          <w:szCs w:val="24"/>
-          <w:lang w:val="en-US"/>
-        </w:rPr>
-        <w:t xml:space="preserve">   day of OCTOBER 2025, in Calbayog City, Samar. This certification is valid only </w:t>
-      </w:r>
-      <w:proofErr w:type="gramStart"/>
-      <w:r>
-        <w:rPr>
-          <w:b/>
-          <w:bCs/>
-          <w:sz w:val="24"/>
-          <w:szCs w:val="24"/>
-          <w:lang w:val="en-US"/>
-        </w:rPr>
-        <w:t>until,</w:t>
-      </w:r>
-      <w:proofErr w:type="gramEnd"/>
-      <w:r>
-        <w:rPr>
-          <w:b/>
-          <w:bCs/>
-          <w:sz w:val="24"/>
-          <w:szCs w:val="24"/>
-          <w:lang w:val="en-US"/>
-        </w:rPr>
-        <w:t xml:space="preserve"> 1 (one) year from the date of issuance.</w:t>
+        <w:t xml:space="preserve">           Signed this </w:t>
+      </w:r>
+      <w:r>
+        <w:rPr>
+          <w:b/>
+          <w:bCs/>
+          <w:sz w:val="24"/>
+          <w:szCs w:val="24"/>
+          <w:lang w:val="en-US"/>
+        </w:rPr>
+        <w:t>{this_day}</w:t>
+      </w:r>
+      <w:r>
+        <w:rPr>
+          <w:b/>
+          <w:bCs/>
+          <w:sz w:val="24"/>
+          <w:szCs w:val="24"/>
+          <w:lang w:val="en-US"/>
+        </w:rPr>
+        <w:t xml:space="preserve"> day of </w:t>
+      </w:r>
+      <w:r>
+        <w:rPr>
+          <w:b/>
+          <w:bCs/>
+          <w:sz w:val="24"/>
+          <w:szCs w:val="24"/>
+          <w:lang w:val="en-US"/>
+        </w:rPr>
+        <w:t>{month}</w:t>
+      </w:r>
+      <w:r>
+        <w:rPr>
+          <w:b/>
+          <w:bCs/>
+          <w:sz w:val="24"/>
+          <w:szCs w:val="24"/>
+          <w:lang w:val="en-US"/>
+        </w:rPr>
+        <w:t xml:space="preserve"> </w:t>
+      </w:r>
+      <w:r>
+        <w:rPr>
+          <w:b/>
+          <w:bCs/>
+          <w:sz w:val="24"/>
+          <w:szCs w:val="24"/>
+          <w:lang w:val="en-US"/>
+        </w:rPr>
+        <w:t>{year}</w:t>
+      </w:r>
+      <w:r>
+        <w:rPr>
+          <w:b/>
+          <w:bCs/>
+          <w:sz w:val="24"/>
+          <w:szCs w:val="24"/>
+          <w:lang w:val="en-US"/>
+        </w:rPr>
+        <w:t>, in Calbayog City, Samar. This certification is valid only until, 1 (one) year from the date of issuance.</w:t>
       </w:r>
     </w:p>
     <w:p>
@@ -626,20 +647,8 @@
           <w:szCs w:val="24"/>
           <w:lang w:val="en-US"/>
         </w:rPr>
-        <w:t xml:space="preserve">OCTOBER 06, </w:t>
-      </w:r>
-      <w:proofErr w:type="gramStart"/>
-      <w:r>
-        <w:rPr>
-          <w:b/>
-          <w:bCs/>
-          <w:sz w:val="24"/>
-          <w:szCs w:val="24"/>
-          <w:lang w:val="en-US"/>
-        </w:rPr>
-        <w:t>2025</w:t>
-      </w:r>
-      <w:proofErr w:type="gramEnd"/>
+        <w:t>OCTOBER 06, 2025</w:t>
+      </w:r>
       <w:r>
         <w:rPr>
           <w:b/>

--- a/public/files/Certification.docx
+++ b/public/files/Certification.docx
@@ -136,7 +136,29 @@
           <w:szCs w:val="24"/>
           <w:lang w:val="en-US"/>
         </w:rPr>
-        <w:t xml:space="preserve">   This is to certify that Mr/Ms.</w:t>
+        <w:t xml:space="preserve">   This is to certify that </w:t>
+      </w:r>
+      <w:proofErr w:type="spellStart"/>
+      <w:r>
+        <w:rPr>
+          <w:b/>
+          <w:bCs/>
+          <w:sz w:val="24"/>
+          <w:szCs w:val="24"/>
+          <w:lang w:val="en-US"/>
+        </w:rPr>
+        <w:t>Mr</w:t>
+      </w:r>
+      <w:proofErr w:type="spellEnd"/>
+      <w:r>
+        <w:rPr>
+          <w:b/>
+          <w:bCs/>
+          <w:sz w:val="24"/>
+          <w:szCs w:val="24"/>
+          <w:lang w:val="en-US"/>
+        </w:rPr>
+        <w:t>/Ms.</w:t>
       </w:r>
       <w:r>
         <w:rPr>
@@ -156,7 +178,29 @@
           <w:szCs w:val="24"/>
           <w:lang w:val="en-US"/>
         </w:rPr>
-        <w:t>{fullname}</w:t>
+        <w:t>{</w:t>
+      </w:r>
+      <w:proofErr w:type="spellStart"/>
+      <w:r>
+        <w:rPr>
+          <w:b/>
+          <w:bCs/>
+          <w:sz w:val="24"/>
+          <w:szCs w:val="24"/>
+          <w:lang w:val="en-US"/>
+        </w:rPr>
+        <w:t>fullname</w:t>
+      </w:r>
+      <w:proofErr w:type="spellEnd"/>
+      <w:r>
+        <w:rPr>
+          <w:b/>
+          <w:bCs/>
+          <w:sz w:val="24"/>
+          <w:szCs w:val="24"/>
+          <w:lang w:val="en-US"/>
+        </w:rPr>
+        <w:t>}</w:t>
       </w:r>
       <w:r>
         <w:rPr>
@@ -254,17 +298,61 @@
           <w:szCs w:val="24"/>
           <w:lang w:val="en-US"/>
         </w:rPr>
-        <w:t xml:space="preserve">           Signed this </w:t>
-      </w:r>
-      <w:r>
-        <w:rPr>
-          <w:b/>
-          <w:bCs/>
-          <w:sz w:val="24"/>
-          <w:szCs w:val="24"/>
-          <w:lang w:val="en-US"/>
-        </w:rPr>
-        <w:t>{this_day}</w:t>
+        <w:t xml:space="preserve">           Signed </w:t>
+      </w:r>
+      <w:proofErr w:type="gramStart"/>
+      <w:r>
+        <w:rPr>
+          <w:b/>
+          <w:bCs/>
+          <w:sz w:val="24"/>
+          <w:szCs w:val="24"/>
+          <w:lang w:val="en-US"/>
+        </w:rPr>
+        <w:t xml:space="preserve">this </w:t>
+      </w:r>
+      <w:r>
+        <w:rPr>
+          <w:b/>
+          <w:bCs/>
+          <w:sz w:val="24"/>
+          <w:szCs w:val="24"/>
+          <w:lang w:val="en-US"/>
+        </w:rPr>
+        <w:t>{</w:t>
+      </w:r>
+      <w:proofErr w:type="spellStart"/>
+      <w:r>
+        <w:rPr>
+          <w:b/>
+          <w:bCs/>
+          <w:sz w:val="24"/>
+          <w:szCs w:val="24"/>
+          <w:lang w:val="en-US"/>
+        </w:rPr>
+        <w:t>this</w:t>
+      </w:r>
+      <w:proofErr w:type="gramEnd"/>
+      <w:r>
+        <w:rPr>
+          <w:b/>
+          <w:bCs/>
+          <w:sz w:val="24"/>
+          <w:szCs w:val="24"/>
+          <w:lang w:val="en-US"/>
+        </w:rPr>
+        <w:t>_day</w:t>
+      </w:r>
+      <w:proofErr w:type="spellEnd"/>
+      <w:r>
+        <w:rPr>
+          <w:b/>
+          <w:bCs/>
+          <w:sz w:val="24"/>
+          <w:szCs w:val="24"/>
+          <w:lang w:val="en-US"/>
+        </w:rPr>
+        <w:t>}</w:t>
       </w:r>
       <w:r>
         <w:rPr>
@@ -314,7 +402,29 @@
           <w:szCs w:val="24"/>
           <w:lang w:val="en-US"/>
         </w:rPr>
-        <w:t>, in Calbayog City, Samar. This certification is valid only until, 1 (one) year from the date of issuance.</w:t>
+        <w:t xml:space="preserve">, in Calbayog City, Samar. This certification is valid only </w:t>
+      </w:r>
+      <w:proofErr w:type="gramStart"/>
+      <w:r>
+        <w:rPr>
+          <w:b/>
+          <w:bCs/>
+          <w:sz w:val="24"/>
+          <w:szCs w:val="24"/>
+          <w:lang w:val="en-US"/>
+        </w:rPr>
+        <w:t>until,</w:t>
+      </w:r>
+      <w:proofErr w:type="gramEnd"/>
+      <w:r>
+        <w:rPr>
+          <w:b/>
+          <w:bCs/>
+          <w:sz w:val="24"/>
+          <w:szCs w:val="24"/>
+          <w:lang w:val="en-US"/>
+        </w:rPr>
+        <w:t xml:space="preserve"> 1 (one) year from the date of issuance.</w:t>
       </w:r>
     </w:p>
     <w:p>
@@ -647,8 +757,20 @@
           <w:szCs w:val="24"/>
           <w:lang w:val="en-US"/>
         </w:rPr>
-        <w:t>OCTOBER 06, 2025</w:t>
-      </w:r>
+        <w:t xml:space="preserve">OCTOBER 06, </w:t>
+      </w:r>
+      <w:proofErr w:type="gramStart"/>
+      <w:r>
+        <w:rPr>
+          <w:b/>
+          <w:bCs/>
+          <w:sz w:val="24"/>
+          <w:szCs w:val="24"/>
+          <w:lang w:val="en-US"/>
+        </w:rPr>
+        <w:t>2025</w:t>
+      </w:r>
+      <w:proofErr w:type="gramEnd"/>
       <w:r>
         <w:rPr>
           <w:b/>
@@ -844,7 +966,7 @@
           <w14:ligatures w14:val="none"/>
         </w:rPr>
         <w:drawing>
-          <wp:anchor distT="0" distB="0" distL="114300" distR="114300" simplePos="0" relativeHeight="251659264" behindDoc="1" locked="0" layoutInCell="1" allowOverlap="1" wp14:anchorId="5EE0EBAD" wp14:editId="778C1D7A">
+          <wp:anchor distT="0" distB="0" distL="114300" distR="114300" simplePos="0" relativeHeight="251659264" behindDoc="1" locked="0" layoutInCell="1" allowOverlap="1" wp14:anchorId="5EE0EBAD" wp14:editId="7AD2E040">
             <wp:simplePos x="0" y="0"/>
             <wp:positionH relativeFrom="margin">
               <wp:align>right</wp:align>
@@ -855,7 +977,7 @@
             <wp:extent cx="1062355" cy="1062355"/>
             <wp:effectExtent l="0" t="0" r="0" b="0"/>
             <wp:wrapNone/>
-            <wp:docPr id="1117202640" name="Picture 46"/>
+            <wp:docPr id="1117202640" name="Picture 46" descr="{qr}"/>
             <wp:cNvGraphicFramePr>
               <a:graphicFrameLocks xmlns:a="http://schemas.openxmlformats.org/drawingml/2006/main" noChangeAspect="1"/>
             </wp:cNvGraphicFramePr>
@@ -863,7 +985,7 @@
               <a:graphicData uri="http://schemas.openxmlformats.org/drawingml/2006/picture">
                 <pic:pic xmlns:pic="http://schemas.openxmlformats.org/drawingml/2006/picture">
                   <pic:nvPicPr>
-                    <pic:cNvPr id="1117202640" name="Picture 1117202640"/>
+                    <pic:cNvPr id="1117202640" name="Picture 46" descr="{qr}"/>
                     <pic:cNvPicPr/>
                   </pic:nvPicPr>
                   <pic:blipFill>
@@ -2177,10 +2299,6 @@
 </file>
 
 <file path=customXml/item1.xml><?xml version="1.0" encoding="utf-8"?>
-<b:Sources xmlns:b="http://schemas.openxmlformats.org/officeDocument/2006/bibliography" xmlns="http://schemas.openxmlformats.org/officeDocument/2006/bibliography" SelectedStyle="\APASixthEditionOfficeOnline.xsl" StyleName="APA" Version="6"/>
-</file>
-
-<file path=customXml/item2.xml><?xml version="1.0" encoding="utf-8"?>
 <s:customData xmlns="http://www.wps.cn/officeDocument/2013/wpsCustomData" xmlns:s="http://www.wps.cn/officeDocument/2013/wpsCustomData">
   <customSectProps/>
   <customShpExts>
@@ -2189,18 +2307,22 @@
 </s:customData>
 </file>
 
+<file path=customXml/item2.xml><?xml version="1.0" encoding="utf-8"?>
+<b:Sources xmlns:b="http://schemas.openxmlformats.org/officeDocument/2006/bibliography" xmlns="http://schemas.openxmlformats.org/officeDocument/2006/bibliography" SelectedStyle="\APASixthEditionOfficeOnline.xsl" StyleName="APA" Version="6"/>
+</file>
+
 <file path=customXml/itemProps1.xml><?xml version="1.0" encoding="utf-8"?>
+<ds:datastoreItem xmlns:ds="http://schemas.openxmlformats.org/officeDocument/2006/customXml" ds:itemID="{B1977F7D-205B-4081-913C-38D41E755F92}">
+  <ds:schemaRefs>
+    <ds:schemaRef ds:uri="http://www.wps.cn/officeDocument/2013/wpsCustomData"/>
+  </ds:schemaRefs>
+</ds:datastoreItem>
+</file>
+
+<file path=customXml/itemProps2.xml><?xml version="1.0" encoding="utf-8"?>
 <ds:datastoreItem xmlns:ds="http://schemas.openxmlformats.org/officeDocument/2006/customXml" ds:itemID="{61471B52-EE53-4CF0-9A4C-ECEDE0DBB60B}">
   <ds:schemaRefs>
     <ds:schemaRef ds:uri="http://schemas.openxmlformats.org/officeDocument/2006/bibliography"/>
   </ds:schemaRefs>
 </ds:datastoreItem>
-</file>
-
-<file path=customXml/itemProps2.xml><?xml version="1.0" encoding="utf-8"?>
-<ds:datastoreItem xmlns:ds="http://schemas.openxmlformats.org/officeDocument/2006/customXml" ds:itemID="{B1977F7D-205B-4081-913C-38D41E755F92}">
-  <ds:schemaRefs>
-    <ds:schemaRef ds:uri="http://www.wps.cn/officeDocument/2013/wpsCustomData"/>
-  </ds:schemaRefs>
-</ds:datastoreItem>
 </file>